--- a/downloads/teacher/bridge-week-11.docx
+++ b/downloads/teacher/bridge-week-11.docx
@@ -2073,6 +2073,396 @@
         <w:t>For Python readiness before the Responsible Plant Classifier, retain a trace of the values, the predicted outputs and the changed-case explanation. Use actual Python 3 results to check the prediction after reasoning first.</w:t>
       </w:r>
     </w:p>
+    <w:p>
+      <w:pPr>
+        <w:pStyle w:val="Heading1"/>
+      </w:pPr>
+      <w:r>
+        <w:t>07. Prepare, teach and assess</w:t>
+      </w:r>
+    </w:p>
+    <w:p>
+      <w:r>
+        <w:t>Teaching target: Process a list of records consistently</w:t>
+      </w:r>
+    </w:p>
+    <w:p>
+      <w:r>
+        <w:t>Prepare the labelled worked-case picture, the matching workbook, fictional input cards and a place for individual responses. Check a local Python 3 environment before class; have a paper-trace version ready.</w:t>
+      </w:r>
+    </w:p>
+    <w:tbl>
+      <w:tblPr>
+        <w:tblStyle w:val="LightShading-Accent1"/>
+        <w:tblW w:type="auto" w:w="0"/>
+        <w:tblLook w:firstColumn="1" w:firstRow="1" w:lastColumn="0" w:lastRow="0" w:noHBand="0" w:noVBand="1" w:val="04A0"/>
+      </w:tblPr>
+      <w:tblGrid>
+        <w:gridCol w:w="3408"/>
+        <w:gridCol w:w="3408"/>
+        <w:gridCol w:w="3408"/>
+      </w:tblGrid>
+      <w:tr>
+        <w:trPr>
+          <w:tblHeader/>
+        </w:trPr>
+        <w:tc>
+          <w:tcPr>
+            <w:tcW w:type="dxa" w:w="3408"/>
+          </w:tcPr>
+          <w:p>
+            <w:r>
+              <w:t>Session</w:t>
+            </w:r>
+          </w:p>
+        </w:tc>
+        <w:tc>
+          <w:tcPr>
+            <w:tcW w:type="dxa" w:w="3408"/>
+          </w:tcPr>
+          <w:p>
+            <w:r>
+              <w:t>Plan</w:t>
+            </w:r>
+          </w:p>
+        </w:tc>
+        <w:tc>
+          <w:tcPr>
+            <w:tcW w:type="dxa" w:w="3408"/>
+          </w:tcPr>
+          <w:p>
+            <w:r>
+              <w:t>Resources</w:t>
+            </w:r>
+          </w:p>
+        </w:tc>
+      </w:tr>
+      <w:tr>
+        <w:tc>
+          <w:tcPr>
+            <w:tcW w:type="dxa" w:w="3408"/>
+          </w:tcPr>
+          <w:p>
+            <w:r>
+              <w:t>Session 1 · Understand · 45 min</w:t>
+            </w:r>
+          </w:p>
+        </w:tc>
+        <w:tc>
+          <w:tcPr>
+            <w:tcW w:type="dxa" w:w="3408"/>
+          </w:tcPr>
+          <w:p>
+            <w:r>
+              <w:t>0–7: recall and prerequisite; 7–15: inspect the concrete case and predict; 15–30: teacher models the worked trace; 30–40: learners explain a step using the text and visual; 40–45: check the core idea.</w:t>
+            </w:r>
+          </w:p>
+        </w:tc>
+        <w:tc>
+          <w:tcPr>
+            <w:tcW w:type="dxa" w:w="3408"/>
+          </w:tcPr>
+          <w:p>
+            <w:r>
+              <w:t>Sections 1–6; record the brief recall in the workbook.</w:t>
+            </w:r>
+          </w:p>
+        </w:tc>
+      </w:tr>
+      <w:tr>
+        <w:tc>
+          <w:tcPr>
+            <w:tcW w:type="dxa" w:w="3408"/>
+          </w:tcPr>
+          <w:p>
+            <w:r>
+              <w:t>Session 2 · Practise · 45 min</w:t>
+            </w:r>
+          </w:p>
+        </w:tc>
+        <w:tc>
+          <w:tcPr>
+            <w:tcW w:type="dxa" w:w="3408"/>
+          </w:tcPr>
+          <w:p>
+            <w:r>
+              <w:t>0–5: retrieve the procedure; 5–15: W2 completion practice; 15–23: explain and check with a partner; 23–30: each learner answers the misconception check; 30–40: targeted reteaching or a harder variation; 40–45: prepare the investigation.</w:t>
+            </w:r>
+          </w:p>
+        </w:tc>
+        <w:tc>
+          <w:tcPr>
+            <w:tcW w:type="dxa" w:w="3408"/>
+          </w:tcPr>
+          <w:p>
+            <w:r>
+              <w:t>Sections 7–10; use the matching workbook W2 and misconception check.</w:t>
+            </w:r>
+          </w:p>
+        </w:tc>
+      </w:tr>
+      <w:tr>
+        <w:tc>
+          <w:tcPr>
+            <w:tcW w:type="dxa" w:w="3408"/>
+          </w:tcPr>
+          <w:p>
+            <w:r>
+              <w:t>Session 3 · Investigate and transfer · 45 min</w:t>
+            </w:r>
+          </w:p>
+        </w:tc>
+        <w:tc>
+          <w:tcPr>
+            <w:tcW w:type="dxa" w:w="3408"/>
+          </w:tcPr>
+          <w:p>
+            <w:r>
+              <w:t>0–5: retrieve the decision rule; 5–20: investigate or trace; 20–30: start the independent case; 30–38: connect the project; 38–43: act on feedback; 43–45: plan the return check.</w:t>
+            </w:r>
+          </w:p>
+        </w:tc>
+        <w:tc>
+          <w:tcPr>
+            <w:tcW w:type="dxa" w:w="3408"/>
+          </w:tcPr>
+          <w:p>
+            <w:r>
+              <w:t>Sections 9 and 11–14. Give extra time to finish the full task set; use Section 15 when the week includes a coding lab.</w:t>
+            </w:r>
+          </w:p>
+        </w:tc>
+      </w:tr>
+    </w:tbl>
+    <w:p>
+      <w:r>
+        <w:t>Before class, solve the supported practice: For spare contributions 2, 4 and 1, trace total starting at 0.</w:t>
+      </w:r>
+    </w:p>
+    <w:p>
+      <w:r>
+        <w:t>Reasoned practice answer: Running totals 2, 6, 7.</w:t>
+      </w:r>
+    </w:p>
+    <w:p>
+      <w:r>
+        <w:t>Check every learner before discussion: Use the worked case for Reading structured data. Proposed explanation: “A successful run proves the conclusion”. Decide whether this explanation is supported. Point to the step or supplied fact that decides; explain your repair if needed.</w:t>
+      </w:r>
+    </w:p>
+    <w:p>
+      <w:r>
+        <w:t>Misconception repair: This loop assumes every record has the required integer fields. A missing used field causes KeyError. Do not silently treat a missing count as zero; that would invent unused capacity.</w:t>
+      </w:r>
+    </w:p>
+    <w:p>
+      <w:r>
+        <w:t>Support: read the exact case aloud, enlarge the labelled picture, supply input cards and model only the first deciding step. Accept a spoken explanation or drawing; retain the reasoning goal.</w:t>
+      </w:r>
+    </w:p>
+    <w:p>
+      <w:r>
+        <w:t>Extension: Add {"count":4} as a fourth row. Require a prediction and a reason before comparing. Expected result: Sum becomes 6, denominator 3, mean 2; coverage is 3 of 4. Reason: Only the added recorded value contributes; the existing absent field remains skipped.</w:t>
+      </w:r>
+    </w:p>
+    <w:p>
+      <w:r>
+        <w:t>Independent assessment: withhold the reserved answer until the learner has attempted the new case. Record support separately from correctness.</w:t>
+      </w:r>
+    </w:p>
+    <w:tbl>
+      <w:tblPr>
+        <w:tblStyle w:val="LightShading-Accent1"/>
+        <w:tblW w:type="auto" w:w="0"/>
+        <w:tblLook w:firstColumn="1" w:firstRow="1" w:lastColumn="0" w:lastRow="0" w:noHBand="0" w:noVBand="1" w:val="04A0"/>
+      </w:tblPr>
+      <w:tblGrid>
+        <w:gridCol w:w="2556"/>
+        <w:gridCol w:w="2556"/>
+        <w:gridCol w:w="2556"/>
+        <w:gridCol w:w="2556"/>
+      </w:tblGrid>
+      <w:tr>
+        <w:trPr>
+          <w:tblHeader/>
+        </w:trPr>
+        <w:tc>
+          <w:tcPr>
+            <w:tcW w:type="dxa" w:w="2556"/>
+          </w:tcPr>
+          <w:p>
+            <w:r>
+              <w:t>Criterion</w:t>
+            </w:r>
+          </w:p>
+        </w:tc>
+        <w:tc>
+          <w:tcPr>
+            <w:tcW w:type="dxa" w:w="2556"/>
+          </w:tcPr>
+          <w:p>
+            <w:r>
+              <w:t>Not yet</w:t>
+            </w:r>
+          </w:p>
+        </w:tc>
+        <w:tc>
+          <w:tcPr>
+            <w:tcW w:type="dxa" w:w="2556"/>
+          </w:tcPr>
+          <w:p>
+            <w:r>
+              <w:t>With support</w:t>
+            </w:r>
+          </w:p>
+        </w:tc>
+        <w:tc>
+          <w:tcPr>
+            <w:tcW w:type="dxa" w:w="2556"/>
+          </w:tcPr>
+          <w:p>
+            <w:r>
+              <w:t>Independent</w:t>
+            </w:r>
+          </w:p>
+        </w:tc>
+      </w:tr>
+      <w:tr>
+        <w:tc>
+          <w:tcPr>
+            <w:tcW w:type="dxa" w:w="2556"/>
+          </w:tcPr>
+          <w:p>
+            <w:r>
+              <w:t>Explanation</w:t>
+            </w:r>
+          </w:p>
+        </w:tc>
+        <w:tc>
+          <w:tcPr>
+            <w:tcW w:type="dxa" w:w="2556"/>
+          </w:tcPr>
+          <w:p>
+            <w:r>
+              <w:t>Names an answer without a deciding fact</w:t>
+            </w:r>
+          </w:p>
+        </w:tc>
+        <w:tc>
+          <w:tcPr>
+            <w:tcW w:type="dxa" w:w="2556"/>
+          </w:tcPr>
+          <w:p>
+            <w:r>
+              <w:t>Uses a hint to link fact and decision</w:t>
+            </w:r>
+          </w:p>
+        </w:tc>
+        <w:tc>
+          <w:tcPr>
+            <w:tcW w:type="dxa" w:w="2556"/>
+          </w:tcPr>
+          <w:p>
+            <w:r>
+              <w:t>Explains the deciding fact in own words</w:t>
+            </w:r>
+          </w:p>
+        </w:tc>
+      </w:tr>
+      <w:tr>
+        <w:tc>
+          <w:tcPr>
+            <w:tcW w:type="dxa" w:w="2556"/>
+          </w:tcPr>
+          <w:p>
+            <w:r>
+              <w:t>Trace or test</w:t>
+            </w:r>
+          </w:p>
+        </w:tc>
+        <w:tc>
+          <w:tcPr>
+            <w:tcW w:type="dxa" w:w="2556"/>
+          </w:tcPr>
+          <w:p>
+            <w:r>
+              <w:t>Cannot connect input and result</w:t>
+            </w:r>
+          </w:p>
+        </w:tc>
+        <w:tc>
+          <w:tcPr>
+            <w:tcW w:type="dxa" w:w="2556"/>
+          </w:tcPr>
+          <w:p>
+            <w:r>
+              <w:t>Completes steps with prompts</w:t>
+            </w:r>
+          </w:p>
+        </w:tc>
+        <w:tc>
+          <w:tcPr>
+            <w:tcW w:type="dxa" w:w="2556"/>
+          </w:tcPr>
+          <w:p>
+            <w:r>
+              <w:t>Traces or tests a changed case accurately</w:t>
+            </w:r>
+          </w:p>
+        </w:tc>
+      </w:tr>
+      <w:tr>
+        <w:tc>
+          <w:tcPr>
+            <w:tcW w:type="dxa" w:w="2556"/>
+          </w:tcPr>
+          <w:p>
+            <w:r>
+              <w:t>Limits and revision</w:t>
+            </w:r>
+          </w:p>
+        </w:tc>
+        <w:tc>
+          <w:tcPr>
+            <w:tcW w:type="dxa" w:w="2556"/>
+          </w:tcPr>
+          <w:p>
+            <w:r>
+              <w:t>Claims more than evidence supports</w:t>
+            </w:r>
+          </w:p>
+        </w:tc>
+        <w:tc>
+          <w:tcPr>
+            <w:tcW w:type="dxa" w:w="2556"/>
+          </w:tcPr>
+          <w:p>
+            <w:r>
+              <w:t>Names a limit after a prompt</w:t>
+            </w:r>
+          </w:p>
+        </w:tc>
+        <w:tc>
+          <w:tcPr>
+            <w:tcW w:type="dxa" w:w="2556"/>
+          </w:tcPr>
+          <w:p>
+            <w:r>
+              <w:t>States a defensible limit and useful next test</w:t>
+            </w:r>
+          </w:p>
+        </w:tc>
+      </w:tr>
+    </w:tbl>
+    <w:p>
+      <w:r>
+        <w:t>Project checkpoint: Python readiness portfolio. Keep runnable code, predictions, actual outputs, one repaired error and an explanation of a function on changed inputs.</w:t>
+      </w:r>
+    </w:p>
+    <w:p>
+      <w:r>
+        <w:t>Use the weekly teacher answer for topic-specific reasoning. A saved progress tick is an activity record; judge mastery from the learner’s explanation and evidence.</w:t>
+      </w:r>
+    </w:p>
     <w:sectPr>
       <w:pgSz w:w="12240" w:h="15840"/>
       <w:pgMar w:top="936" w:right="1008" w:bottom="936" w:left="1008" w:header="720" w:footer="720" w:gutter="0"/>

--- a/downloads/teacher/bridge-week-11.docx
+++ b/downloads/teacher/bridge-week-11.docx
@@ -2463,6 +2463,39 @@
         <w:t>Use the weekly teacher answer for topic-specific reasoning. A saved progress tick is an activity record; judge mastery from the learner’s explanation and evidence.</w:t>
       </w:r>
     </w:p>
+    <w:p>
+      <w:pPr>
+        <w:pStyle w:val="Heading1"/>
+      </w:pPr>
+      <w:r>
+        <w:t>08. Use feedback, labs and repair paths</w:t>
+      </w:r>
+    </w:p>
+    <w:p>
+      <w:r>
+        <w:t>Use the two formative questions as supported practice, not as independent mastery scores. Discuss the deciding evidence rather than accepting a guessed selection.</w:t>
+      </w:r>
+    </w:p>
+    <w:p>
+      <w:r>
+        <w:t>The feedback comes from the reviewed public worked case. Do not reveal the separately reserved independent teacher answer until the learner has attempted that case.</w:t>
+      </w:r>
+    </w:p>
+    <w:p>
+      <w:r>
+        <w:t>Ask students to predict before running code. Preserve errors and actual outputs; collect a changed test and an explanation. The branch-boundary and indexing lessons deliberately include failure cases.</w:t>
+      </w:r>
+    </w:p>
+    <w:p>
+      <w:r>
+        <w:t>Use the earlier worked-explanation links to address a specific missing building block, then return to the current question. Adapt this suggestion after observing the learner; it is not an automatic diagnosis.</w:t>
+      </w:r>
+    </w:p>
+    <w:p>
+      <w:r>
+        <w:t>Collect the completed-work portfolio as evidence. Record support separately from correctness, and assess explanation, trace/test and limitations. Progress ticks and quiz selections alone do not establish mastery.</w:t>
+      </w:r>
+    </w:p>
     <w:sectPr>
       <w:pgSz w:w="12240" w:h="15840"/>
       <w:pgMar w:top="936" w:right="1008" w:bottom="936" w:left="1008" w:header="720" w:footer="720" w:gutter="0"/>

--- a/downloads/teacher/bridge-week-11.docx
+++ b/downloads/teacher/bridge-week-11.docx
@@ -29,16 +29,39 @@
       </w:r>
     </w:p>
     <w:p>
-      <w:pPr>
-        <w:pStyle w:val="Heading3"/>
-      </w:pPr>
-      <w:r>
-        <w:t>Teach the learning cycle</w:t>
+      <w:r>
+        <w:t>Prepare Reading structured data: check the target, prerequisites, resources and adaptable teaching schedule.</w:t>
       </w:r>
     </w:p>
     <w:p>
-      <w:r>
-        <w:t>Primary target: Process a list of records consistently</w:t>
+      <w:pPr>
+        <w:pStyle w:val="Heading3"/>
+      </w:pPr>
+      <w:r>
+        <w:t>Teach the learning cycle</w:t>
+      </w:r>
+    </w:p>
+    <w:p>
+      <w:pPr>
+        <w:spacing w:line="336" w:lineRule="auto" w:after="180"/>
+      </w:pPr>
+      <w:r>
+        <w:rPr>
+          <w:b w:val="0"/>
+        </w:rPr>
+        <w:t xml:space="preserve">Primary target: </w:t>
+      </w:r>
+      <w:r>
+        <w:rPr>
+          <w:b/>
+        </w:rPr>
+        <w:t>Process</w:t>
+      </w:r>
+      <w:r>
+        <w:rPr>
+          <w:b w:val="0"/>
+        </w:rPr>
+        <w:t xml:space="preserve"> a list of records consistently</w:t>
       </w:r>
     </w:p>
     <w:tbl>
@@ -185,16 +208,37 @@
       </w:tr>
     </w:tbl>
     <w:p>
-      <w:r>
-        <w:t>This is a starting allocation of 135 minutes, not a validated duration. Preserve all named topics. Schedule extra time for connected examples, the full investigation, independent cases and project building. Repeated copies of a case share one recorded attempt; they are not new evidence.</w:t>
+      <w:pPr>
+        <w:spacing w:line="336" w:lineRule="auto" w:after="180"/>
+      </w:pPr>
+      <w:r>
+        <w:rPr>
+          <w:b w:val="0"/>
+        </w:rPr>
+        <w:t>This is a starting allocation of 135 minutes, not a validated duration. Preserve all named topics. Schedule extra time for connected examples, the full investigation, independent cases and project building.</w:t>
       </w:r>
     </w:p>
     <w:p>
       <w:pPr>
-        <w:pStyle w:val="Heading3"/>
-      </w:pPr>
-      <w:r>
-        <w:t>Retrieval answer guidance</w:t>
+        <w:spacing w:line="336" w:lineRule="auto" w:after="180"/>
+      </w:pPr>
+      <w:r>
+        <w:rPr>
+          <w:b w:val="0"/>
+        </w:rPr>
+        <w:t xml:space="preserve">Repeated copies of a case share one recorded attempt; they are not new </w:t>
+      </w:r>
+      <w:r>
+        <w:rPr>
+          <w:b/>
+        </w:rPr>
+        <w:t>evidence</w:t>
+      </w:r>
+      <w:r>
+        <w:rPr>
+          <w:b w:val="0"/>
+        </w:rPr>
+        <w:t>.</w:t>
       </w:r>
     </w:p>
     <w:p>
@@ -202,168 +246,406 @@
         <w:pStyle w:val="Heading3"/>
       </w:pPr>
       <w:r>
-        <w:t>Dictionaries and records</w:t>
+        <w:t>Retrieval answer guidance</w:t>
       </w:r>
     </w:p>
     <w:p>
-      <w:r>
-        <w:t>Without opening the old lesson, explain one key idea from Dictionaries and records. Give an example and a mistake that the idea helps you avoid.</w:t>
+      <w:pPr>
+        <w:pStyle w:val="Heading3"/>
+      </w:pPr>
+      <w:r>
+        <w:t>Dictionaries and records</w:t>
       </w:r>
     </w:p>
     <w:p>
-      <w:r>
-        <w:t>Look for: Read and update named dictionary fields</w:t>
+      <w:pPr>
+        <w:spacing w:line="336" w:lineRule="auto" w:after="180"/>
+      </w:pPr>
+      <w:r>
+        <w:rPr>
+          <w:b w:val="0"/>
+        </w:rPr>
+        <w:t>Without opening the old lesson, explain one key idea from Dictionaries and records. Give an example and a mistake that the idea helps you avoid.</w:t>
       </w:r>
     </w:p>
     <w:p>
-      <w:r>
-        <w:t>Reference example, not the only acceptable wording: Keys name, capacity, used; used is 2; remaining spaces 7.</w:t>
+      <w:pPr>
+        <w:spacing w:line="336" w:lineRule="auto" w:after="180"/>
+      </w:pPr>
+      <w:r>
+        <w:rPr>
+          <w:b w:val="0"/>
+        </w:rPr>
+        <w:t xml:space="preserve">Look for: Read and update named dictionary </w:t>
+      </w:r>
+      <w:r>
+        <w:rPr>
+          <w:b/>
+        </w:rPr>
+        <w:t>field</w:t>
+      </w:r>
+      <w:r>
+        <w:rPr>
+          <w:b w:val="0"/>
+        </w:rPr>
+        <w:t>s</w:t>
       </w:r>
     </w:p>
     <w:p>
       <w:pPr>
-        <w:pStyle w:val="Heading3"/>
-      </w:pPr>
-      <w:r>
-        <w:t>Functions and arguments</w:t>
+        <w:spacing w:line="336" w:lineRule="auto" w:after="180"/>
+      </w:pPr>
+      <w:r>
+        <w:rPr>
+          <w:b w:val="0"/>
+        </w:rPr>
+        <w:t>Reference example, not the only acceptable wording: Keys name, capacity, used; used is 2; remaining spaces 7.</w:t>
       </w:r>
     </w:p>
     <w:p>
-      <w:r>
-        <w:t>Without opening the old lesson, explain one key idea from Functions and arguments. Give an example and a mistake that the idea helps you avoid.</w:t>
+      <w:pPr>
+        <w:pStyle w:val="Heading3"/>
+      </w:pPr>
+      <w:r>
+        <w:t>Functions and arguments</w:t>
       </w:r>
     </w:p>
     <w:p>
-      <w:r>
-        <w:t>Look for: Distinguish a function definition from a function call</w:t>
+      <w:pPr>
+        <w:spacing w:line="336" w:lineRule="auto" w:after="180"/>
+      </w:pPr>
+      <w:r>
+        <w:rPr>
+          <w:b w:val="0"/>
+        </w:rPr>
+        <w:t>Without opening the old lesson, explain one key idea from Functions and arguments. Give an example and a mistake that the idea helps you avoid.</w:t>
       </w:r>
     </w:p>
     <w:p>
-      <w:r>
-        <w:t>Reference example, not the only acceptable wording: Name show_remaining; parameters capacity and used. Arguments 15 and 6 match capacity = 15 and used = 6. Expected printed result 9.</w:t>
+      <w:pPr>
+        <w:spacing w:line="336" w:lineRule="auto" w:after="180"/>
+      </w:pPr>
+      <w:r>
+        <w:rPr>
+          <w:b w:val="0"/>
+        </w:rPr>
+        <w:t>Look for: Distinguish a function definition from a function call</w:t>
       </w:r>
     </w:p>
     <w:p>
       <w:pPr>
-        <w:pStyle w:val="Heading3"/>
-      </w:pPr>
-      <w:r>
-        <w:t>Branching and boundary tests</w:t>
+        <w:spacing w:line="336" w:lineRule="auto" w:after="180"/>
+      </w:pPr>
+      <w:r>
+        <w:rPr>
+          <w:b w:val="0"/>
+        </w:rPr>
+        <w:t>Reference example, not the only acceptable wording: Name show_remaining; parameters capacity and used. Arguments 15 and 6 match capacity = 15 and used = 6. Expected printed result 9.</w:t>
       </w:r>
     </w:p>
     <w:p>
-      <w:r>
-        <w:t>Without opening the old lesson, explain one key idea from Branching and boundary tests. Give an example and a mistake that the idea helps you avoid.</w:t>
+      <w:pPr>
+        <w:pStyle w:val="Heading3"/>
+      </w:pPr>
+      <w:r>
+        <w:t>Branching and boundary tests</w:t>
       </w:r>
     </w:p>
     <w:p>
-      <w:r>
-        <w:t>Look for: Trace the selected branch in an if elif else chain</w:t>
+      <w:pPr>
+        <w:spacing w:line="336" w:lineRule="auto" w:after="180"/>
+      </w:pPr>
+      <w:r>
+        <w:rPr>
+          <w:b w:val="0"/>
+        </w:rPr>
+        <w:t>Without opening the old lesson, explain one key idea from Branching and boundary tests. Give an example and a mistake that the idea helps you avoid.</w:t>
       </w:r>
     </w:p>
     <w:p>
-      <w:r>
-        <w:t>Reference example, not the only acceptable wording: if tests negative first; elif checks &lt;= 12 only after that fails; else handles the rest. Unindented print runs after any selected branch, whose assignment gives label a value.</w:t>
+      <w:pPr>
+        <w:spacing w:line="336" w:lineRule="auto" w:after="180"/>
+      </w:pPr>
+      <w:r>
+        <w:rPr>
+          <w:b w:val="0"/>
+        </w:rPr>
+        <w:t>Look for: Trace the selected branch in an if elif else chain</w:t>
       </w:r>
     </w:p>
     <w:p>
-      <w:r>
-        <w:t>Teach Week 11 as a two-session investigation using fictional data. Two fictional cupboards are stored as a list of dictionaries. Each record uses the same keys and units. We want the total spare spaces. Treat the records as a dataset, and trace one record at a time before trusting a total. Assess the three stated outcomes through the independent task, not by copying the worked result.</w:t>
+      <w:pPr>
+        <w:spacing w:line="336" w:lineRule="auto" w:after="180"/>
+      </w:pPr>
+      <w:r>
+        <w:rPr>
+          <w:b w:val="0"/>
+        </w:rPr>
+        <w:t>Reference example, not the only acceptable wording: if tests negative first; elif checks &lt;= 12 only after that fails; else handles the rest.</w:t>
       </w:r>
     </w:p>
     <w:p>
       <w:pPr>
-        <w:pStyle w:val="Heading3"/>
-      </w:pPr>
-      <w:r>
-        <w:t>Outcomes</w:t>
+        <w:spacing w:line="336" w:lineRule="auto" w:after="180"/>
+      </w:pPr>
+      <w:r>
+        <w:rPr>
+          <w:b w:val="0"/>
+        </w:rPr>
+        <w:t>Unindented print runs after any selected branch, whose assignment gives label a value.</w:t>
       </w:r>
     </w:p>
     <w:p>
-      <w:r>
-        <w:t>Process a list of records consistently</w:t>
+      <w:pPr>
+        <w:spacing w:line="336" w:lineRule="auto" w:after="180"/>
+      </w:pPr>
+      <w:r>
+        <w:rPr>
+          <w:b w:val="0"/>
+        </w:rPr>
+        <w:t>Teach Week 11 as a two-session investigation using fictional data. Two fictional cupboards are stored as a list of dictionaries. Each record uses the same keys and units. We want the total spare spaces.</w:t>
       </w:r>
     </w:p>
     <w:p>
-      <w:r>
-        <w:t>Compute a total from named fields</w:t>
+      <w:pPr>
+        <w:spacing w:line="336" w:lineRule="auto" w:after="180"/>
+      </w:pPr>
+      <w:r>
+        <w:rPr>
+          <w:b w:val="0"/>
+        </w:rPr>
+        <w:t xml:space="preserve">Treat the records as a </w:t>
+      </w:r>
+      <w:r>
+        <w:rPr>
+          <w:b/>
+        </w:rPr>
+        <w:t>dataset</w:t>
+      </w:r>
+      <w:r>
+        <w:rPr>
+          <w:b w:val="0"/>
+        </w:rPr>
+        <w:t>, and trace one record at a time before trusting a total. Assess the three stated outcomes through the independent task, not by copying the worked result.</w:t>
       </w:r>
     </w:p>
     <w:p>
-      <w:r>
-        <w:t>Preserve record meaning while tracing a loop</w:t>
+      <w:pPr>
+        <w:pStyle w:val="Heading3"/>
+      </w:pPr>
+      <w:r>
+        <w:t>Outcomes</w:t>
       </w:r>
     </w:p>
     <w:p>
       <w:pPr>
-        <w:pStyle w:val="Heading3"/>
-      </w:pPr>
-      <w:r>
-        <w:t>Preparation</w:t>
+        <w:spacing w:line="336" w:lineRule="auto" w:after="180"/>
+      </w:pPr>
+      <w:r>
+        <w:rPr>
+          <w:b/>
+        </w:rPr>
+        <w:t>Process</w:t>
+      </w:r>
+      <w:r>
+        <w:rPr>
+          <w:b w:val="0"/>
+        </w:rPr>
+        <w:t xml:space="preserve"> a list of records consistently</w:t>
       </w:r>
     </w:p>
     <w:p>
-      <w:r>
-        <w:t>Python 3 editor with a fresh local practice file</w:t>
+      <w:pPr>
+        <w:spacing w:line="336" w:lineRule="auto" w:after="180"/>
+      </w:pPr>
+      <w:r>
+        <w:rPr>
+          <w:b w:val="0"/>
+        </w:rPr>
+        <w:t xml:space="preserve">Compute a total from named </w:t>
+      </w:r>
+      <w:r>
+        <w:rPr>
+          <w:b/>
+        </w:rPr>
+        <w:t>field</w:t>
+      </w:r>
+      <w:r>
+        <w:rPr>
+          <w:b w:val="0"/>
+        </w:rPr>
+        <w:t>s</w:t>
       </w:r>
     </w:p>
     <w:p>
-      <w:r>
-        <w:t>Paper trace table and the student workbook</w:t>
+      <w:pPr>
+        <w:spacing w:line="336" w:lineRule="auto" w:after="180"/>
+      </w:pPr>
+      <w:r>
+        <w:rPr>
+          <w:b w:val="0"/>
+        </w:rPr>
+        <w:t>Preserve record meaning while tracing a loop</w:t>
       </w:r>
     </w:p>
     <w:p>
-      <w:r>
-        <w:t>Fictional input records from this lesson; no real student identifiers</w:t>
+      <w:pPr>
+        <w:pStyle w:val="Heading3"/>
+      </w:pPr>
+      <w:r>
+        <w:t>Preparation</w:t>
       </w:r>
     </w:p>
     <w:p>
       <w:pPr>
-        <w:pStyle w:val="Heading3"/>
-      </w:pPr>
-      <w:r>
-        <w:t>Prerequisite answer</w:t>
+        <w:spacing w:line="336" w:lineRule="auto" w:after="180"/>
+      </w:pPr>
+      <w:r>
+        <w:rPr>
+          <w:b w:val="0"/>
+        </w:rPr>
+        <w:t>Python 3 editor with a fresh local practice file</w:t>
       </w:r>
     </w:p>
     <w:p>
-      <w:r>
-        <w:t>The key "used" stores 3.</w:t>
+      <w:pPr>
+        <w:spacing w:line="336" w:lineRule="auto" w:after="180"/>
+      </w:pPr>
+      <w:r>
+        <w:rPr>
+          <w:b w:val="0"/>
+        </w:rPr>
+        <w:t>Paper trace table and the student workbook</w:t>
       </w:r>
     </w:p>
     <w:p>
       <w:pPr>
-        <w:pStyle w:val="Heading3"/>
-      </w:pPr>
-      <w:r>
-        <w:t>End goal for the pictorial case</w:t>
+        <w:spacing w:line="336" w:lineRule="auto" w:after="180"/>
+      </w:pPr>
+      <w:r>
+        <w:rPr>
+          <w:b w:val="0"/>
+        </w:rPr>
+        <w:t xml:space="preserve">Fictional </w:t>
+      </w:r>
+      <w:r>
+        <w:rPr>
+          <w:b/>
+        </w:rPr>
+        <w:t>input</w:t>
+      </w:r>
+      <w:r>
+        <w:rPr>
+          <w:b w:val="0"/>
+        </w:rPr>
+        <w:t xml:space="preserve"> records from this lesson; no real student identifiers</w:t>
       </w:r>
     </w:p>
     <w:p>
-      <w:r>
-        <w:t>Trace reading structured data and explain the changed program before running it.</w:t>
+      <w:pPr>
+        <w:pStyle w:val="Heading3"/>
+      </w:pPr>
+      <w:r>
+        <w:t>Prerequisite answer</w:t>
       </w:r>
     </w:p>
     <w:p>
-      <w:r>
-        <w:t>This added worked case illustrates the week’s main idea. Retain all original and connected topics; schedule its practice within the teaching cycle.</w:t>
+      <w:pPr>
+        <w:spacing w:line="336" w:lineRule="auto" w:after="180"/>
+      </w:pPr>
+      <w:r>
+        <w:rPr>
+          <w:b w:val="0"/>
+        </w:rPr>
+        <w:t>The key "used" stores 3.</w:t>
       </w:r>
     </w:p>
     <w:p>
       <w:pPr>
-        <w:pStyle w:val="Heading1"/>
-      </w:pPr>
-      <w:r>
-        <w:t>02. Explain and model the mechanism</w:t>
+        <w:pStyle w:val="Heading3"/>
+      </w:pPr>
+      <w:r>
+        <w:t>End goal for the pictorial case</w:t>
       </w:r>
     </w:p>
     <w:p>
-      <w:r>
-        <w:t>Two fictional cupboards are stored as a list of dictionaries. Each record uses the same keys and units. We want the total spare spaces. Treat the records as a dataset, and trace one record at a time before trusting a total.</w:t>
+      <w:pPr>
+        <w:spacing w:line="336" w:lineRule="auto" w:after="180"/>
+      </w:pPr>
+      <w:r>
+        <w:rPr>
+          <w:b w:val="0"/>
+        </w:rPr>
+        <w:t>Trace reading structured data and explain the changed program before running it.</w:t>
       </w:r>
     </w:p>
     <w:p>
-      <w:r>
-        <w:t>The loop variable row refers to each record in turn. We calculate spare from that record, then add it. total starts before the loop. An empty list produces 0 because there are no updates; it does not tell us whether no cupboards exist or records were not collected.</w:t>
+      <w:pPr>
+        <w:spacing w:line="336" w:lineRule="auto" w:after="180"/>
+      </w:pPr>
+      <w:r>
+        <w:rPr>
+          <w:b w:val="0"/>
+        </w:rPr>
+        <w:t>This added worked case illustrates the week’s main idea. Retain all original and connected topics; schedule its practice within the teaching cycle.</w:t>
+      </w:r>
+    </w:p>
+    <w:p>
+      <w:pPr>
+        <w:pStyle w:val="Heading1"/>
+      </w:pPr>
+      <w:r>
+        <w:t>02. Explain and model the mechanism</w:t>
+      </w:r>
+    </w:p>
+    <w:p>
+      <w:r>
+        <w:t>Model Reading structured data using the supplied case, labelled mechanism and reasoning. Make the scope of each conclusion explicit.</w:t>
+      </w:r>
+    </w:p>
+    <w:p>
+      <w:pPr>
+        <w:spacing w:line="336" w:lineRule="auto" w:after="180"/>
+      </w:pPr>
+      <w:r>
+        <w:rPr>
+          <w:b w:val="0"/>
+        </w:rPr>
+        <w:t xml:space="preserve">Two fictional cupboards are stored as a list of dictionaries. Each record uses the same keys and units. We want the total spare spaces. Treat the records as a </w:t>
+      </w:r>
+      <w:r>
+        <w:rPr>
+          <w:b/>
+        </w:rPr>
+        <w:t>dataset</w:t>
+      </w:r>
+      <w:r>
+        <w:rPr>
+          <w:b w:val="0"/>
+        </w:rPr>
+        <w:t>, and trace one record at a time before trusting a total.</w:t>
+      </w:r>
+    </w:p>
+    <w:p>
+      <w:pPr>
+        <w:spacing w:line="336" w:lineRule="auto" w:after="180"/>
+      </w:pPr>
+      <w:r>
+        <w:rPr>
+          <w:b w:val="0"/>
+        </w:rPr>
+        <w:t>The loop variable row refers to each record in turn. We calculate spare from that record, then add it. total starts before the loop.</w:t>
+      </w:r>
+    </w:p>
+    <w:p>
+      <w:pPr>
+        <w:spacing w:line="336" w:lineRule="auto" w:after="180"/>
+      </w:pPr>
+      <w:r>
+        <w:rPr>
+          <w:b w:val="0"/>
+        </w:rPr>
+        <w:t>An empty list produces 0 because there are no updates; it does not tell us whether no cupboards exist or records were not collected.</w:t>
       </w:r>
     </w:p>
     <w:tbl>
@@ -615,8 +897,38 @@
       </w:r>
     </w:p>
     <w:p>
-      <w:r>
-        <w:t>Contributions 5, 0, 6; total 11. Exit: No. No records were processed; the result provides no evidence about actual cupboards.</w:t>
+      <w:pPr>
+        <w:spacing w:line="336" w:lineRule="auto" w:after="180"/>
+      </w:pPr>
+      <w:r>
+        <w:rPr>
+          <w:b w:val="0"/>
+        </w:rPr>
+        <w:t xml:space="preserve">Contributions 5, 0, 6; total 11. Exit: No. No records were </w:t>
+      </w:r>
+      <w:r>
+        <w:rPr>
+          <w:b/>
+        </w:rPr>
+        <w:t>process</w:t>
+      </w:r>
+      <w:r>
+        <w:rPr>
+          <w:b w:val="0"/>
+        </w:rPr>
+        <w:t xml:space="preserve">ed; the result provides no </w:t>
+      </w:r>
+      <w:r>
+        <w:rPr>
+          <w:b/>
+        </w:rPr>
+        <w:t>evidence</w:t>
+      </w:r>
+      <w:r>
+        <w:rPr>
+          <w:b w:val="0"/>
+        </w:rPr>
+        <w:t xml:space="preserve"> about actual cupboards.</w:t>
       </w:r>
     </w:p>
     <w:p>
@@ -628,8 +940,37 @@
       </w:r>
     </w:p>
     <w:p>
-      <w:r>
-        <w:t>Use the complete worked example below before asking learners to complete W2. Reveal a small part, invite a prediction, then explain the deciding step. These teacher notes contain solutions; do not reveal the independent case answer during modelling.</w:t>
+      <w:pPr>
+        <w:spacing w:line="336" w:lineRule="auto" w:after="180"/>
+      </w:pPr>
+      <w:r>
+        <w:rPr>
+          <w:b w:val="0"/>
+        </w:rPr>
+        <w:t xml:space="preserve">Use the complete worked example below before asking learners to complete W2. Reveal a small part, invite a </w:t>
+      </w:r>
+      <w:r>
+        <w:rPr>
+          <w:b/>
+        </w:rPr>
+        <w:t>prediction</w:t>
+      </w:r>
+      <w:r>
+        <w:rPr>
+          <w:b w:val="0"/>
+        </w:rPr>
+        <w:t>, then explain the deciding step.</w:t>
+      </w:r>
+    </w:p>
+    <w:p>
+      <w:pPr>
+        <w:spacing w:line="336" w:lineRule="auto" w:after="180"/>
+      </w:pPr>
+      <w:r>
+        <w:rPr>
+          <w:b w:val="0"/>
+        </w:rPr>
+        <w:t>These teacher notes contain solutions; do not reveal the independent case answer during modelling.</w:t>
       </w:r>
     </w:p>
     <w:p>
@@ -773,7 +1114,13 @@
       </w:tr>
     </w:tbl>
     <w:p>
-      <w:r>
+      <w:pPr>
+        <w:spacing w:line="336" w:lineRule="auto" w:after="180"/>
+      </w:pPr>
+      <w:r>
+        <w:rPr>
+          <w:b w:val="0"/>
+        </w:rPr>
         <w:t>Use the diagram and verbal explanation together. Ask learners to match a sentence to a specific visual step; do not assign learners fixed visual or auditory learning styles.</w:t>
       </w:r>
     </w:p>
@@ -786,8 +1133,26 @@
       </w:r>
     </w:p>
     <w:p>
-      <w:r>
-        <w:t>Read rows with a missing-field policy. A toy table is represented as a list of dictionaries; count only rows with a recorded count.</w:t>
+      <w:pPr>
+        <w:spacing w:line="336" w:lineRule="auto" w:after="180"/>
+      </w:pPr>
+      <w:r>
+        <w:rPr>
+          <w:b w:val="0"/>
+        </w:rPr>
+        <w:t>Read rows with a missing-</w:t>
+      </w:r>
+      <w:r>
+        <w:rPr>
+          <w:b/>
+        </w:rPr>
+        <w:t>field</w:t>
+      </w:r>
+      <w:r>
+        <w:rPr>
+          <w:b w:val="0"/>
+        </w:rPr>
+        <w:t xml:space="preserve"> policy. A toy table is represented as a list of dictionaries; count only rows with a recorded count.</w:t>
       </w:r>
     </w:p>
     <w:p>
@@ -799,8 +1164,35 @@
       </w:r>
     </w:p>
     <w:p>
-      <w:r>
-        <w:t>Python 3 records: [{"count":2},{"count":0},{}]. Policy: include existing numeric counts, including zero; skip an absent field.</w:t>
+      <w:pPr>
+        <w:pStyle w:val="Heading3"/>
+      </w:pPr>
+      <w:r>
+        <w:t>Supplied facts</w:t>
+      </w:r>
+    </w:p>
+    <w:p>
+      <w:pPr>
+        <w:spacing w:line="336" w:lineRule="auto" w:after="180"/>
+        <w:shd w:fill="F1F6FC"/>
+      </w:pPr>
+      <w:r>
+        <w:rPr>
+          <w:b w:val="0"/>
+        </w:rPr>
+        <w:t xml:space="preserve">Python 3 records: [{"count":2},{"count":0},{}]. Policy: include existing numeric counts, including zero; skip an absent </w:t>
+      </w:r>
+      <w:r>
+        <w:rPr>
+          <w:b/>
+        </w:rPr>
+        <w:t>field</w:t>
+      </w:r>
+      <w:r>
+        <w:rPr>
+          <w:b w:val="0"/>
+        </w:rPr>
+        <w:t>.</w:t>
       </w:r>
     </w:p>
     <w:p>
@@ -999,21 +1391,43 @@
       </w:r>
     </w:p>
     <w:p>
-      <w:r>
-        <w:t>Structured data need a row policy before aggregation. Treating missing as zero changes the statistic and can conceal incomplete coverage; real zero remains an observation.</w:t>
+      <w:pPr>
+        <w:pStyle w:val="Heading3"/>
+      </w:pPr>
+      <w:r>
+        <w:t>Why the result follows</w:t>
       </w:r>
     </w:p>
     <w:p>
       <w:pPr>
-        <w:pStyle w:val="Heading3"/>
-      </w:pPr>
-      <w:r>
-        <w:t>What this example does not establish</w:t>
+        <w:spacing w:line="336" w:lineRule="auto" w:after="180"/>
+        <w:shd w:fill="F1F6FC"/>
+      </w:pPr>
+      <w:r>
+        <w:rPr>
+          <w:b w:val="0"/>
+        </w:rPr>
+        <w:t xml:space="preserve">Structured data need a row policy before aggregation. Treating missing as zero changes the statistic and can conceal incomplete coverage; real zero remains an </w:t>
+      </w:r>
+      <w:r>
+        <w:rPr>
+          <w:b/>
+        </w:rPr>
+        <w:t>observation</w:t>
+      </w:r>
+      <w:r>
+        <w:rPr>
+          <w:b w:val="0"/>
+        </w:rPr>
+        <w:t>.</w:t>
       </w:r>
     </w:p>
     <w:p>
-      <w:r>
-        <w:t>This worked row policy is explicit; file parsing, malformed values and data provenance require additional checks.</w:t>
+      <w:pPr>
+        <w:pStyle w:val="Heading3"/>
+      </w:pPr>
+      <w:r>
+        <w:t>What this example does not establish</w:t>
       </w:r>
     </w:p>
     <w:p>
@@ -1021,43 +1435,180 @@
         <w:pStyle w:val="Heading3"/>
       </w:pPr>
       <w:r>
-        <w:t>Change one thing in the pictured case</w:t>
+        <w:t>Keep the stated limit</w:t>
       </w:r>
     </w:p>
     <w:p>
-      <w:r>
-        <w:t>Change: Add {"count":4} as a fourth row.</w:t>
+      <w:pPr>
+        <w:spacing w:line="336" w:lineRule="auto" w:after="180"/>
+        <w:shd w:fill="FFF5E6"/>
+      </w:pPr>
+      <w:r>
+        <w:rPr>
+          <w:b w:val="0"/>
+        </w:rPr>
+        <w:t>This worked row policy is explicit; file parsing, malformed values and data provenance require additional checks.</w:t>
       </w:r>
     </w:p>
     <w:p>
-      <w:r>
-        <w:t>Prediction: Sum becomes 6, denominator 3, mean 2; coverage is 3 of 4.</w:t>
+      <w:pPr>
+        <w:pStyle w:val="Heading3"/>
+      </w:pPr>
+      <w:r>
+        <w:t>Change one thing in the pictured case</w:t>
       </w:r>
     </w:p>
     <w:p>
-      <w:r>
-        <w:t>Reason: Only the added recorded value contributes; the existing absent field remains skipped.</w:t>
+      <w:pPr>
+        <w:pStyle w:val="Heading3"/>
+      </w:pPr>
+      <w:r>
+        <w:t>Change one thing</w:t>
       </w:r>
     </w:p>
     <w:p>
       <w:pPr>
-        <w:pStyle w:val="Heading3"/>
-      </w:pPr>
-      <w:r>
-        <w:t>Ask while showing the picture</w:t>
+        <w:spacing w:line="336" w:lineRule="auto" w:after="180"/>
+        <w:shd w:fill="F5F1FB"/>
+      </w:pPr>
+      <w:r>
+        <w:rPr>
+          <w:b w:val="0"/>
+        </w:rPr>
+        <w:t>Change: Add {"count":4} as a fourth row.</w:t>
       </w:r>
     </w:p>
     <w:p>
-      <w:r>
-        <w:t>Cover the result. Ask learners to name the inputs and predict the next step. Uncover one step, connect the icon to the actual procedure, and explain its evidence. Then change the supplied condition and compare. The picture is a representation; it does not document execution of a real AI model.</w:t>
+      <w:pPr>
+        <w:pStyle w:val="Heading3"/>
+      </w:pPr>
+      <w:r>
+        <w:t>Predicted result</w:t>
       </w:r>
     </w:p>
     <w:p>
       <w:pPr>
+        <w:spacing w:line="336" w:lineRule="auto" w:after="180"/>
+        <w:shd w:fill="F1F6FC"/>
+      </w:pPr>
+      <w:r>
+        <w:rPr>
+          <w:b/>
+        </w:rPr>
+        <w:t>Prediction</w:t>
+      </w:r>
+      <w:r>
+        <w:rPr>
+          <w:b w:val="0"/>
+        </w:rPr>
+        <w:t>: Sum becomes 6, denominator 3, mean 2; coverage is 3 of 4.</w:t>
+      </w:r>
+    </w:p>
+    <w:p>
+      <w:pPr>
+        <w:pStyle w:val="Heading3"/>
+      </w:pPr>
+      <w:r>
+        <w:t>Why the result follows</w:t>
+      </w:r>
+    </w:p>
+    <w:p>
+      <w:pPr>
+        <w:spacing w:line="336" w:lineRule="auto" w:after="180"/>
+        <w:shd w:fill="F1F6FC"/>
+      </w:pPr>
+      <w:r>
+        <w:rPr>
+          <w:b w:val="0"/>
+        </w:rPr>
+        <w:t xml:space="preserve">Reason: Only the added recorded value contributes; the existing absent </w:t>
+      </w:r>
+      <w:r>
+        <w:rPr>
+          <w:b/>
+        </w:rPr>
+        <w:t>field</w:t>
+      </w:r>
+      <w:r>
+        <w:rPr>
+          <w:b w:val="0"/>
+        </w:rPr>
+        <w:t xml:space="preserve"> remains skipped.</w:t>
+      </w:r>
+    </w:p>
+    <w:p>
+      <w:pPr>
+        <w:pStyle w:val="Heading3"/>
+      </w:pPr>
+      <w:r>
+        <w:t>Ask while showing the picture</w:t>
+      </w:r>
+    </w:p>
+    <w:p>
+      <w:pPr>
+        <w:pStyle w:val="Heading3"/>
+      </w:pPr>
+      <w:r>
+        <w:t>Ask while showing the picture · 1</w:t>
+      </w:r>
+    </w:p>
+    <w:p>
+      <w:pPr>
+        <w:spacing w:line="336" w:lineRule="auto" w:after="180"/>
+      </w:pPr>
+      <w:r>
+        <w:rPr>
+          <w:b w:val="0"/>
+        </w:rPr>
+        <w:t xml:space="preserve">Cover the result. Ask learners to name the </w:t>
+      </w:r>
+      <w:r>
+        <w:rPr>
+          <w:b/>
+        </w:rPr>
+        <w:t>input</w:t>
+      </w:r>
+      <w:r>
+        <w:rPr>
+          <w:b w:val="0"/>
+        </w:rPr>
+        <w:t xml:space="preserve">s and predict the next step. Uncover one step, connect the icon to the actual procedure, and explain its </w:t>
+      </w:r>
+      <w:r>
+        <w:rPr>
+          <w:b/>
+        </w:rPr>
+        <w:t>evidence</w:t>
+      </w:r>
+      <w:r>
+        <w:rPr>
+          <w:b w:val="0"/>
+        </w:rPr>
+        <w:t>. Then change the supplied condition and compare.</w:t>
+      </w:r>
+    </w:p>
+    <w:p>
+      <w:pPr>
+        <w:spacing w:line="336" w:lineRule="auto" w:after="180"/>
+      </w:pPr>
+      <w:r>
+        <w:rPr>
+          <w:b w:val="0"/>
+        </w:rPr>
+        <w:t>The picture is a representation; it does not document execution of a real AI model.</w:t>
+      </w:r>
+    </w:p>
+    <w:p>
+      <w:pPr>
         <w:pStyle w:val="Heading1"/>
       </w:pPr>
       <w:r>
         <w:t>03. Demonstrate and guide practice</w:t>
+      </w:r>
+    </w:p>
+    <w:p>
+      <w:r>
+        <w:t>Demonstrate Reading structured data, reduce support deliberately and check individual reasoning before discussing answers.</w:t>
       </w:r>
     </w:p>
     <w:tbl>
@@ -1273,13 +1824,61 @@
       </w:tr>
     </w:tbl>
     <w:p>
-      <w:r>
-        <w:t>Use the worked example in Sections 3 and 6. Collect a prediction before revealing its result; ask the learner to point to each intermediate fact.</w:t>
+      <w:pPr>
+        <w:spacing w:line="336" w:lineRule="auto" w:after="180"/>
+      </w:pPr>
+      <w:r>
+        <w:rPr>
+          <w:b w:val="0"/>
+        </w:rPr>
+        <w:t xml:space="preserve">Use the worked example in Sections 3 and 6. Collect a </w:t>
+      </w:r>
+      <w:r>
+        <w:rPr>
+          <w:b/>
+        </w:rPr>
+        <w:t>prediction</w:t>
+      </w:r>
+      <w:r>
+        <w:rPr>
+          <w:b w:val="0"/>
+        </w:rPr>
+        <w:t xml:space="preserve"> before revealing its result; ask the learner to point to each intermediate fact.</w:t>
       </w:r>
     </w:p>
     <w:p>
-      <w:r>
-        <w:t>Lay out a row card beside the accumulator. Extension: count processed records separately and report that count with the total.</w:t>
+      <w:pPr>
+        <w:spacing w:line="336" w:lineRule="auto" w:after="180"/>
+      </w:pPr>
+      <w:r>
+        <w:rPr>
+          <w:b w:val="0"/>
+        </w:rPr>
+        <w:t xml:space="preserve">Lay out a row card beside the </w:t>
+      </w:r>
+      <w:r>
+        <w:rPr>
+          <w:b/>
+        </w:rPr>
+        <w:t>accumulator</w:t>
+      </w:r>
+      <w:r>
+        <w:rPr>
+          <w:b w:val="0"/>
+        </w:rPr>
+        <w:t xml:space="preserve">. Extension: count </w:t>
+      </w:r>
+      <w:r>
+        <w:rPr>
+          <w:b/>
+        </w:rPr>
+        <w:t>process</w:t>
+      </w:r>
+      <w:r>
+        <w:rPr>
+          <w:b w:val="0"/>
+        </w:rPr>
+        <w:t>ed records separately and report that count with the total.</w:t>
       </w:r>
     </w:p>
     <w:p>
@@ -1291,54 +1890,107 @@
       </w:r>
     </w:p>
     <w:p>
-      <w:r>
-        <w:t>Completion task: For spare contributions 2, 4 and 1, trace total starting at 0.</w:t>
+      <w:pPr>
+        <w:pStyle w:val="Heading3"/>
+      </w:pPr>
+      <w:r>
+        <w:t>Completion practice</w:t>
       </w:r>
     </w:p>
     <w:p>
-      <w:r>
-        <w:t>Teacher check: Running totals 2, 6, 7.</w:t>
+      <w:pPr>
+        <w:spacing w:line="336" w:lineRule="auto" w:after="180"/>
+        <w:shd w:fill="F5F1FB"/>
+      </w:pPr>
+      <w:r>
+        <w:rPr>
+          <w:b w:val="0"/>
+        </w:rPr>
+        <w:t>Completion task: For spare contributions 2, 4 and 1, trace total starting at 0.</w:t>
       </w:r>
     </w:p>
     <w:p>
-      <w:r>
-        <w:t>Start by identifying the given inputs together. Leave the intermediate steps blank. If needed, model one step, then withdraw that help on the next step. Move to a full trace only when the partial trace is understood. For partners, alternate explainer and checker; collect a response from every learner before discussion.</w:t>
+      <w:pPr>
+        <w:pStyle w:val="Heading3"/>
+      </w:pPr>
+      <w:r>
+        <w:t>Reasoning to listen for</w:t>
       </w:r>
     </w:p>
     <w:p>
       <w:pPr>
-        <w:pStyle w:val="Heading3"/>
-      </w:pPr>
-      <w:r>
-        <w:t>Individual reasoning check</w:t>
+        <w:spacing w:line="336" w:lineRule="auto" w:after="180"/>
+        <w:shd w:fill="F1F6FC"/>
+      </w:pPr>
+      <w:r>
+        <w:rPr>
+          <w:b w:val="0"/>
+        </w:rPr>
+        <w:t>Teacher check: Running totals 2, 6, 7.</w:t>
       </w:r>
     </w:p>
     <w:p>
-      <w:r>
-        <w:t>Use the worked case for Reading structured data. Proposed explanation: “A successful run proves the conclusion”. Decide whether this explanation is supported. Point to the step or supplied fact that decides; explain your repair if needed.</w:t>
+      <w:pPr>
+        <w:spacing w:line="336" w:lineRule="auto" w:after="180"/>
+      </w:pPr>
+      <w:r>
+        <w:rPr>
+          <w:b w:val="0"/>
+        </w:rPr>
+        <w:t xml:space="preserve">Start by identifying the given </w:t>
+      </w:r>
+      <w:r>
+        <w:rPr>
+          <w:b/>
+        </w:rPr>
+        <w:t>input</w:t>
+      </w:r>
+      <w:r>
+        <w:rPr>
+          <w:b w:val="0"/>
+        </w:rPr>
+        <w:t>s together. Leave the intermediate steps blank. If needed, model one step, then withdraw that help on the next step. Move to a full trace only when the partial trace is understood.</w:t>
       </w:r>
     </w:p>
     <w:p>
-      <w:r>
-        <w:t>Expected correction: This loop assumes every record has the required integer fields. A missing used field causes KeyError. Do not silently treat a missing count as zero; that would invent unused capacity.</w:t>
+      <w:pPr>
+        <w:spacing w:line="336" w:lineRule="auto" w:after="180"/>
+      </w:pPr>
+      <w:r>
+        <w:rPr>
+          <w:b w:val="0"/>
+        </w:rPr>
+        <w:t>For partners, alternate explainer and checker; collect a response from every learner before discussion.</w:t>
       </w:r>
     </w:p>
     <w:p>
-      <w:r>
-        <w:t>Collect explanations, not only yes/no votes. If a misunderstanding is common, re-model the relevant step for the class. If it affects a few learners, give a short targeted group explanation while others solve a more demanding variation.</w:t>
+      <w:pPr>
+        <w:pStyle w:val="Heading3"/>
+      </w:pPr>
+      <w:r>
+        <w:t>Individual reasoning check</w:t>
       </w:r>
     </w:p>
     <w:p>
       <w:pPr>
-        <w:pStyle w:val="Heading3"/>
-      </w:pPr>
-      <w:r>
-        <w:t>Pictorial practice question</w:t>
+        <w:spacing w:line="336" w:lineRule="auto" w:after="180"/>
+      </w:pPr>
+      <w:r>
+        <w:rPr>
+          <w:b w:val="0"/>
+        </w:rPr>
+        <w:t>Use the worked case for Reading structured data. Proposed explanation: “A successful run proves the conclusion”. Decide whether this explanation is supported.</w:t>
       </w:r>
     </w:p>
     <w:p>
-      <w:r>
-        <w:t>Circle the included rows, calculate the sum and mean, and state coverage. Repeat after adding the fourth row with count four.</w:t>
+      <w:pPr>
+        <w:spacing w:line="336" w:lineRule="auto" w:after="180"/>
+      </w:pPr>
+      <w:r>
+        <w:rPr>
+          <w:b w:val="0"/>
+        </w:rPr>
+        <w:t>Point to the step or supplied fact that decides; explain your repair if needed.</w:t>
       </w:r>
     </w:p>
     <w:p>
@@ -1346,50 +1998,313 @@
         <w:pStyle w:val="Heading3"/>
       </w:pPr>
       <w:r>
-        <w:t>Reasoned teacher answer</w:t>
+        <w:t>Expected repair</w:t>
       </w:r>
     </w:p>
     <w:p>
-      <w:r>
-        <w:t>Initially values 2 and 0 give sum 2 and mean 1 across two observations, coverage 2/3. Adding 4 gives sum 6, mean 2 across three observations, coverage 3/4.</w:t>
+      <w:pPr>
+        <w:spacing w:line="336" w:lineRule="auto" w:after="180"/>
+        <w:shd w:fill="F1F6FC"/>
+      </w:pPr>
+      <w:r>
+        <w:rPr>
+          <w:b w:val="0"/>
+        </w:rPr>
+        <w:t xml:space="preserve">Expected correction: This loop assumes every record has the required integer </w:t>
+      </w:r>
+      <w:r>
+        <w:rPr>
+          <w:b/>
+        </w:rPr>
+        <w:t>field</w:t>
+      </w:r>
+      <w:r>
+        <w:rPr>
+          <w:b w:val="0"/>
+        </w:rPr>
+        <w:t xml:space="preserve">s. A missing used </w:t>
+      </w:r>
+      <w:r>
+        <w:rPr>
+          <w:b/>
+        </w:rPr>
+        <w:t>field</w:t>
+      </w:r>
+      <w:r>
+        <w:rPr>
+          <w:b w:val="0"/>
+        </w:rPr>
+        <w:t xml:space="preserve"> causes KeyError. Do not silently treat a missing count as zero; that would invent unused capacity.</w:t>
       </w:r>
     </w:p>
     <w:p>
-      <w:r>
-        <w:t>Changed-case reasoning: Sum becomes 6, denominator 3, mean 2; coverage is 3 of 4. Only the added recorded value contributes; the existing absent field remains skipped.</w:t>
+      <w:pPr>
+        <w:spacing w:line="336" w:lineRule="auto" w:after="180"/>
+      </w:pPr>
+      <w:r>
+        <w:rPr>
+          <w:b w:val="0"/>
+        </w:rPr>
+        <w:t>Collect explanations, not only yes/no votes. If a misunderstanding is common, re-model the relevant step for the class.</w:t>
       </w:r>
     </w:p>
     <w:p>
-      <w:r>
-        <w:t>Collect each learner’s explanation before discussion. Use the first missing connection between input, deciding step and result to choose support. This question is worked-case practice, not fresh mastery evidence.</w:t>
+      <w:pPr>
+        <w:spacing w:line="336" w:lineRule="auto" w:after="180"/>
+      </w:pPr>
+      <w:r>
+        <w:rPr>
+          <w:b w:val="0"/>
+        </w:rPr>
+        <w:t>If it affects a few learners, give a short targeted group explanation while others solve a more demanding variation.</w:t>
       </w:r>
     </w:p>
     <w:p>
       <w:pPr>
-        <w:pStyle w:val="Heading1"/>
-      </w:pPr>
-      <w:r>
-        <w:t>04. Run the investigation and diagnose misconceptions</w:t>
+        <w:pStyle w:val="Heading3"/>
+      </w:pPr>
+      <w:r>
+        <w:t>Pictorial practice question</w:t>
       </w:r>
     </w:p>
     <w:p>
-      <w:r>
-        <w:t>A successful run proves the conclusion: This loop assumes every record has the required integer fields. A missing used field causes KeyError. Do not silently treat a missing count as zero; that would invent unused capacity.</w:t>
+      <w:pPr>
+        <w:spacing w:line="336" w:lineRule="auto" w:after="180"/>
+      </w:pPr>
+      <w:r>
+        <w:rPr>
+          <w:b w:val="0"/>
+        </w:rPr>
+        <w:t>Circle the included rows, calculate the sum and mean, and state coverage. Repeat after adding the fourth row with count four.</w:t>
       </w:r>
     </w:p>
     <w:p>
-      <w:r>
-        <w:t>Matching the example is enough: Require the new W4 case, explicit predictions and an explanation. Fresh retry: records (7, 2), (3, 3), (8, 6) contribute 5, 0, 2 and total 7; reversed order also totals 7.</w:t>
+      <w:pPr>
+        <w:pStyle w:val="Heading3"/>
+      </w:pPr>
+      <w:r>
+        <w:t>Reasoned teacher answer</w:t>
       </w:r>
     </w:p>
     <w:p>
-      <w:r>
-        <w:t>A convenient shortcut preserves meaning: Putting total = 0 inside the loop discards earlier contributions. With the original rows it finishes at 0, the second contribution. Move the initialization before the loop and rerun both the original and reversed row order.</w:t>
+      <w:pPr>
+        <w:spacing w:line="336" w:lineRule="auto" w:after="180"/>
+      </w:pPr>
+      <w:r>
+        <w:rPr>
+          <w:b w:val="0"/>
+        </w:rPr>
+        <w:t xml:space="preserve">Initially values 2 and 0 give sum 2 and mean 1 across two </w:t>
+      </w:r>
+      <w:r>
+        <w:rPr>
+          <w:b/>
+        </w:rPr>
+        <w:t>observation</w:t>
+      </w:r>
+      <w:r>
+        <w:rPr>
+          <w:b w:val="0"/>
+        </w:rPr>
+        <w:t xml:space="preserve">s, coverage 2/3. Adding 4 gives sum 6, mean 2 across three </w:t>
+      </w:r>
+      <w:r>
+        <w:rPr>
+          <w:b/>
+        </w:rPr>
+        <w:t>observation</w:t>
+      </w:r>
+      <w:r>
+        <w:rPr>
+          <w:b w:val="0"/>
+        </w:rPr>
+        <w:t>s, coverage 3/4.</w:t>
       </w:r>
     </w:p>
     <w:p>
-      <w:r>
-        <w:t>Use Section 9 for the evidence ledger. Add a boundary or missing-input case and record the expected response before checking. More successful repeats of one case do not establish wider coverage.</w:t>
+      <w:pPr>
+        <w:spacing w:line="336" w:lineRule="auto" w:after="180"/>
+      </w:pPr>
+      <w:r>
+        <w:rPr>
+          <w:b w:val="0"/>
+        </w:rPr>
+        <w:t xml:space="preserve">Changed-case reasoning: Sum becomes 6, denominator 3, mean 2; coverage is 3 of 4. Only the added recorded value contributes; the existing absent </w:t>
+      </w:r>
+      <w:r>
+        <w:rPr>
+          <w:b/>
+        </w:rPr>
+        <w:t>field</w:t>
+      </w:r>
+      <w:r>
+        <w:rPr>
+          <w:b w:val="0"/>
+        </w:rPr>
+        <w:t xml:space="preserve"> remains skipped.</w:t>
+      </w:r>
+    </w:p>
+    <w:p>
+      <w:pPr>
+        <w:spacing w:line="336" w:lineRule="auto" w:after="180"/>
+      </w:pPr>
+      <w:r>
+        <w:rPr>
+          <w:b w:val="0"/>
+        </w:rPr>
+        <w:t xml:space="preserve">Collect each learner’s explanation before discussion. Use the first missing connection between </w:t>
+      </w:r>
+      <w:r>
+        <w:rPr>
+          <w:b/>
+        </w:rPr>
+        <w:t>input</w:t>
+      </w:r>
+      <w:r>
+        <w:rPr>
+          <w:b w:val="0"/>
+        </w:rPr>
+        <w:t xml:space="preserve">, deciding step and result to choose support. This question is worked-case practice, not fresh mastery </w:t>
+      </w:r>
+      <w:r>
+        <w:rPr>
+          <w:b/>
+        </w:rPr>
+        <w:t>evidence</w:t>
+      </w:r>
+      <w:r>
+        <w:rPr>
+          <w:b w:val="0"/>
+        </w:rPr>
+        <w:t>.</w:t>
+      </w:r>
+    </w:p>
+    <w:p>
+      <w:pPr>
+        <w:pStyle w:val="Heading1"/>
+      </w:pPr>
+      <w:r>
+        <w:t>04. Run the investigation and diagnose misconceptions</w:t>
+      </w:r>
+    </w:p>
+    <w:p>
+      <w:r>
+        <w:t>Run the Reading structured data investigation and use the first unsupported step to choose a teaching response.</w:t>
+      </w:r>
+    </w:p>
+    <w:p>
+      <w:pPr>
+        <w:spacing w:line="336" w:lineRule="auto" w:after="180"/>
+      </w:pPr>
+      <w:r>
+        <w:rPr>
+          <w:b w:val="0"/>
+        </w:rPr>
+        <w:t xml:space="preserve">A successful run proves the conclusion: This loop assumes every record has the required integer </w:t>
+      </w:r>
+      <w:r>
+        <w:rPr>
+          <w:b/>
+        </w:rPr>
+        <w:t>field</w:t>
+      </w:r>
+      <w:r>
+        <w:rPr>
+          <w:b w:val="0"/>
+        </w:rPr>
+        <w:t xml:space="preserve">s. A missing used </w:t>
+      </w:r>
+      <w:r>
+        <w:rPr>
+          <w:b/>
+        </w:rPr>
+        <w:t>field</w:t>
+      </w:r>
+      <w:r>
+        <w:rPr>
+          <w:b w:val="0"/>
+        </w:rPr>
+        <w:t xml:space="preserve"> causes KeyError. Do not silently treat a missing count as zero; that would invent unused capacity.</w:t>
+      </w:r>
+    </w:p>
+    <w:p>
+      <w:pPr>
+        <w:spacing w:line="336" w:lineRule="auto" w:after="180"/>
+      </w:pPr>
+      <w:r>
+        <w:rPr>
+          <w:b w:val="0"/>
+        </w:rPr>
+        <w:t xml:space="preserve">Matching the example is enough: Require the new W4 case, explicit </w:t>
+      </w:r>
+      <w:r>
+        <w:rPr>
+          <w:b/>
+        </w:rPr>
+        <w:t>prediction</w:t>
+      </w:r>
+      <w:r>
+        <w:rPr>
+          <w:b w:val="0"/>
+        </w:rPr>
+        <w:t>s and an explanation. Fresh retry: records (7, 2), (3, 3), (8, 6) contribute 5, 0, 2 and total 7; reversed order also totals 7.</w:t>
+      </w:r>
+    </w:p>
+    <w:p>
+      <w:pPr>
+        <w:spacing w:line="336" w:lineRule="auto" w:after="180"/>
+      </w:pPr>
+      <w:r>
+        <w:rPr>
+          <w:b w:val="0"/>
+        </w:rPr>
+        <w:t>A convenient shortcut preserves meaning: Putting total = 0 inside the loop discards earlier contributions. With the original rows it finishes at 0, the second contribution.</w:t>
+      </w:r>
+    </w:p>
+    <w:p>
+      <w:pPr>
+        <w:spacing w:line="336" w:lineRule="auto" w:after="180"/>
+      </w:pPr>
+      <w:r>
+        <w:rPr>
+          <w:b w:val="0"/>
+        </w:rPr>
+        <w:t>Move the initialization before the loop and rerun both the original and reversed row order.</w:t>
+      </w:r>
+    </w:p>
+    <w:p>
+      <w:pPr>
+        <w:spacing w:line="336" w:lineRule="auto" w:after="180"/>
+      </w:pPr>
+      <w:r>
+        <w:rPr>
+          <w:b w:val="0"/>
+        </w:rPr>
+        <w:t xml:space="preserve">Use Section 9 for the </w:t>
+      </w:r>
+      <w:r>
+        <w:rPr>
+          <w:b/>
+        </w:rPr>
+        <w:t>evidence</w:t>
+      </w:r>
+      <w:r>
+        <w:rPr>
+          <w:b w:val="0"/>
+        </w:rPr>
+        <w:t xml:space="preserve"> ledger. Add a boundary or missing-</w:t>
+      </w:r>
+      <w:r>
+        <w:rPr>
+          <w:b/>
+        </w:rPr>
+        <w:t>input</w:t>
+      </w:r>
+      <w:r>
+        <w:rPr>
+          <w:b w:val="0"/>
+        </w:rPr>
+        <w:t xml:space="preserve"> case and record the expected response before checking. More successful repeats of one case do not establish wider coverage.</w:t>
       </w:r>
     </w:p>
     <w:p>
@@ -1547,29 +2462,38 @@
       </w:tr>
     </w:tbl>
     <w:p>
-      <w:r>
-        <w:t>Offer an oral explanation, drawing, enlarged visual or fewer examples when that removes a reading/writing barrier. Keep the same reasoning goal. Stretch secure learners by changing a boundary or assumption and asking them to defend the effect, not simply by assigning more of the same questions.</w:t>
+      <w:pPr>
+        <w:spacing w:line="336" w:lineRule="auto" w:after="180"/>
+      </w:pPr>
+      <w:r>
+        <w:rPr>
+          <w:b w:val="0"/>
+        </w:rPr>
+        <w:t>Offer an oral explanation, drawing, enlarged visual or fewer examples when that removes a reading/writing barrier. Keep the same reasoning goal.</w:t>
       </w:r>
     </w:p>
     <w:p>
       <w:pPr>
-        <w:pStyle w:val="Heading1"/>
-      </w:pPr>
-      <w:r>
-        <w:t>05. Assess and explain the answers</w:t>
+        <w:spacing w:line="336" w:lineRule="auto" w:after="180"/>
+      </w:pPr>
+      <w:r>
+        <w:rPr>
+          <w:b w:val="0"/>
+        </w:rPr>
+        <w:t>Stretch secure learners by changing a boundary or assumption and asking them to defend the effect, not simply by assigning more of the same questions.</w:t>
       </w:r>
     </w:p>
     <w:p>
       <w:pPr>
-        <w:pStyle w:val="Heading3"/>
-      </w:pPr>
-      <w:r>
-        <w:t>Guided and exit questions</w:t>
+        <w:pStyle w:val="Heading1"/>
+      </w:pPr>
+      <w:r>
+        <w:t>05. Assess and explain the answers</w:t>
       </w:r>
     </w:p>
     <w:p>
       <w:r>
-        <w:t>Contributions 5, 0, 6; total 11. Exit: No. No records were processed; the result provides no evidence about actual cupboards.</w:t>
+        <w:t>Use the Reading structured data questions, teacher keys and criteria after the relevant attempts. Previously discussed cases are practice; protect the separately selected independent task.</w:t>
       </w:r>
     </w:p>
     <w:p>
@@ -1577,17 +2501,50 @@
         <w:pStyle w:val="Heading3"/>
       </w:pPr>
       <w:r>
-        <w:t>W1 Read a row</w:t>
+        <w:t>Guided and exit questions</w:t>
       </w:r>
     </w:p>
     <w:p>
-      <w:r>
-        <w:t>In the worked dataset, state the number of records and the spare spaces in the second record.</w:t>
+      <w:pPr>
+        <w:spacing w:line="336" w:lineRule="auto" w:after="180"/>
+      </w:pPr>
+      <w:r>
+        <w:rPr>
+          <w:b w:val="0"/>
+        </w:rPr>
+        <w:t xml:space="preserve">Contributions 5, 0, 6; total 11. Exit: No. No records were </w:t>
+      </w:r>
+      <w:r>
+        <w:rPr>
+          <w:b/>
+        </w:rPr>
+        <w:t>process</w:t>
+      </w:r>
+      <w:r>
+        <w:rPr>
+          <w:b w:val="0"/>
+        </w:rPr>
+        <w:t xml:space="preserve">ed; the result provides no </w:t>
+      </w:r>
+      <w:r>
+        <w:rPr>
+          <w:b/>
+        </w:rPr>
+        <w:t>evidence</w:t>
+      </w:r>
+      <w:r>
+        <w:rPr>
+          <w:b w:val="0"/>
+        </w:rPr>
+        <w:t xml:space="preserve"> about actual cupboards.</w:t>
       </w:r>
     </w:p>
     <w:p>
-      <w:r>
-        <w:t>There are 2 records. The second has 0 spare spaces.</w:t>
+      <w:pPr>
+        <w:pStyle w:val="Heading3"/>
+      </w:pPr>
+      <w:r>
+        <w:t>W1 Read a row</w:t>
       </w:r>
     </w:p>
     <w:p>
@@ -1595,53 +2552,99 @@
         <w:pStyle w:val="Heading3"/>
       </w:pPr>
       <w:r>
-        <w:t>W2 Trace all updates</w:t>
+        <w:t>Workbook question · W1</w:t>
       </w:r>
     </w:p>
     <w:p>
-      <w:r>
-        <w:t>For spare contributions 2, 4 and 1, trace total starting at 0.</w:t>
+      <w:pPr>
+        <w:spacing w:line="336" w:lineRule="auto" w:after="180"/>
+        <w:shd w:fill="F5F1FB"/>
+      </w:pPr>
+      <w:r>
+        <w:rPr>
+          <w:b w:val="0"/>
+        </w:rPr>
+        <w:t xml:space="preserve">In the worked </w:t>
+      </w:r>
+      <w:r>
+        <w:rPr>
+          <w:b/>
+        </w:rPr>
+        <w:t>dataset</w:t>
+      </w:r>
+      <w:r>
+        <w:rPr>
+          <w:b w:val="0"/>
+        </w:rPr>
+        <w:t>, state the number of records and the spare spaces in the second record.</w:t>
       </w:r>
     </w:p>
     <w:p>
-      <w:r>
-        <w:t>Running totals 2, 6, 7.</w:t>
+      <w:pPr>
+        <w:pStyle w:val="Heading3"/>
+      </w:pPr>
+      <w:r>
+        <w:t>Teacher reasoning · W1</w:t>
       </w:r>
     </w:p>
     <w:p>
       <w:pPr>
-        <w:pStyle w:val="Heading3"/>
-      </w:pPr>
-      <w:r>
-        <w:t>W3 Repair initialization</w:t>
+        <w:spacing w:line="336" w:lineRule="auto" w:after="180"/>
+        <w:shd w:fill="F1F6FC"/>
+      </w:pPr>
+      <w:r>
+        <w:rPr>
+          <w:b w:val="0"/>
+        </w:rPr>
+        <w:t>There are 2 records. The second has 0 spare spaces.</w:t>
       </w:r>
     </w:p>
     <w:p>
-      <w:r>
-        <w:t>A loop resets total to 0 on each pass over contributions 2, 4, 1. What final total appears and how should it be fixed?</w:t>
+      <w:pPr>
+        <w:pStyle w:val="Heading3"/>
+      </w:pPr>
+      <w:r>
+        <w:t>W2 Trace all updates</w:t>
       </w:r>
     </w:p>
     <w:p>
-      <w:r>
-        <w:t>It ends at 1. Initialize total once before the loop; repaired total 7.</w:t>
+      <w:pPr>
+        <w:pStyle w:val="Heading3"/>
+      </w:pPr>
+      <w:r>
+        <w:t>Workbook question · W2</w:t>
       </w:r>
     </w:p>
     <w:p>
       <w:pPr>
-        <w:pStyle w:val="Heading3"/>
-      </w:pPr>
-      <w:r>
-        <w:t>W4 Process new records independently</w:t>
+        <w:spacing w:line="336" w:lineRule="auto" w:after="180"/>
+        <w:shd w:fill="F5F1FB"/>
+      </w:pPr>
+      <w:r>
+        <w:rPr>
+          <w:b w:val="0"/>
+        </w:rPr>
+        <w:t>For spare contributions 2, 4 and 1, trace total starting at 0.</w:t>
       </w:r>
     </w:p>
     <w:p>
-      <w:r>
-        <w:t>Write a loop for records (capacity 9, used 2), (capacity 5, used 1), and (capacity 4, used 4). Predict the total. Reverse the order and test an empty list.</w:t>
+      <w:pPr>
+        <w:pStyle w:val="Heading3"/>
+      </w:pPr>
+      <w:r>
+        <w:t>Teacher reasoning · W2</w:t>
       </w:r>
     </w:p>
     <w:p>
-      <w:r>
-        <w:t>Contributions 7, 4, 0 give 11 in either order. Empty list gives 0. The loop must use both fields for every row.</w:t>
+      <w:pPr>
+        <w:spacing w:line="336" w:lineRule="auto" w:after="180"/>
+        <w:shd w:fill="F1F6FC"/>
+      </w:pPr>
+      <w:r>
+        <w:rPr>
+          <w:b w:val="0"/>
+        </w:rPr>
+        <w:t>Running totals 2, 6, 7.</w:t>
       </w:r>
     </w:p>
     <w:p>
@@ -1649,17 +2652,27 @@
         <w:pStyle w:val="Heading3"/>
       </w:pPr>
       <w:r>
-        <w:t>W5 Interpret an empty result</w:t>
+        <w:t>W3 Repair initialization</w:t>
       </w:r>
     </w:p>
     <w:p>
-      <w:r>
-        <w:t>An empty dataset produces total 0. Can you conclude that every cupboard is full?</w:t>
+      <w:pPr>
+        <w:pStyle w:val="Heading3"/>
+      </w:pPr>
+      <w:r>
+        <w:t>Workbook question · W3</w:t>
       </w:r>
     </w:p>
     <w:p>
-      <w:r>
-        <w:t>No. No records were processed; the result provides no evidence about actual cupboards.</w:t>
+      <w:pPr>
+        <w:spacing w:line="336" w:lineRule="auto" w:after="180"/>
+        <w:shd w:fill="F5F1FB"/>
+      </w:pPr>
+      <w:r>
+        <w:rPr>
+          <w:b w:val="0"/>
+        </w:rPr>
+        <w:t>A loop resets total to 0 on each pass over contributions 2, 4, 1. What final total appears and how should it be fixed?</w:t>
       </w:r>
     </w:p>
     <w:p>
@@ -1667,12 +2680,19 @@
         <w:pStyle w:val="Heading3"/>
       </w:pPr>
       <w:r>
-        <w:t>Independent assessment and fresh retry</w:t>
+        <w:t>Teacher reasoning · W3</w:t>
       </w:r>
     </w:p>
     <w:p>
-      <w:r>
-        <w:t>Independent W4 evidence: Contributions 7, 4, 0 give 11 in either order. Empty list gives 0. The loop must use both fields for every row. Record whether the learner needed no help, a hint or explanation. Fresh retry: records (7, 2), (3, 3), (8, 6) contribute 5, 0, 2 and total 7; reversed order also totals 7.</w:t>
+      <w:pPr>
+        <w:spacing w:line="336" w:lineRule="auto" w:after="180"/>
+        <w:shd w:fill="F1F6FC"/>
+      </w:pPr>
+      <w:r>
+        <w:rPr>
+          <w:b w:val="0"/>
+        </w:rPr>
+        <w:t>It ends at 1. Initialize total once before the loop; repaired total 7.</w:t>
       </w:r>
     </w:p>
     <w:p>
@@ -1680,12 +2700,259 @@
         <w:pStyle w:val="Heading3"/>
       </w:pPr>
       <w:r>
-        <w:t>Assess independent transfer</w:t>
+        <w:t>W4 Process new records independently</w:t>
       </w:r>
     </w:p>
     <w:p>
-      <w:r>
-        <w:t>Selected case: Trace the named fields and missing-value policy. Predict the output, state the observed total and mean denominator, and report coverage. What changes if all three rows are empty records?</w:t>
+      <w:pPr>
+        <w:pStyle w:val="Heading3"/>
+      </w:pPr>
+      <w:r>
+        <w:t>Workbook question · W4</w:t>
+      </w:r>
+    </w:p>
+    <w:p>
+      <w:pPr>
+        <w:spacing w:line="336" w:lineRule="auto" w:after="180"/>
+        <w:shd w:fill="F5F1FB"/>
+      </w:pPr>
+      <w:r>
+        <w:rPr>
+          <w:b w:val="0"/>
+        </w:rPr>
+        <w:t>Write a loop for records (capacity 9, used 2), (capacity 5, used 1), and (capacity 4, used 4). Predict the total. Reverse the order and test an empty list.</w:t>
+      </w:r>
+    </w:p>
+    <w:p>
+      <w:pPr>
+        <w:pStyle w:val="Heading3"/>
+      </w:pPr>
+      <w:r>
+        <w:t>Teacher reasoning · W4</w:t>
+      </w:r>
+    </w:p>
+    <w:p>
+      <w:pPr>
+        <w:spacing w:line="336" w:lineRule="auto" w:after="180"/>
+        <w:shd w:fill="F1F6FC"/>
+      </w:pPr>
+      <w:r>
+        <w:rPr>
+          <w:b w:val="0"/>
+        </w:rPr>
+        <w:t xml:space="preserve">Contributions 7, 4, 0 give 11 in either order. Empty list gives 0. The loop must use both </w:t>
+      </w:r>
+      <w:r>
+        <w:rPr>
+          <w:b/>
+        </w:rPr>
+        <w:t>field</w:t>
+      </w:r>
+      <w:r>
+        <w:rPr>
+          <w:b w:val="0"/>
+        </w:rPr>
+        <w:t>s for every row.</w:t>
+      </w:r>
+    </w:p>
+    <w:p>
+      <w:pPr>
+        <w:pStyle w:val="Heading3"/>
+      </w:pPr>
+      <w:r>
+        <w:t>W5 Interpret an empty result</w:t>
+      </w:r>
+    </w:p>
+    <w:p>
+      <w:pPr>
+        <w:pStyle w:val="Heading3"/>
+      </w:pPr>
+      <w:r>
+        <w:t>Workbook question · W5</w:t>
+      </w:r>
+    </w:p>
+    <w:p>
+      <w:pPr>
+        <w:spacing w:line="336" w:lineRule="auto" w:after="180"/>
+        <w:shd w:fill="F5F1FB"/>
+      </w:pPr>
+      <w:r>
+        <w:rPr>
+          <w:b w:val="0"/>
+        </w:rPr>
+        <w:t xml:space="preserve">An empty </w:t>
+      </w:r>
+      <w:r>
+        <w:rPr>
+          <w:b/>
+        </w:rPr>
+        <w:t>dataset</w:t>
+      </w:r>
+      <w:r>
+        <w:rPr>
+          <w:b w:val="0"/>
+        </w:rPr>
+        <w:t xml:space="preserve"> produces total 0. Can you conclude that every cupboard is full?</w:t>
+      </w:r>
+    </w:p>
+    <w:p>
+      <w:pPr>
+        <w:pStyle w:val="Heading3"/>
+      </w:pPr>
+      <w:r>
+        <w:t>Teacher reasoning · W5</w:t>
+      </w:r>
+    </w:p>
+    <w:p>
+      <w:pPr>
+        <w:spacing w:line="336" w:lineRule="auto" w:after="180"/>
+        <w:shd w:fill="F1F6FC"/>
+      </w:pPr>
+      <w:r>
+        <w:rPr>
+          <w:b w:val="0"/>
+        </w:rPr>
+        <w:t xml:space="preserve">No. No records were </w:t>
+      </w:r>
+      <w:r>
+        <w:rPr>
+          <w:b/>
+        </w:rPr>
+        <w:t>process</w:t>
+      </w:r>
+      <w:r>
+        <w:rPr>
+          <w:b w:val="0"/>
+        </w:rPr>
+        <w:t xml:space="preserve">ed; the result provides no </w:t>
+      </w:r>
+      <w:r>
+        <w:rPr>
+          <w:b/>
+        </w:rPr>
+        <w:t>evidence</w:t>
+      </w:r>
+      <w:r>
+        <w:rPr>
+          <w:b w:val="0"/>
+        </w:rPr>
+        <w:t xml:space="preserve"> about actual cupboards.</w:t>
+      </w:r>
+    </w:p>
+    <w:p>
+      <w:pPr>
+        <w:pStyle w:val="Heading3"/>
+      </w:pPr>
+      <w:r>
+        <w:t>Independent assessment and fresh retry</w:t>
+      </w:r>
+    </w:p>
+    <w:p>
+      <w:pPr>
+        <w:pStyle w:val="Heading3"/>
+      </w:pPr>
+      <w:r>
+        <w:t>Teacher key · Independent assessment and fresh retry</w:t>
+      </w:r>
+    </w:p>
+    <w:p>
+      <w:pPr>
+        <w:spacing w:line="336" w:lineRule="auto" w:after="180"/>
+        <w:shd w:fill="F1F6FC"/>
+      </w:pPr>
+      <w:r>
+        <w:rPr>
+          <w:b w:val="0"/>
+        </w:rPr>
+        <w:t xml:space="preserve">Independent W4 </w:t>
+      </w:r>
+      <w:r>
+        <w:rPr>
+          <w:b/>
+        </w:rPr>
+        <w:t>evidence</w:t>
+      </w:r>
+      <w:r>
+        <w:rPr>
+          <w:b w:val="0"/>
+        </w:rPr>
+        <w:t xml:space="preserve">: Contributions 7, 4, 0 give 11 in either order. Empty list gives 0. The loop must use both </w:t>
+      </w:r>
+      <w:r>
+        <w:rPr>
+          <w:b/>
+        </w:rPr>
+        <w:t>field</w:t>
+      </w:r>
+      <w:r>
+        <w:rPr>
+          <w:b w:val="0"/>
+        </w:rPr>
+        <w:t>s for every row. Record whether the learner needed no help, a hint or explanation.</w:t>
+      </w:r>
+    </w:p>
+    <w:p>
+      <w:pPr>
+        <w:spacing w:line="336" w:lineRule="auto" w:after="180"/>
+        <w:shd w:fill="F1F6FC"/>
+      </w:pPr>
+      <w:r>
+        <w:rPr>
+          <w:b w:val="0"/>
+        </w:rPr>
+        <w:t>Fresh retry: records (7, 2), (3, 3), (8, 6) contribute 5, 0, 2 and total 7; reversed order also totals 7.</w:t>
+      </w:r>
+    </w:p>
+    <w:p>
+      <w:pPr>
+        <w:pStyle w:val="Heading3"/>
+      </w:pPr>
+      <w:r>
+        <w:t>Assess independent transfer</w:t>
+      </w:r>
+    </w:p>
+    <w:p>
+      <w:pPr>
+        <w:pStyle w:val="Heading3"/>
+      </w:pPr>
+      <w:r>
+        <w:t>Independent question · withhold the key</w:t>
+      </w:r>
+    </w:p>
+    <w:p>
+      <w:pPr>
+        <w:spacing w:line="336" w:lineRule="auto" w:after="180"/>
+        <w:shd w:fill="F5F1FB"/>
+      </w:pPr>
+      <w:r>
+        <w:rPr>
+          <w:b w:val="0"/>
+        </w:rPr>
+        <w:t xml:space="preserve">Selected case: Trace the named </w:t>
+      </w:r>
+      <w:r>
+        <w:rPr>
+          <w:b/>
+        </w:rPr>
+        <w:t>field</w:t>
+      </w:r>
+      <w:r>
+        <w:rPr>
+          <w:b w:val="0"/>
+        </w:rPr>
+        <w:t xml:space="preserve">s and missing-value policy. Predict the </w:t>
+      </w:r>
+      <w:r>
+        <w:rPr>
+          <w:b/>
+        </w:rPr>
+        <w:t>output</w:t>
+      </w:r>
+      <w:r>
+        <w:rPr>
+          <w:b w:val="0"/>
+        </w:rPr>
+        <w:t>, state the observed total and mean denominator, and report coverage. What changes if all three rows are empty records?</w:t>
       </w:r>
     </w:p>
     <w:p>
@@ -1729,8 +2996,65 @@
       </w:r>
     </w:p>
     <w:p>
-      <w:r>
-        <w:t>Output8 2 3 4.0: observed total8, two supplied scores out of three records, mean4 over denominator2. With three empty records, output0 0 3 None: the empty observed sum is0 by the supplied summing procedure, coverage0/3, and no observed mean exists. It does not claim the missing scores were zero or that the true total is known.</w:t>
+      <w:pPr>
+        <w:pStyle w:val="Heading3"/>
+      </w:pPr>
+      <w:r>
+        <w:t>Teacher key · Selected case answer</w:t>
+      </w:r>
+    </w:p>
+    <w:p>
+      <w:pPr>
+        <w:spacing w:line="336" w:lineRule="auto" w:after="180"/>
+        <w:shd w:fill="F1F6FC"/>
+      </w:pPr>
+      <w:r>
+        <w:rPr>
+          <w:b/>
+        </w:rPr>
+        <w:t>Output</w:t>
+      </w:r>
+      <w:r>
+        <w:rPr>
+          <w:b w:val="0"/>
+        </w:rPr>
+        <w:t>8 2 3 4.0: observed total8, two supplied scores out of three records, mean4 over denominator2.</w:t>
+      </w:r>
+    </w:p>
+    <w:p>
+      <w:pPr>
+        <w:spacing w:line="336" w:lineRule="auto" w:after="180"/>
+        <w:shd w:fill="F1F6FC"/>
+      </w:pPr>
+      <w:r>
+        <w:rPr>
+          <w:b w:val="0"/>
+        </w:rPr>
+        <w:t xml:space="preserve">With three empty records, </w:t>
+      </w:r>
+      <w:r>
+        <w:rPr>
+          <w:b/>
+        </w:rPr>
+        <w:t>output</w:t>
+      </w:r>
+      <w:r>
+        <w:rPr>
+          <w:b w:val="0"/>
+        </w:rPr>
+        <w:t>0 0 3 None: the empty observed sum is0 by the supplied summing procedure, coverage0/3, and no observed mean exists.</w:t>
+      </w:r>
+    </w:p>
+    <w:p>
+      <w:pPr>
+        <w:spacing w:line="336" w:lineRule="auto" w:after="180"/>
+        <w:shd w:fill="F1F6FC"/>
+      </w:pPr>
+      <w:r>
+        <w:rPr>
+          <w:b w:val="0"/>
+        </w:rPr>
+        <w:t>It does not claim the missing scores were zero or that the true total is known.</w:t>
       </w:r>
     </w:p>
     <w:tbl>
@@ -1836,67 +3160,270 @@
       </w:tr>
     </w:tbl>
     <w:p>
-      <w:r>
-        <w:t>Record each dimension as not yet, with support, or independent. Accept a valid alternative procedure with a defensible trace. Do not penalise an honestly recorded model failure if the learner correctly explains its evidence and limits.</w:t>
+      <w:pPr>
+        <w:pStyle w:val="Heading3"/>
+      </w:pPr>
+      <w:r>
+        <w:t>Teacher key · Selected case answer</w:t>
       </w:r>
     </w:p>
     <w:p>
       <w:pPr>
-        <w:pStyle w:val="Heading3"/>
-      </w:pPr>
-      <w:r>
-        <w:t>Feedback that the learner uses</w:t>
+        <w:spacing w:line="336" w:lineRule="auto" w:after="180"/>
+        <w:shd w:fill="F1F6FC"/>
+      </w:pPr>
+      <w:r>
+        <w:rPr>
+          <w:b w:val="0"/>
+        </w:rPr>
+        <w:t>Record each dimension as not yet, with support, or independent. Accept a valid alternative procedure with a defensible trace.</w:t>
       </w:r>
     </w:p>
     <w:p>
-      <w:r>
-        <w:t>Name the earliest unsupported step and give one action to repair it. Have the learner make that repair now and explain why. Then assess the relevant skill on a fresh, fully specified case. Confirm it was not previously practised with feedback; solve and check the new case before assigning it. A follow-up design prompt is a starting brief, not automatically an equivalent test.</w:t>
+      <w:pPr>
+        <w:spacing w:line="336" w:lineRule="auto" w:after="180"/>
+        <w:shd w:fill="F1F6FC"/>
+      </w:pPr>
+      <w:r>
+        <w:rPr>
+          <w:b w:val="0"/>
+        </w:rPr>
+        <w:t xml:space="preserve">Do not penalise an honestly recorded model failure if the learner correctly explains its </w:t>
+      </w:r>
+      <w:r>
+        <w:rPr>
+          <w:b/>
+        </w:rPr>
+        <w:t>evidence</w:t>
+      </w:r>
+      <w:r>
+        <w:rPr>
+          <w:b w:val="0"/>
+        </w:rPr>
+        <w:t xml:space="preserve"> and limits.</w:t>
       </w:r>
     </w:p>
     <w:p>
       <w:pPr>
-        <w:pStyle w:val="Heading1"/>
-      </w:pPr>
-      <w:r>
-        <w:t>06. Connect the project, support and next lesson</w:t>
+        <w:pStyle w:val="Heading3"/>
+      </w:pPr>
+      <w:r>
+        <w:t>Feedback that the learner uses</w:t>
       </w:r>
     </w:p>
     <w:p>
-      <w:r>
-        <w:t>Add a labelled reading structured data evidence sheet to Python readiness portfolio. Show how you can process a list of records consistently. Use the supplied fictional case and keep its inputs, intermediate steps, calculation or prediction, and limitation. Connect this record to last week’s record; a matching answer without a trace is insufficient.</w:t>
+      <w:pPr>
+        <w:spacing w:line="336" w:lineRule="auto" w:after="180"/>
+      </w:pPr>
+      <w:r>
+        <w:rPr>
+          <w:b w:val="0"/>
+        </w:rPr>
+        <w:t>Name the earliest unsupported step and give one action to repair it. Have the learner make that repair now and explain why. Then assess the relevant skill on a fresh, fully specified case.</w:t>
       </w:r>
     </w:p>
     <w:p>
-      <w:r>
-        <w:t>Lay out a row card beside the accumulator. Extension: count processed records separately and report that count with the total.</w:t>
+      <w:pPr>
+        <w:spacing w:line="336" w:lineRule="auto" w:after="180"/>
+      </w:pPr>
+      <w:r>
+        <w:rPr>
+          <w:b w:val="0"/>
+        </w:rPr>
+        <w:t>Confirm it was not previously practised with feedback; solve and check the new case before assigning it. A follow-up design prompt is a starting brief, not automatically an equivalent test.</w:t>
       </w:r>
     </w:p>
     <w:p>
-      <w:r>
-        <w:t>Next week: Testing and debugging functions. Reuse this week's explicit contracts and evidence.</w:t>
+      <w:pPr>
+        <w:pStyle w:val="Heading1"/>
+      </w:pPr>
+      <w:r>
+        <w:t>06. Connect the project, support and next lesson</w:t>
       </w:r>
     </w:p>
     <w:p>
       <w:r>
-        <w:t>Retain the project ledger and assess a changed case after support. Check the relevant prerequisite before carrying this component forward.</w:t>
+        <w:t>Connect Reading structured data to Python readiness portfolio, adapt support and plan a later changed-case check.</w:t>
       </w:r>
     </w:p>
     <w:p>
       <w:pPr>
-        <w:pStyle w:val="Heading3"/>
-      </w:pPr>
-      <w:r>
-        <w:t>Plan the delayed return</w:t>
+        <w:spacing w:line="336" w:lineRule="auto" w:after="180"/>
+      </w:pPr>
+      <w:r>
+        <w:rPr>
+          <w:b w:val="0"/>
+        </w:rPr>
+        <w:t xml:space="preserve">Add a labelled reading structured data </w:t>
+      </w:r>
+      <w:r>
+        <w:rPr>
+          <w:b/>
+        </w:rPr>
+        <w:t>evidence</w:t>
+      </w:r>
+      <w:r>
+        <w:rPr>
+          <w:b w:val="0"/>
+        </w:rPr>
+        <w:t xml:space="preserve"> sheet to Python readiness portfolio. Show how you can </w:t>
+      </w:r>
+      <w:r>
+        <w:rPr>
+          <w:b/>
+        </w:rPr>
+        <w:t>process</w:t>
+      </w:r>
+      <w:r>
+        <w:rPr>
+          <w:b w:val="0"/>
+        </w:rPr>
+        <w:t xml:space="preserve"> a list of records consistently.</w:t>
       </w:r>
     </w:p>
     <w:p>
-      <w:r>
-        <w:t>Suggested return points in this level: python-bridge/12. Use actual classroom dates, adjusting for holidays and gaps. One, three and six teaching weeks are scheduling choices, not a claimed optimal spacing.</w:t>
+      <w:pPr>
+        <w:spacing w:line="336" w:lineRule="auto" w:after="180"/>
+      </w:pPr>
+      <w:r>
+        <w:rPr>
+          <w:b w:val="0"/>
+        </w:rPr>
+        <w:t xml:space="preserve">Use the supplied fictional case and keep its </w:t>
+      </w:r>
+      <w:r>
+        <w:rPr>
+          <w:b/>
+        </w:rPr>
+        <w:t>input</w:t>
+      </w:r>
+      <w:r>
+        <w:rPr>
+          <w:b w:val="0"/>
+        </w:rPr>
+        <w:t xml:space="preserve">s, intermediate steps, calculation or </w:t>
+      </w:r>
+      <w:r>
+        <w:rPr>
+          <w:b/>
+        </w:rPr>
+        <w:t>prediction</w:t>
+      </w:r>
+      <w:r>
+        <w:rPr>
+          <w:b w:val="0"/>
+        </w:rPr>
+        <w:t>, and limitation. Connect this record to last week’s record; a matching answer without a trace is insufficient.</w:t>
       </w:r>
     </w:p>
     <w:p>
-      <w:r>
-        <w:t>At a delayed check, ask for the idea from memory and a changed application. Compare with the earlier independent response and record support used. For a new level, revisit the previous capstone before checking the new prerequisites.</w:t>
+      <w:pPr>
+        <w:spacing w:line="336" w:lineRule="auto" w:after="180"/>
+      </w:pPr>
+      <w:r>
+        <w:rPr>
+          <w:b w:val="0"/>
+        </w:rPr>
+        <w:t xml:space="preserve">Lay out a row card beside the </w:t>
+      </w:r>
+      <w:r>
+        <w:rPr>
+          <w:b/>
+        </w:rPr>
+        <w:t>accumulator</w:t>
+      </w:r>
+      <w:r>
+        <w:rPr>
+          <w:b w:val="0"/>
+        </w:rPr>
+        <w:t xml:space="preserve">. Extension: count </w:t>
+      </w:r>
+      <w:r>
+        <w:rPr>
+          <w:b/>
+        </w:rPr>
+        <w:t>process</w:t>
+      </w:r>
+      <w:r>
+        <w:rPr>
+          <w:b w:val="0"/>
+        </w:rPr>
+        <w:t>ed records separately and report that count with the total.</w:t>
+      </w:r>
+    </w:p>
+    <w:p>
+      <w:pPr>
+        <w:spacing w:line="336" w:lineRule="auto" w:after="180"/>
+      </w:pPr>
+      <w:r>
+        <w:rPr>
+          <w:b w:val="0"/>
+        </w:rPr>
+        <w:t xml:space="preserve">Next week: Testing and debugging functions. Reuse this week's explicit contracts and </w:t>
+      </w:r>
+      <w:r>
+        <w:rPr>
+          <w:b/>
+        </w:rPr>
+        <w:t>evidence</w:t>
+      </w:r>
+      <w:r>
+        <w:rPr>
+          <w:b w:val="0"/>
+        </w:rPr>
+        <w:t>.</w:t>
+      </w:r>
+    </w:p>
+    <w:p>
+      <w:pPr>
+        <w:spacing w:line="336" w:lineRule="auto" w:after="180"/>
+      </w:pPr>
+      <w:r>
+        <w:rPr>
+          <w:b w:val="0"/>
+        </w:rPr>
+        <w:t>Retain the project ledger and assess a changed case after support. Check the relevant prerequisite before carrying this component forward.</w:t>
+      </w:r>
+    </w:p>
+    <w:p>
+      <w:pPr>
+        <w:pStyle w:val="Heading3"/>
+      </w:pPr>
+      <w:r>
+        <w:t>Plan the delayed return</w:t>
+      </w:r>
+    </w:p>
+    <w:p>
+      <w:pPr>
+        <w:spacing w:line="336" w:lineRule="auto" w:after="180"/>
+      </w:pPr>
+      <w:r>
+        <w:rPr>
+          <w:b w:val="0"/>
+        </w:rPr>
+        <w:t>Suggested return points in this level: python-bridge/12. Use actual classroom dates, adjusting for holidays and gaps. One, three and six teaching weeks are scheduling choices, not a claimed optimal spacing.</w:t>
+      </w:r>
+    </w:p>
+    <w:p>
+      <w:pPr>
+        <w:spacing w:line="336" w:lineRule="auto" w:after="180"/>
+      </w:pPr>
+      <w:r>
+        <w:rPr>
+          <w:b w:val="0"/>
+        </w:rPr>
+        <w:t>At a delayed check, ask for the idea from memory and a changed application. Compare with the earlier independent response and record support used.</w:t>
+      </w:r>
+    </w:p>
+    <w:p>
+      <w:pPr>
+        <w:spacing w:line="336" w:lineRule="auto" w:after="180"/>
+      </w:pPr>
+      <w:r>
+        <w:rPr>
+          <w:b w:val="0"/>
+        </w:rPr>
+        <w:t>For a new level, revisit the previous capstone before checking the new prerequisites.</w:t>
       </w:r>
     </w:p>
     <w:tbl>
@@ -2056,8 +3583,26 @@
       </w:tr>
     </w:tbl>
     <w:p>
-      <w:r>
-        <w:t>Use the evidence to choose reteaching or the next step. A completed page, confidence rating or attractive project does not by itself demonstrate understanding.</w:t>
+      <w:pPr>
+        <w:spacing w:line="336" w:lineRule="auto" w:after="180"/>
+      </w:pPr>
+      <w:r>
+        <w:rPr>
+          <w:b w:val="0"/>
+        </w:rPr>
+        <w:t xml:space="preserve">Use the </w:t>
+      </w:r>
+      <w:r>
+        <w:rPr>
+          <w:b/>
+        </w:rPr>
+        <w:t>evidence</w:t>
+      </w:r>
+      <w:r>
+        <w:rPr>
+          <w:b w:val="0"/>
+        </w:rPr>
+        <w:t xml:space="preserve"> to choose reteaching or the next step. A completed page, confidence rating or attractive project does not by itself demonstrate understanding.</w:t>
       </w:r>
     </w:p>
     <w:p>
@@ -2069,8 +3614,38 @@
       </w:r>
     </w:p>
     <w:p>
-      <w:r>
-        <w:t>For Python readiness before the Responsible Plant Classifier, retain a trace of the values, the predicted outputs and the changed-case explanation. Use actual Python 3 results to check the prediction after reasoning first.</w:t>
+      <w:pPr>
+        <w:spacing w:line="336" w:lineRule="auto" w:after="180"/>
+      </w:pPr>
+      <w:r>
+        <w:rPr>
+          <w:b w:val="0"/>
+        </w:rPr>
+        <w:t xml:space="preserve">For Python readiness before the Responsible Plant Classifier, retain a trace of the values, the predicted </w:t>
+      </w:r>
+      <w:r>
+        <w:rPr>
+          <w:b/>
+        </w:rPr>
+        <w:t>output</w:t>
+      </w:r>
+      <w:r>
+        <w:rPr>
+          <w:b w:val="0"/>
+        </w:rPr>
+        <w:t xml:space="preserve">s and the changed-case explanation. Use actual Python 3 results to check the </w:t>
+      </w:r>
+      <w:r>
+        <w:rPr>
+          <w:b/>
+        </w:rPr>
+        <w:t>prediction</w:t>
+      </w:r>
+      <w:r>
+        <w:rPr>
+          <w:b w:val="0"/>
+        </w:rPr>
+        <w:t xml:space="preserve"> after reasoning first.</w:t>
       </w:r>
     </w:p>
     <w:p>
@@ -2083,12 +3658,62 @@
     </w:p>
     <w:p>
       <w:r>
-        <w:t>Teaching target: Process a list of records consistently</w:t>
+        <w:t>Use this preparation summary alongside the detailed Reading structured data lesson; it is a checklist rather than a replacement for the full sequence.</w:t>
       </w:r>
     </w:p>
     <w:p>
-      <w:r>
-        <w:t>Prepare the labelled worked-case picture, the matching workbook, fictional input cards and a place for individual responses. Check a local Python 3 environment before class; have a paper-trace version ready.</w:t>
+      <w:pPr>
+        <w:pStyle w:val="Heading3"/>
+      </w:pPr>
+      <w:r>
+        <w:t>Teaching target</w:t>
+      </w:r>
+    </w:p>
+    <w:p>
+      <w:pPr>
+        <w:spacing w:line="336" w:lineRule="auto" w:after="180"/>
+        <w:shd w:fill="EDF7F3"/>
+      </w:pPr>
+      <w:r>
+        <w:rPr>
+          <w:b w:val="0"/>
+        </w:rPr>
+        <w:t xml:space="preserve">Teaching target: </w:t>
+      </w:r>
+      <w:r>
+        <w:rPr>
+          <w:b/>
+        </w:rPr>
+        <w:t>Process</w:t>
+      </w:r>
+      <w:r>
+        <w:rPr>
+          <w:b w:val="0"/>
+        </w:rPr>
+        <w:t xml:space="preserve"> a list of records consistently</w:t>
+      </w:r>
+    </w:p>
+    <w:p>
+      <w:pPr>
+        <w:spacing w:line="336" w:lineRule="auto" w:after="180"/>
+      </w:pPr>
+      <w:r>
+        <w:rPr>
+          <w:b w:val="0"/>
+        </w:rPr>
+        <w:t xml:space="preserve">Prepare the labelled worked-case picture, the matching workbook, fictional </w:t>
+      </w:r>
+      <w:r>
+        <w:rPr>
+          <w:b/>
+        </w:rPr>
+        <w:t>input</w:t>
+      </w:r>
+      <w:r>
+        <w:rPr>
+          <w:b w:val="0"/>
+        </w:rPr>
+        <w:t xml:space="preserve"> cards and a place for individual responses. Check a local Python 3 environment before class; have a paper-trace version ready.</w:t>
       </w:r>
     </w:p>
     <w:tbl>
@@ -2235,37 +3860,207 @@
       </w:tr>
     </w:tbl>
     <w:p>
-      <w:r>
+      <w:pPr>
+        <w:spacing w:line="336" w:lineRule="auto" w:after="180"/>
+      </w:pPr>
+      <w:r>
+        <w:rPr>
+          <w:b w:val="0"/>
+        </w:rPr>
         <w:t>Before class, solve the supported practice: For spare contributions 2, 4 and 1, trace total starting at 0.</w:t>
       </w:r>
     </w:p>
     <w:p>
-      <w:r>
-        <w:t>Reasoned practice answer: Running totals 2, 6, 7.</w:t>
+      <w:pPr>
+        <w:pStyle w:val="Heading3"/>
+      </w:pPr>
+      <w:r>
+        <w:t>Supported practice answer</w:t>
       </w:r>
     </w:p>
     <w:p>
-      <w:r>
-        <w:t>Check every learner before discussion: Use the worked case for Reading structured data. Proposed explanation: “A successful run proves the conclusion”. Decide whether this explanation is supported. Point to the step or supplied fact that decides; explain your repair if needed.</w:t>
+      <w:pPr>
+        <w:spacing w:line="336" w:lineRule="auto" w:after="180"/>
+        <w:shd w:fill="F1F6FC"/>
+      </w:pPr>
+      <w:r>
+        <w:rPr>
+          <w:b w:val="0"/>
+        </w:rPr>
+        <w:t>Reasoned practice answer: Running totals 2, 6, 7.</w:t>
       </w:r>
     </w:p>
     <w:p>
-      <w:r>
-        <w:t>Misconception repair: This loop assumes every record has the required integer fields. A missing used field causes KeyError. Do not silently treat a missing count as zero; that would invent unused capacity.</w:t>
+      <w:pPr>
+        <w:spacing w:line="336" w:lineRule="auto" w:after="180"/>
+      </w:pPr>
+      <w:r>
+        <w:rPr>
+          <w:b w:val="0"/>
+        </w:rPr>
+        <w:t>Check every learner before discussion: Use the worked case for Reading structured data. Proposed explanation: “A successful run proves the conclusion”. Decide whether this explanation is supported.</w:t>
       </w:r>
     </w:p>
     <w:p>
-      <w:r>
-        <w:t>Support: read the exact case aloud, enlarge the labelled picture, supply input cards and model only the first deciding step. Accept a spoken explanation or drawing; retain the reasoning goal.</w:t>
+      <w:pPr>
+        <w:spacing w:line="336" w:lineRule="auto" w:after="180"/>
+      </w:pPr>
+      <w:r>
+        <w:rPr>
+          <w:b w:val="0"/>
+        </w:rPr>
+        <w:t>Point to the step or supplied fact that decides; explain your repair if needed.</w:t>
       </w:r>
     </w:p>
     <w:p>
-      <w:r>
-        <w:t>Extension: Add {"count":4} as a fourth row. Require a prediction and a reason before comparing. Expected result: Sum becomes 6, denominator 3, mean 2; coverage is 3 of 4. Reason: Only the added recorded value contributes; the existing absent field remains skipped.</w:t>
+      <w:pPr>
+        <w:pStyle w:val="Heading3"/>
+      </w:pPr>
+      <w:r>
+        <w:t>Repair the misconception</w:t>
       </w:r>
     </w:p>
     <w:p>
-      <w:r>
+      <w:pPr>
+        <w:spacing w:line="336" w:lineRule="auto" w:after="180"/>
+        <w:shd w:fill="FFF5E6"/>
+      </w:pPr>
+      <w:r>
+        <w:rPr>
+          <w:b w:val="0"/>
+        </w:rPr>
+        <w:t xml:space="preserve">Misconception repair: This loop assumes every record has the required integer </w:t>
+      </w:r>
+      <w:r>
+        <w:rPr>
+          <w:b/>
+        </w:rPr>
+        <w:t>field</w:t>
+      </w:r>
+      <w:r>
+        <w:rPr>
+          <w:b w:val="0"/>
+        </w:rPr>
+        <w:t xml:space="preserve">s. A missing used </w:t>
+      </w:r>
+      <w:r>
+        <w:rPr>
+          <w:b/>
+        </w:rPr>
+        <w:t>field</w:t>
+      </w:r>
+      <w:r>
+        <w:rPr>
+          <w:b w:val="0"/>
+        </w:rPr>
+        <w:t xml:space="preserve"> causes KeyError. Do not silently treat a missing count as zero; that would invent unused capacity.</w:t>
+      </w:r>
+    </w:p>
+    <w:p>
+      <w:pPr>
+        <w:pStyle w:val="Heading3"/>
+      </w:pPr>
+      <w:r>
+        <w:t>Support without giving away the answer</w:t>
+      </w:r>
+    </w:p>
+    <w:p>
+      <w:pPr>
+        <w:spacing w:line="336" w:lineRule="auto" w:after="180"/>
+        <w:shd w:fill="F1F6F8"/>
+      </w:pPr>
+      <w:r>
+        <w:rPr>
+          <w:b w:val="0"/>
+        </w:rPr>
+        <w:t xml:space="preserve">Support: read the exact case aloud, enlarge the labelled picture, supply </w:t>
+      </w:r>
+      <w:r>
+        <w:rPr>
+          <w:b/>
+        </w:rPr>
+        <w:t>input</w:t>
+      </w:r>
+      <w:r>
+        <w:rPr>
+          <w:b w:val="0"/>
+        </w:rPr>
+        <w:t xml:space="preserve"> cards and model only the first deciding step. Accept a spoken explanation or drawing; retain the reasoning goal.</w:t>
+      </w:r>
+    </w:p>
+    <w:p>
+      <w:pPr>
+        <w:pStyle w:val="Heading3"/>
+      </w:pPr>
+      <w:r>
+        <w:t>Extend the reasoning</w:t>
+      </w:r>
+    </w:p>
+    <w:p>
+      <w:pPr>
+        <w:spacing w:line="336" w:lineRule="auto" w:after="180"/>
+        <w:shd w:fill="F5F1FB"/>
+      </w:pPr>
+      <w:r>
+        <w:rPr>
+          <w:b w:val="0"/>
+        </w:rPr>
+        <w:t xml:space="preserve">Extension: Add {"count":4} as a fourth row. Require a </w:t>
+      </w:r>
+      <w:r>
+        <w:rPr>
+          <w:b/>
+        </w:rPr>
+        <w:t>prediction</w:t>
+      </w:r>
+      <w:r>
+        <w:rPr>
+          <w:b w:val="0"/>
+        </w:rPr>
+        <w:t xml:space="preserve"> and a reason before comparing. Expected result: Sum becomes 6, denominator 3, mean 2; coverage is 3 of 4.</w:t>
+      </w:r>
+    </w:p>
+    <w:p>
+      <w:pPr>
+        <w:spacing w:line="336" w:lineRule="auto" w:after="180"/>
+        <w:shd w:fill="F5F1FB"/>
+      </w:pPr>
+      <w:r>
+        <w:rPr>
+          <w:b w:val="0"/>
+        </w:rPr>
+        <w:t xml:space="preserve">Reason: Only the added recorded value contributes; the existing absent </w:t>
+      </w:r>
+      <w:r>
+        <w:rPr>
+          <w:b/>
+        </w:rPr>
+        <w:t>field</w:t>
+      </w:r>
+      <w:r>
+        <w:rPr>
+          <w:b w:val="0"/>
+        </w:rPr>
+        <w:t xml:space="preserve"> remains skipped.</w:t>
+      </w:r>
+    </w:p>
+    <w:p>
+      <w:pPr>
+        <w:pStyle w:val="Heading3"/>
+      </w:pPr>
+      <w:r>
+        <w:t>Protect the independent attempt</w:t>
+      </w:r>
+    </w:p>
+    <w:p>
+      <w:pPr>
+        <w:spacing w:line="336" w:lineRule="auto" w:after="180"/>
+        <w:shd w:fill="FFF5E6"/>
+      </w:pPr>
+      <w:r>
+        <w:rPr>
+          <w:b w:val="0"/>
+        </w:rPr>
         <w:t>Independent assessment: withhold the reserved answer until the learner has attempted the new case. Record support separately from correctness.</w:t>
       </w:r>
     </w:p>
@@ -2454,46 +4249,1016 @@
       </w:tr>
     </w:tbl>
     <w:p>
-      <w:r>
-        <w:t>Project checkpoint: Python readiness portfolio. Keep runnable code, predictions, actual outputs, one repaired error and an explanation of a function on changed inputs.</w:t>
+      <w:pPr>
+        <w:pStyle w:val="Heading3"/>
+      </w:pPr>
+      <w:r>
+        <w:t>Project checkpoint</w:t>
       </w:r>
     </w:p>
     <w:p>
-      <w:r>
-        <w:t>Use the weekly teacher answer for topic-specific reasoning. A saved progress tick is an activity record; judge mastery from the learner’s explanation and evidence.</w:t>
+      <w:pPr>
+        <w:spacing w:line="336" w:lineRule="auto" w:after="180"/>
+        <w:shd w:fill="EDF7F3"/>
+      </w:pPr>
+      <w:r>
+        <w:rPr>
+          <w:b w:val="0"/>
+        </w:rPr>
+        <w:t xml:space="preserve">Project checkpoint: Python readiness portfolio. Keep runnable code, </w:t>
+      </w:r>
+      <w:r>
+        <w:rPr>
+          <w:b/>
+        </w:rPr>
+        <w:t>prediction</w:t>
+      </w:r>
+      <w:r>
+        <w:rPr>
+          <w:b w:val="0"/>
+        </w:rPr>
+        <w:t xml:space="preserve">s, actual </w:t>
+      </w:r>
+      <w:r>
+        <w:rPr>
+          <w:b/>
+        </w:rPr>
+        <w:t>output</w:t>
+      </w:r>
+      <w:r>
+        <w:rPr>
+          <w:b w:val="0"/>
+        </w:rPr>
+        <w:t xml:space="preserve">s, one repaired error and an explanation of a function on changed </w:t>
+      </w:r>
+      <w:r>
+        <w:rPr>
+          <w:b/>
+        </w:rPr>
+        <w:t>input</w:t>
+      </w:r>
+      <w:r>
+        <w:rPr>
+          <w:b w:val="0"/>
+        </w:rPr>
+        <w:t>s.</w:t>
       </w:r>
     </w:p>
     <w:p>
       <w:pPr>
-        <w:pStyle w:val="Heading1"/>
-      </w:pPr>
-      <w:r>
-        <w:t>08. Use feedback, labs and repair paths</w:t>
+        <w:spacing w:line="336" w:lineRule="auto" w:after="180"/>
+      </w:pPr>
+      <w:r>
+        <w:rPr>
+          <w:b w:val="0"/>
+        </w:rPr>
+        <w:t xml:space="preserve">Use the weekly teacher answer for topic-specific reasoning. A saved progress tick is an activity record; judge mastery from the learner’s explanation and </w:t>
+      </w:r>
+      <w:r>
+        <w:rPr>
+          <w:b/>
+        </w:rPr>
+        <w:t>evidence</w:t>
+      </w:r>
+      <w:r>
+        <w:rPr>
+          <w:b w:val="0"/>
+        </w:rPr>
+        <w:t>.</w:t>
       </w:r>
     </w:p>
     <w:p>
-      <w:r>
-        <w:t>Use the two formative questions as supported practice, not as independent mastery scores. Discuss the deciding evidence rather than accepting a guessed selection.</w:t>
+      <w:pPr>
+        <w:pStyle w:val="Heading1"/>
+      </w:pPr>
+      <w:r>
+        <w:t>08. Use feedback, labs and repair paths</w:t>
       </w:r>
     </w:p>
     <w:p>
       <w:r>
-        <w:t>The feedback comes from the reviewed public worked case. Do not reveal the separately reserved independent teacher answer until the learner has attempted that case.</w:t>
+        <w:t>Use feedback, earlier review and portfolios purposefully. Apply the coding routine only when this lesson has an executable lab.</w:t>
       </w:r>
     </w:p>
     <w:p>
-      <w:r>
-        <w:t>Ask students to predict before running code. Preserve errors and actual outputs; collect a changed test and an explanation. The branch-boundary and indexing lessons deliberately include failure cases.</w:t>
+      <w:pPr>
+        <w:spacing w:line="336" w:lineRule="auto" w:after="180"/>
+      </w:pPr>
+      <w:r>
+        <w:rPr>
+          <w:b w:val="0"/>
+        </w:rPr>
+        <w:t xml:space="preserve">Use the two formative questions as supported practice, not as independent mastery scores. Discuss the deciding </w:t>
+      </w:r>
+      <w:r>
+        <w:rPr>
+          <w:b/>
+        </w:rPr>
+        <w:t>evidence</w:t>
+      </w:r>
+      <w:r>
+        <w:rPr>
+          <w:b w:val="0"/>
+        </w:rPr>
+        <w:t xml:space="preserve"> rather than accepting a guessed selection.</w:t>
       </w:r>
     </w:p>
     <w:p>
-      <w:r>
-        <w:t>Use the earlier worked-explanation links to address a specific missing building block, then return to the current question. Adapt this suggestion after observing the learner; it is not an automatic diagnosis.</w:t>
+      <w:pPr>
+        <w:spacing w:line="336" w:lineRule="auto" w:after="180"/>
+      </w:pPr>
+      <w:r>
+        <w:rPr>
+          <w:b w:val="0"/>
+        </w:rPr>
+        <w:t>The feedback comes from the reviewed public worked case. Do not reveal the separately reserved independent teacher answer until the learner has attempted that case.</w:t>
       </w:r>
     </w:p>
     <w:p>
-      <w:r>
-        <w:t>Collect the completed-work portfolio as evidence. Record support separately from correctness, and assess explanation, trace/test and limitations. Progress ticks and quiz selections alone do not establish mastery.</w:t>
+      <w:pPr>
+        <w:spacing w:line="336" w:lineRule="auto" w:after="180"/>
+      </w:pPr>
+      <w:r>
+        <w:rPr>
+          <w:b w:val="0"/>
+        </w:rPr>
+        <w:t xml:space="preserve">Ask students to predict before running code. Preserve errors and actual </w:t>
+      </w:r>
+      <w:r>
+        <w:rPr>
+          <w:b/>
+        </w:rPr>
+        <w:t>output</w:t>
+      </w:r>
+      <w:r>
+        <w:rPr>
+          <w:b w:val="0"/>
+        </w:rPr>
+        <w:t>s; collect a changed test and an explanation. The branch-boundary and indexing lessons deliberately include failure cases.</w:t>
+      </w:r>
+    </w:p>
+    <w:p>
+      <w:pPr>
+        <w:spacing w:line="336" w:lineRule="auto" w:after="180"/>
+      </w:pPr>
+      <w:r>
+        <w:rPr>
+          <w:b w:val="0"/>
+        </w:rPr>
+        <w:t>Use the earlier worked-explanation links to address a specific missing building block, then return to the current question. Adapt this suggestion after observing the learner; it is not an automatic diagnosis.</w:t>
+      </w:r>
+    </w:p>
+    <w:p>
+      <w:pPr>
+        <w:spacing w:line="336" w:lineRule="auto" w:after="180"/>
+      </w:pPr>
+      <w:r>
+        <w:rPr>
+          <w:b w:val="0"/>
+        </w:rPr>
+        <w:t xml:space="preserve">Collect the completed-work portfolio as </w:t>
+      </w:r>
+      <w:r>
+        <w:rPr>
+          <w:b/>
+        </w:rPr>
+        <w:t>evidence</w:t>
+      </w:r>
+      <w:r>
+        <w:rPr>
+          <w:b w:val="0"/>
+        </w:rPr>
+        <w:t>. Record support separately from correctness, and assess explanation, trace/test and limitations. Progress ticks and quiz selections alone do not establish mastery.</w:t>
+      </w:r>
+    </w:p>
+    <w:p>
+      <w:pPr>
+        <w:pStyle w:val="Heading1"/>
+      </w:pPr>
+      <w:r>
+        <w:t>09. Visual concept journey</w:t>
+      </w:r>
+    </w:p>
+    <w:p>
+      <w:r>
+        <w:t>Show one Reading structured data graphic at a time, request a prediction and discuss its trace before the independent assessment.</w:t>
+      </w:r>
+    </w:p>
+    <w:p>
+      <w:pPr>
+        <w:spacing w:line="336" w:lineRule="auto" w:after="180"/>
+      </w:pPr>
+      <w:r>
+        <w:rPr>
+          <w:b w:val="0"/>
+        </w:rPr>
+        <w:t xml:space="preserve">Use one picture at a time. Hide a worked result before asking for a </w:t>
+      </w:r>
+      <w:r>
+        <w:rPr>
+          <w:b/>
+        </w:rPr>
+        <w:t>prediction</w:t>
+      </w:r>
+      <w:r>
+        <w:rPr>
+          <w:b w:val="0"/>
+        </w:rPr>
+        <w:t>, then reveal it for feedback. These are supported teaching cases; retain the separate independent assessment for a fresh first attempt.</w:t>
+      </w:r>
+    </w:p>
+    <w:p>
+      <w:pPr>
+        <w:pStyle w:val="Heading3"/>
+      </w:pPr>
+      <w:r>
+        <w:t>01. Reading structured data: the case</w:t>
+      </w:r>
+    </w:p>
+    <w:p>
+      <w:r>
+        <w:drawing>
+          <wp:inline xmlns:a="http://schemas.openxmlformats.org/drawingml/2006/main" xmlns:pic="http://schemas.openxmlformats.org/drawingml/2006/picture">
+            <wp:extent cx="5486400" cy="2834640"/>
+            <wp:docPr id="3" name="Picture 3" descr="Read rows with a missing-field policy. A toy table is represented as a list of dictionaries; count only rows with a recorded count. Supplied facts: Python 3 records: [{&quot;count&quot;:2},{&quot;count&quot;:0},{}]. Policy: include existing numeric counts, including zero; skip an absent field."/>
+            <wp:cNvGraphicFramePr>
+              <a:graphicFrameLocks noChangeAspect="1"/>
+            </wp:cNvGraphicFramePr>
+            <a:graphic>
+              <a:graphicData uri="http://schemas.openxmlformats.org/drawingml/2006/picture">
+                <pic:pic>
+                  <pic:nvPicPr>
+                    <pic:cNvPr id="0" name="academy-story-python-bridge-11-01.png"/>
+                    <pic:cNvPicPr/>
+                  </pic:nvPicPr>
+                  <pic:blipFill>
+                    <a:blip r:embed="rId11"/>
+                    <a:stretch>
+                      <a:fillRect/>
+                    </a:stretch>
+                  </pic:blipFill>
+                  <pic:spPr>
+                    <a:xfrm>
+                      <a:off x="0" y="0"/>
+                      <a:ext cx="5486400" cy="2834640"/>
+                    </a:xfrm>
+                    <a:prstGeom prst="rect"/>
+                  </pic:spPr>
+                </pic:pic>
+              </a:graphicData>
+            </a:graphic>
+          </wp:inline>
+        </w:drawing>
+      </w:r>
+    </w:p>
+    <w:p>
+      <w:pPr>
+        <w:spacing w:line="336" w:lineRule="auto" w:after="180"/>
+      </w:pPr>
+      <w:r>
+        <w:rPr>
+          <w:b w:val="0"/>
+        </w:rPr>
+        <w:t>Read rows with a missing-</w:t>
+      </w:r>
+      <w:r>
+        <w:rPr>
+          <w:b/>
+        </w:rPr>
+        <w:t>field</w:t>
+      </w:r>
+      <w:r>
+        <w:rPr>
+          <w:b w:val="0"/>
+        </w:rPr>
+        <w:t xml:space="preserve"> policy. A toy table is represented as a list of dictionaries; count only rows with a recorded count. Supplied facts: Python 3 records: [{"count":2},{"count":0},{}].</w:t>
+      </w:r>
+    </w:p>
+    <w:p>
+      <w:pPr>
+        <w:spacing w:line="336" w:lineRule="auto" w:after="180"/>
+      </w:pPr>
+      <w:r>
+        <w:rPr>
+          <w:b w:val="0"/>
+        </w:rPr>
+        <w:t xml:space="preserve">Policy: include existing numeric counts, including zero; skip an absent </w:t>
+      </w:r>
+      <w:r>
+        <w:rPr>
+          <w:b/>
+        </w:rPr>
+        <w:t>field</w:t>
+      </w:r>
+      <w:r>
+        <w:rPr>
+          <w:b w:val="0"/>
+        </w:rPr>
+        <w:t>.</w:t>
+      </w:r>
+    </w:p>
+    <w:p>
+      <w:pPr>
+        <w:spacing w:line="336" w:lineRule="auto" w:after="180"/>
+        <w:shd w:fill="F5F1FB"/>
+      </w:pPr>
+      <w:r>
+        <w:rPr>
+          <w:b w:val="0"/>
+        </w:rPr>
+        <w:t>Point to the given fact that matters most. Explain why it matters.</w:t>
+      </w:r>
+    </w:p>
+    <w:p>
+      <w:pPr>
+        <w:pStyle w:val="Heading3"/>
+      </w:pPr>
+      <w:r>
+        <w:t>Discuss while showing the picture</w:t>
+      </w:r>
+    </w:p>
+    <w:p>
+      <w:pPr>
+        <w:spacing w:line="336" w:lineRule="auto" w:after="180"/>
+        <w:shd w:fill="F1F6F8"/>
+      </w:pPr>
+      <w:r>
+        <w:rPr>
+          <w:b w:val="0"/>
+        </w:rPr>
+        <w:t>Teacher prompt: Point to the given fact that matters most. Explain why it matters. Ask learners to describe one label or arrow in ordinary words. Use the adjacent transcript if the image is difficult to see.</w:t>
+      </w:r>
+    </w:p>
+    <w:p>
+      <w:pPr>
+        <w:pStyle w:val="Heading3"/>
+      </w:pPr>
+      <w:r>
+        <w:t>02. Follow the deciding steps</w:t>
+      </w:r>
+    </w:p>
+    <w:p>
+      <w:r>
+        <w:drawing>
+          <wp:inline xmlns:a="http://schemas.openxmlformats.org/drawingml/2006/main" xmlns:pic="http://schemas.openxmlformats.org/drawingml/2006/picture">
+            <wp:extent cx="5486400" cy="3182112"/>
+            <wp:docPr id="4" name="Picture 4" descr="Inspect three rows: Two rows contain count; the third does not. → Accumulate values: The included values sum to 2+0=2, with denominator 2. → Report coverage and mean: Mean is 1; measured coverage is 2 of 3 rows."/>
+            <wp:cNvGraphicFramePr>
+              <a:graphicFrameLocks noChangeAspect="1"/>
+            </wp:cNvGraphicFramePr>
+            <a:graphic>
+              <a:graphicData uri="http://schemas.openxmlformats.org/drawingml/2006/picture">
+                <pic:pic>
+                  <pic:nvPicPr>
+                    <pic:cNvPr id="0" name="academy-story-python-bridge-11-02.png"/>
+                    <pic:cNvPicPr/>
+                  </pic:nvPicPr>
+                  <pic:blipFill>
+                    <a:blip r:embed="rId12"/>
+                    <a:stretch>
+                      <a:fillRect/>
+                    </a:stretch>
+                  </pic:blipFill>
+                  <pic:spPr>
+                    <a:xfrm>
+                      <a:off x="0" y="0"/>
+                      <a:ext cx="5486400" cy="3182112"/>
+                    </a:xfrm>
+                    <a:prstGeom prst="rect"/>
+                  </pic:spPr>
+                </pic:pic>
+              </a:graphicData>
+            </a:graphic>
+          </wp:inline>
+        </w:drawing>
+      </w:r>
+    </w:p>
+    <w:p>
+      <w:pPr>
+        <w:spacing w:line="336" w:lineRule="auto" w:after="180"/>
+      </w:pPr>
+      <w:r>
+        <w:rPr>
+          <w:b w:val="0"/>
+        </w:rPr>
+        <w:t>Inspect three rows: Two rows contain count; the third does not. → Accumulate values: The included values sum to 2+0=2, with denominator 2. → Report coverage and mean: Mean is 1; measured coverage is 2 of 3 rows.</w:t>
+      </w:r>
+    </w:p>
+    <w:p>
+      <w:pPr>
+        <w:spacing w:line="336" w:lineRule="auto" w:after="180"/>
+        <w:shd w:fill="F5F1FB"/>
+      </w:pPr>
+      <w:r>
+        <w:rPr>
+          <w:b w:val="0"/>
+        </w:rPr>
+        <w:t xml:space="preserve">Point to each numbered stage and explain which recorded </w:t>
+      </w:r>
+      <w:r>
+        <w:rPr>
+          <w:b/>
+        </w:rPr>
+        <w:t>input</w:t>
+      </w:r>
+      <w:r>
+        <w:rPr>
+          <w:b w:val="0"/>
+        </w:rPr>
+        <w:t xml:space="preserve"> it uses.</w:t>
+      </w:r>
+    </w:p>
+    <w:p>
+      <w:pPr>
+        <w:pStyle w:val="Heading3"/>
+      </w:pPr>
+      <w:r>
+        <w:t>Discuss while showing the picture</w:t>
+      </w:r>
+    </w:p>
+    <w:p>
+      <w:pPr>
+        <w:spacing w:line="336" w:lineRule="auto" w:after="180"/>
+        <w:shd w:fill="F1F6F8"/>
+      </w:pPr>
+      <w:r>
+        <w:rPr>
+          <w:b w:val="0"/>
+        </w:rPr>
+        <w:t xml:space="preserve">Teacher prompt: Point to each numbered stage and explain which recorded </w:t>
+      </w:r>
+      <w:r>
+        <w:rPr>
+          <w:b/>
+        </w:rPr>
+        <w:t>input</w:t>
+      </w:r>
+      <w:r>
+        <w:rPr>
+          <w:b w:val="0"/>
+        </w:rPr>
+        <w:t xml:space="preserve"> it uses. Ask learners to describe one label or arrow in ordinary words. Use the adjacent transcript if the image is difficult to see.</w:t>
+      </w:r>
+    </w:p>
+    <w:p>
+      <w:pPr>
+        <w:pStyle w:val="Heading3"/>
+      </w:pPr>
+      <w:r>
+        <w:t>03. Included values and absent field</w:t>
+      </w:r>
+    </w:p>
+    <w:p>
+      <w:r>
+        <w:drawing>
+          <wp:inline xmlns:a="http://schemas.openxmlformats.org/drawingml/2006/main" xmlns:pic="http://schemas.openxmlformats.org/drawingml/2006/picture">
+            <wp:extent cx="5486400" cy="3617976"/>
+            <wp:docPr id="5" name="Picture 5" descr="Included values and absent field. Row 1: Count value = 2, Include in mean? = Yes. Row 2: Count value = 0, Include in mean? = Yes. Row 3: Count value = Absent, Include in mean? = No."/>
+            <wp:cNvGraphicFramePr>
+              <a:graphicFrameLocks noChangeAspect="1"/>
+            </wp:cNvGraphicFramePr>
+            <a:graphic>
+              <a:graphicData uri="http://schemas.openxmlformats.org/drawingml/2006/picture">
+                <pic:pic>
+                  <pic:nvPicPr>
+                    <pic:cNvPr id="0" name="academy-story-python-bridge-11-03.png"/>
+                    <pic:cNvPicPr/>
+                  </pic:nvPicPr>
+                  <pic:blipFill>
+                    <a:blip r:embed="rId13"/>
+                    <a:stretch>
+                      <a:fillRect/>
+                    </a:stretch>
+                  </pic:blipFill>
+                  <pic:spPr>
+                    <a:xfrm>
+                      <a:off x="0" y="0"/>
+                      <a:ext cx="5486400" cy="3617976"/>
+                    </a:xfrm>
+                    <a:prstGeom prst="rect"/>
+                  </pic:spPr>
+                </pic:pic>
+              </a:graphicData>
+            </a:graphic>
+          </wp:inline>
+        </w:drawing>
+      </w:r>
+    </w:p>
+    <w:p>
+      <w:pPr>
+        <w:spacing w:line="336" w:lineRule="auto" w:after="180"/>
+      </w:pPr>
+      <w:r>
+        <w:rPr>
+          <w:b w:val="0"/>
+        </w:rPr>
+        <w:t xml:space="preserve">Included values and absent </w:t>
+      </w:r>
+      <w:r>
+        <w:rPr>
+          <w:b/>
+        </w:rPr>
+        <w:t>field</w:t>
+      </w:r>
+      <w:r>
+        <w:rPr>
+          <w:b w:val="0"/>
+        </w:rPr>
+        <w:t>. Row 1: Count value = 2, Include in mean? = Yes. Row 2: Count value = 0, Include in mean? = Yes. Row 3: Count value = Absent, Include in mean? = No.</w:t>
+      </w:r>
+    </w:p>
+    <w:p>
+      <w:pPr>
+        <w:spacing w:line="336" w:lineRule="auto" w:after="180"/>
+        <w:shd w:fill="F5F1FB"/>
+      </w:pPr>
+      <w:r>
+        <w:rPr>
+          <w:b w:val="0"/>
+        </w:rPr>
+        <w:t>Read the labels and values. Explain the relationship the model shows.</w:t>
+      </w:r>
+    </w:p>
+    <w:p>
+      <w:pPr>
+        <w:pStyle w:val="Heading3"/>
+      </w:pPr>
+      <w:r>
+        <w:t>Discuss while showing the picture</w:t>
+      </w:r>
+    </w:p>
+    <w:p>
+      <w:pPr>
+        <w:spacing w:line="336" w:lineRule="auto" w:after="180"/>
+        <w:shd w:fill="F1F6F8"/>
+      </w:pPr>
+      <w:r>
+        <w:rPr>
+          <w:b w:val="0"/>
+        </w:rPr>
+        <w:t>Teacher prompt: Read the labels and values. Explain the relationship the model shows. Ask learners to describe one label or arrow in ordinary words. Use the adjacent transcript if the image is difficult to see.</w:t>
+      </w:r>
+    </w:p>
+    <w:p>
+      <w:pPr>
+        <w:spacing w:line="336" w:lineRule="auto" w:after="180"/>
+        <w:shd w:fill="F1F6F8"/>
+      </w:pPr>
+      <w:r>
+        <w:rPr>
+          <w:b w:val="0"/>
+        </w:rPr>
+        <w:t>Check row/column meanings, units and denominators before discussing a difference. Supplied toy values are not real class or model results.</w:t>
+      </w:r>
+    </w:p>
+    <w:p>
+      <w:pPr>
+        <w:pStyle w:val="Heading3"/>
+      </w:pPr>
+      <w:r>
+        <w:t>04. Change one thing. Trace what follows.</w:t>
+      </w:r>
+    </w:p>
+    <w:p>
+      <w:r>
+        <w:drawing>
+          <wp:inline xmlns:a="http://schemas.openxmlformats.org/drawingml/2006/main" xmlns:pic="http://schemas.openxmlformats.org/drawingml/2006/picture">
+            <wp:extent cx="5486400" cy="3026664"/>
+            <wp:docPr id="6" name="Picture 6" descr="Original case: Mean is 1; measured coverage is 2 of 3 rows. Changed condition: Add {&quot;count&quot;:4} as a fourth row. Expected result: Sum becomes 6, denominator 3, mean 2; coverage is 3 of 4. Reason: Only the added recorded value contributes; the existing absent field remains skipped."/>
+            <wp:cNvGraphicFramePr>
+              <a:graphicFrameLocks noChangeAspect="1"/>
+            </wp:cNvGraphicFramePr>
+            <a:graphic>
+              <a:graphicData uri="http://schemas.openxmlformats.org/drawingml/2006/picture">
+                <pic:pic>
+                  <pic:nvPicPr>
+                    <pic:cNvPr id="0" name="academy-story-python-bridge-11-04.png"/>
+                    <pic:cNvPicPr/>
+                  </pic:nvPicPr>
+                  <pic:blipFill>
+                    <a:blip r:embed="rId14"/>
+                    <a:stretch>
+                      <a:fillRect/>
+                    </a:stretch>
+                  </pic:blipFill>
+                  <pic:spPr>
+                    <a:xfrm>
+                      <a:off x="0" y="0"/>
+                      <a:ext cx="5486400" cy="3026664"/>
+                    </a:xfrm>
+                    <a:prstGeom prst="rect"/>
+                  </pic:spPr>
+                </pic:pic>
+              </a:graphicData>
+            </a:graphic>
+          </wp:inline>
+        </w:drawing>
+      </w:r>
+    </w:p>
+    <w:p>
+      <w:pPr>
+        <w:spacing w:line="336" w:lineRule="auto" w:after="180"/>
+      </w:pPr>
+      <w:r>
+        <w:rPr>
+          <w:b w:val="0"/>
+        </w:rPr>
+        <w:t>Original case: Mean is 1; measured coverage is 2 of 3 rows. Changed condition: Add {"count":4} as a fourth row. Expected result: Sum becomes 6, denominator 3, mean 2; coverage is 3 of 4.</w:t>
+      </w:r>
+    </w:p>
+    <w:p>
+      <w:pPr>
+        <w:spacing w:line="336" w:lineRule="auto" w:after="180"/>
+      </w:pPr>
+      <w:r>
+        <w:rPr>
+          <w:b w:val="0"/>
+        </w:rPr>
+        <w:t xml:space="preserve">Reason: Only the added recorded value contributes; the existing absent </w:t>
+      </w:r>
+      <w:r>
+        <w:rPr>
+          <w:b/>
+        </w:rPr>
+        <w:t>field</w:t>
+      </w:r>
+      <w:r>
+        <w:rPr>
+          <w:b w:val="0"/>
+        </w:rPr>
+        <w:t xml:space="preserve"> remains skipped.</w:t>
+      </w:r>
+    </w:p>
+    <w:p>
+      <w:pPr>
+        <w:spacing w:line="336" w:lineRule="auto" w:after="180"/>
+        <w:shd w:fill="F5F1FB"/>
+      </w:pPr>
+      <w:r>
+        <w:rPr>
+          <w:b w:val="0"/>
+        </w:rPr>
+        <w:t>Predict before checking the worked changed-case result. Name what changed and what the supplied facts allow you to conclude.</w:t>
+      </w:r>
+    </w:p>
+    <w:p>
+      <w:pPr>
+        <w:pStyle w:val="Heading3"/>
+      </w:pPr>
+      <w:r>
+        <w:t>Discuss while showing the picture</w:t>
+      </w:r>
+    </w:p>
+    <w:p>
+      <w:pPr>
+        <w:spacing w:line="336" w:lineRule="auto" w:after="180"/>
+        <w:shd w:fill="F1F6F8"/>
+      </w:pPr>
+      <w:r>
+        <w:rPr>
+          <w:b w:val="0"/>
+        </w:rPr>
+        <w:t>Teacher prompt: Predict before checking the worked changed-case result. Name what changed and what the supplied facts allow you to conclude. Ask learners to describe one label or arrow in ordinary words.</w:t>
+      </w:r>
+    </w:p>
+    <w:p>
+      <w:pPr>
+        <w:spacing w:line="336" w:lineRule="auto" w:after="180"/>
+        <w:shd w:fill="F1F6F8"/>
+      </w:pPr>
+      <w:r>
+        <w:rPr>
+          <w:b w:val="0"/>
+        </w:rPr>
+        <w:t xml:space="preserve">Use the adjacent transcript if the image is difficult to see. Changed-case reasoning: Only the added recorded value contributes; the existing absent </w:t>
+      </w:r>
+      <w:r>
+        <w:rPr>
+          <w:b/>
+        </w:rPr>
+        <w:t>field</w:t>
+      </w:r>
+      <w:r>
+        <w:rPr>
+          <w:b w:val="0"/>
+        </w:rPr>
+        <w:t xml:space="preserve"> remains skipped.</w:t>
+      </w:r>
+    </w:p>
+    <w:p>
+      <w:pPr>
+        <w:pStyle w:val="Heading3"/>
+      </w:pPr>
+      <w:r>
+        <w:t>05. Connect the explanation to its limit</w:t>
+      </w:r>
+    </w:p>
+    <w:p>
+      <w:r>
+        <w:drawing>
+          <wp:inline xmlns:a="http://schemas.openxmlformats.org/drawingml/2006/main" xmlns:pic="http://schemas.openxmlformats.org/drawingml/2006/picture">
+            <wp:extent cx="5486400" cy="2834640"/>
+            <wp:docPr id="7" name="Picture 7" descr="Structured data need a row policy before aggregation. Treating missing as zero changes the statistic and can conceal incomplete coverage; real zero remains an observation. Limit: This worked row policy is explicit; file parsing, malformed values and data provenance require additional checks."/>
+            <wp:cNvGraphicFramePr>
+              <a:graphicFrameLocks noChangeAspect="1"/>
+            </wp:cNvGraphicFramePr>
+            <a:graphic>
+              <a:graphicData uri="http://schemas.openxmlformats.org/drawingml/2006/picture">
+                <pic:pic>
+                  <pic:nvPicPr>
+                    <pic:cNvPr id="0" name="academy-story-python-bridge-11-05.png"/>
+                    <pic:cNvPicPr/>
+                  </pic:nvPicPr>
+                  <pic:blipFill>
+                    <a:blip r:embed="rId15"/>
+                    <a:stretch>
+                      <a:fillRect/>
+                    </a:stretch>
+                  </pic:blipFill>
+                  <pic:spPr>
+                    <a:xfrm>
+                      <a:off x="0" y="0"/>
+                      <a:ext cx="5486400" cy="2834640"/>
+                    </a:xfrm>
+                    <a:prstGeom prst="rect"/>
+                  </pic:spPr>
+                </pic:pic>
+              </a:graphicData>
+            </a:graphic>
+          </wp:inline>
+        </w:drawing>
+      </w:r>
+    </w:p>
+    <w:p>
+      <w:pPr>
+        <w:spacing w:line="336" w:lineRule="auto" w:after="180"/>
+      </w:pPr>
+      <w:r>
+        <w:rPr>
+          <w:b w:val="0"/>
+        </w:rPr>
+        <w:t xml:space="preserve">Structured data need a row policy before aggregation. Treating missing as zero changes the statistic and can conceal incomplete coverage; real zero remains an </w:t>
+      </w:r>
+      <w:r>
+        <w:rPr>
+          <w:b/>
+        </w:rPr>
+        <w:t>observation</w:t>
+      </w:r>
+      <w:r>
+        <w:rPr>
+          <w:b w:val="0"/>
+        </w:rPr>
+        <w:t>.</w:t>
+      </w:r>
+    </w:p>
+    <w:p>
+      <w:pPr>
+        <w:spacing w:line="336" w:lineRule="auto" w:after="180"/>
+      </w:pPr>
+      <w:r>
+        <w:rPr>
+          <w:b w:val="0"/>
+        </w:rPr>
+        <w:t>Limit: This worked row policy is explicit; file parsing, malformed values and data provenance require additional checks.</w:t>
+      </w:r>
+    </w:p>
+    <w:p>
+      <w:pPr>
+        <w:spacing w:line="336" w:lineRule="auto" w:after="180"/>
+        <w:shd w:fill="F5F1FB"/>
+      </w:pPr>
+      <w:r>
+        <w:rPr>
+          <w:b w:val="0"/>
+        </w:rPr>
+        <w:t>Explain the case, then point to a limit on the claim.</w:t>
+      </w:r>
+    </w:p>
+    <w:p>
+      <w:pPr>
+        <w:pStyle w:val="Heading3"/>
+      </w:pPr>
+      <w:r>
+        <w:t>Discuss while showing the picture</w:t>
+      </w:r>
+    </w:p>
+    <w:p>
+      <w:pPr>
+        <w:spacing w:line="336" w:lineRule="auto" w:after="180"/>
+        <w:shd w:fill="F1F6F8"/>
+      </w:pPr>
+      <w:r>
+        <w:rPr>
+          <w:b w:val="0"/>
+        </w:rPr>
+        <w:t>Teacher prompt: Explain the case, then point to a limit on the claim. Ask learners to describe one label or arrow in ordinary words. Use the adjacent transcript if the image is difficult to see.</w:t>
+      </w:r>
+    </w:p>
+    <w:p>
+      <w:pPr>
+        <w:spacing w:line="336" w:lineRule="auto" w:after="180"/>
+        <w:shd w:fill="F1F6F8"/>
+      </w:pPr>
+      <w:r>
+        <w:rPr>
+          <w:b w:val="0"/>
+        </w:rPr>
+        <w:t>Keep the stated scope: This worked row policy is explicit; file parsing, malformed values and data provenance require additional checks.</w:t>
+      </w:r>
+    </w:p>
+    <w:p>
+      <w:pPr>
+        <w:pStyle w:val="Heading3"/>
+      </w:pPr>
+      <w:r>
+        <w:t>06. Make the idea visible in your project</w:t>
+      </w:r>
+    </w:p>
+    <w:p>
+      <w:r>
+        <w:drawing>
+          <wp:inline xmlns:a="http://schemas.openxmlformats.org/drawingml/2006/main" xmlns:pic="http://schemas.openxmlformats.org/drawingml/2006/picture">
+            <wp:extent cx="5486400" cy="3681984"/>
+            <wp:docPr id="8" name="Picture 8" descr="For Python readiness before the Responsible Plant Classifier, retain a trace of the values, the predicted outputs and the changed-case explanation. Use actual Python 3 results to check the prediction after reasoning first. Draw your input, deciding step, result and limit. Supported question: Circle the included rows, calculate the sum and mean, and state coverage. Repeat after adding the fourth row with count four."/>
+            <wp:cNvGraphicFramePr>
+              <a:graphicFrameLocks noChangeAspect="1"/>
+            </wp:cNvGraphicFramePr>
+            <a:graphic>
+              <a:graphicData uri="http://schemas.openxmlformats.org/drawingml/2006/picture">
+                <pic:pic>
+                  <pic:nvPicPr>
+                    <pic:cNvPr id="0" name="academy-story-python-bridge-11-06.png"/>
+                    <pic:cNvPicPr/>
+                  </pic:nvPicPr>
+                  <pic:blipFill>
+                    <a:blip r:embed="rId16"/>
+                    <a:stretch>
+                      <a:fillRect/>
+                    </a:stretch>
+                  </pic:blipFill>
+                  <pic:spPr>
+                    <a:xfrm>
+                      <a:off x="0" y="0"/>
+                      <a:ext cx="5486400" cy="3681984"/>
+                    </a:xfrm>
+                    <a:prstGeom prst="rect"/>
+                  </pic:spPr>
+                </pic:pic>
+              </a:graphicData>
+            </a:graphic>
+          </wp:inline>
+        </w:drawing>
+      </w:r>
+    </w:p>
+    <w:p>
+      <w:pPr>
+        <w:spacing w:line="336" w:lineRule="auto" w:after="180"/>
+      </w:pPr>
+      <w:r>
+        <w:rPr>
+          <w:b w:val="0"/>
+        </w:rPr>
+        <w:t xml:space="preserve">For Python readiness before the Responsible Plant Classifier, retain a trace of the values, the predicted </w:t>
+      </w:r>
+      <w:r>
+        <w:rPr>
+          <w:b/>
+        </w:rPr>
+        <w:t>output</w:t>
+      </w:r>
+      <w:r>
+        <w:rPr>
+          <w:b w:val="0"/>
+        </w:rPr>
+        <w:t xml:space="preserve">s and the changed-case explanation. Use actual Python 3 results to check the </w:t>
+      </w:r>
+      <w:r>
+        <w:rPr>
+          <w:b/>
+        </w:rPr>
+        <w:t>prediction</w:t>
+      </w:r>
+      <w:r>
+        <w:rPr>
+          <w:b w:val="0"/>
+        </w:rPr>
+        <w:t xml:space="preserve"> after reasoning first.</w:t>
+      </w:r>
+    </w:p>
+    <w:p>
+      <w:pPr>
+        <w:spacing w:line="336" w:lineRule="auto" w:after="180"/>
+      </w:pPr>
+      <w:r>
+        <w:rPr>
+          <w:b w:val="0"/>
+        </w:rPr>
+        <w:t xml:space="preserve">Draw your </w:t>
+      </w:r>
+      <w:r>
+        <w:rPr>
+          <w:b/>
+        </w:rPr>
+        <w:t>input</w:t>
+      </w:r>
+      <w:r>
+        <w:rPr>
+          <w:b w:val="0"/>
+        </w:rPr>
+        <w:t>, deciding step, result and limit. Supported question: Circle the included rows, calculate the sum and mean, and state coverage. Repeat after adding the fourth row with count four.</w:t>
+      </w:r>
+    </w:p>
+    <w:p>
+      <w:pPr>
+        <w:spacing w:line="336" w:lineRule="auto" w:after="180"/>
+        <w:shd w:fill="F5F1FB"/>
+      </w:pPr>
+      <w:r>
+        <w:rPr>
+          <w:b w:val="0"/>
+        </w:rPr>
+        <w:t xml:space="preserve">Draw your project trace and justify the deciding step using </w:t>
+      </w:r>
+      <w:r>
+        <w:rPr>
+          <w:b/>
+        </w:rPr>
+        <w:t>evidence</w:t>
+      </w:r>
+      <w:r>
+        <w:rPr>
+          <w:b w:val="0"/>
+        </w:rPr>
+        <w:t>.</w:t>
+      </w:r>
+    </w:p>
+    <w:p>
+      <w:pPr>
+        <w:pStyle w:val="Heading3"/>
+      </w:pPr>
+      <w:r>
+        <w:t>Discuss while showing the picture</w:t>
+      </w:r>
+    </w:p>
+    <w:p>
+      <w:pPr>
+        <w:spacing w:line="336" w:lineRule="auto" w:after="180"/>
+        <w:shd w:fill="F1F6F8"/>
+      </w:pPr>
+      <w:r>
+        <w:rPr>
+          <w:b w:val="0"/>
+        </w:rPr>
+        <w:t xml:space="preserve">Teacher prompt: Draw your project trace and justify the deciding step using </w:t>
+      </w:r>
+      <w:r>
+        <w:rPr>
+          <w:b/>
+        </w:rPr>
+        <w:t>evidence</w:t>
+      </w:r>
+      <w:r>
+        <w:rPr>
+          <w:b w:val="0"/>
+        </w:rPr>
+        <w:t>. Ask learners to describe one label or arrow in ordinary words. Use the adjacent transcript if the image is difficult to see.</w:t>
+      </w:r>
+    </w:p>
+    <w:p>
+      <w:pPr>
+        <w:spacing w:line="336" w:lineRule="auto" w:after="180"/>
+        <w:shd w:fill="F1F6F8"/>
+      </w:pPr>
+      <w:r>
+        <w:rPr>
+          <w:b w:val="0"/>
+        </w:rPr>
+        <w:t xml:space="preserve">Supported practice key: Initially values 2 and 0 give sum 2 and mean 1 across two </w:t>
+      </w:r>
+      <w:r>
+        <w:rPr>
+          <w:b/>
+        </w:rPr>
+        <w:t>observation</w:t>
+      </w:r>
+      <w:r>
+        <w:rPr>
+          <w:b w:val="0"/>
+        </w:rPr>
+        <w:t xml:space="preserve">s, coverage 2/3. Adding 4 gives sum 6, mean 2 across three </w:t>
+      </w:r>
+      <w:r>
+        <w:rPr>
+          <w:b/>
+        </w:rPr>
+        <w:t>observation</w:t>
+      </w:r>
+      <w:r>
+        <w:rPr>
+          <w:b w:val="0"/>
+        </w:rPr>
+        <w:t>s, coverage 3/4.</w:t>
       </w:r>
     </w:p>
     <w:sectPr>

--- a/downloads/teacher/bridge-week-11.docx
+++ b/downloads/teacher/bridge-week-11.docx
@@ -201,7 +201,7 @@
           </w:tcPr>
           <w:p>
             <w:r>
-              <w:t>Sections 9 and 11–14. Give extra time to finish the full task set; use Section 15 when the week includes a coding lab.</w:t>
+              <w:t>Use “Run the investigation”, “Connect your project”, “Show what you know”, “Study a complete case” and “Try a new case independently”. Give extra time for the full task set. If this week has a coding lab, use its named section; section numbers can change when extra explanations are included.</w:t>
             </w:r>
           </w:p>
         </w:tc>
@@ -1609,6 +1609,26 @@
     <w:p>
       <w:r>
         <w:t>Demonstrate Reading structured data, reduce support deliberately and check individual reasoning before discussing answers.</w:t>
+      </w:r>
+    </w:p>
+    <w:p>
+      <w:pPr>
+        <w:pStyle w:val="Heading3"/>
+      </w:pPr>
+      <w:r>
+        <w:t>Choose the pacing route</w:t>
+      </w:r>
+    </w:p>
+    <w:p>
+      <w:pPr>
+        <w:spacing w:line="336" w:lineRule="auto" w:after="180"/>
+        <w:shd w:fill="F1F6F8"/>
+      </w:pPr>
+      <w:r>
+        <w:rPr>
+          <w:b w:val="0"/>
+        </w:rPr>
+        <w:t>Compact alternative: this two-session sequence covers selected core tasks. Use the three-session weekly plan for the full lesson, independent transfer, feedback and project work; allow extra time for extensions.</w:t>
       </w:r>
     </w:p>
     <w:tbl>
@@ -3853,7 +3873,7 @@
           </w:tcPr>
           <w:p>
             <w:r>
-              <w:t>Sections 9 and 11–14. Give extra time to finish the full task set; use Section 15 when the week includes a coding lab.</w:t>
+              <w:t>Use “Run the investigation”, “Connect your project”, “Show what you know”, “Study a complete case” and “Try a new case independently”. Give extra time for the full task set. If this week has a coding lab, use its named section; section numbers can change when extra explanations are included.</w:t>
             </w:r>
           </w:p>
         </w:tc>

--- a/downloads/teacher/bridge-week-11.docx
+++ b/downloads/teacher/bridge-week-11.docx
@@ -25,20 +25,38 @@
         <w:pStyle w:val="Heading1"/>
       </w:pPr>
       <w:r>
-        <w:t>01. Prepare the purpose, prerequisites and materials</w:t>
+        <w:t>Teach each aggregate together with its data policy.</w:t>
       </w:r>
     </w:p>
     <w:p>
       <w:r>
-        <w:t>Prepare Reading structured data: check the target, prerequisites, resources and adaptable teaching schedule.</w:t>
+        <w:t>Supply complete named-field fixtures, preserve required-field errors and distinguish offered rows from measured rows.</w:t>
       </w:r>
     </w:p>
     <w:p>
-      <w:pPr>
-        <w:pStyle w:val="Heading3"/>
-      </w:pPr>
-      <w:r>
-        <w:t>Teach the learning cycle</w:t>
+      <w:r>
+        <w:t>Ask which rows contributed, why zero was included and what the missing values still leave unknown.</w:t>
+      </w:r>
+    </w:p>
+    <w:p>
+      <w:pPr>
+        <w:pStyle w:val="Heading1"/>
+      </w:pPr>
+      <w:r>
+        <w:t>01. Prepare the connected bridge lesson</w:t>
+      </w:r>
+    </w:p>
+    <w:p>
+      <w:r>
+        <w:t>Check prior exposure and keep execution practice distinct from paper reasoning.</w:t>
+      </w:r>
+    </w:p>
+    <w:p>
+      <w:pPr>
+        <w:pStyle w:val="Heading2"/>
+      </w:pPr>
+      <w:r>
+        <w:t>Goal and main plan</w:t>
       </w:r>
     </w:p>
     <w:p>
@@ -251,10 +269,10 @@
     </w:p>
     <w:p>
       <w:pPr>
-        <w:pStyle w:val="Heading3"/>
-      </w:pPr>
-      <w:r>
-        <w:t>Dictionaries and records</w:t>
+        <w:pStyle w:val="Heading2"/>
+      </w:pPr>
+      <w:r>
+        <w:t>Retrieval and prerequisite guidance</w:t>
       </w:r>
     </w:p>
     <w:p>
@@ -431,10 +449,10 @@
     </w:p>
     <w:p>
       <w:pPr>
-        <w:pStyle w:val="Heading3"/>
-      </w:pPr>
-      <w:r>
-        <w:t>Outcomes</w:t>
+        <w:pStyle w:val="Heading2"/>
+      </w:pPr>
+      <w:r>
+        <w:t>Materials and readiness</w:t>
       </w:r>
     </w:p>
     <w:p>
@@ -443,15 +461,9 @@
       </w:pPr>
       <w:r>
         <w:rPr>
-          <w:b/>
-        </w:rPr>
-        <w:t>Process</w:t>
-      </w:r>
-      <w:r>
-        <w:rPr>
           <w:b w:val="0"/>
         </w:rPr>
-        <w:t xml:space="preserve"> a list of records consistently</w:t>
+        <w:t>Python 3 editor with a fresh local practice file</w:t>
       </w:r>
     </w:p>
     <w:p>
@@ -462,19 +474,7 @@
         <w:rPr>
           <w:b w:val="0"/>
         </w:rPr>
-        <w:t xml:space="preserve">Compute a total from named </w:t>
-      </w:r>
-      <w:r>
-        <w:rPr>
-          <w:b/>
-        </w:rPr>
-        <w:t>field</w:t>
-      </w:r>
-      <w:r>
-        <w:rPr>
-          <w:b w:val="0"/>
-        </w:rPr>
-        <w:t>s</w:t>
+        <w:t>Paper trace table and the student workbook</w:t>
       </w:r>
     </w:p>
     <w:p>
@@ -485,26 +485,38 @@
         <w:rPr>
           <w:b w:val="0"/>
         </w:rPr>
-        <w:t>Preserve record meaning while tracing a loop</w:t>
+        <w:t xml:space="preserve">Fictional </w:t>
+      </w:r>
+      <w:r>
+        <w:rPr>
+          <w:b/>
+        </w:rPr>
+        <w:t>input</w:t>
+      </w:r>
+      <w:r>
+        <w:rPr>
+          <w:b w:val="0"/>
+        </w:rPr>
+        <w:t xml:space="preserve"> records from this lesson; no real student identifiers</w:t>
       </w:r>
     </w:p>
     <w:p>
       <w:pPr>
-        <w:pStyle w:val="Heading3"/>
-      </w:pPr>
-      <w:r>
-        <w:t>Preparation</w:t>
+        <w:spacing w:line="336" w:lineRule="auto" w:after="180"/>
+      </w:pPr>
+      <w:r>
+        <w:rPr>
+          <w:b w:val="0"/>
+        </w:rPr>
+        <w:t>The key "used" stores 3.</w:t>
       </w:r>
     </w:p>
     <w:p>
       <w:pPr>
-        <w:spacing w:line="336" w:lineRule="auto" w:after="180"/>
-      </w:pPr>
-      <w:r>
-        <w:rPr>
-          <w:b w:val="0"/>
-        </w:rPr>
-        <w:t>Python 3 editor with a fresh local practice file</w:t>
+        <w:pStyle w:val="Heading2"/>
+      </w:pPr>
+      <w:r>
+        <w:t>End goal</w:t>
       </w:r>
     </w:p>
     <w:p>
@@ -515,30 +527,15 @@
         <w:rPr>
           <w:b w:val="0"/>
         </w:rPr>
-        <w:t>Paper trace table and the student workbook</w:t>
+        <w:t>Trace reading structured data and explain the changed program before running it.</w:t>
       </w:r>
     </w:p>
     <w:p>
       <w:pPr>
-        <w:spacing w:line="336" w:lineRule="auto" w:after="180"/>
-      </w:pPr>
-      <w:r>
-        <w:rPr>
-          <w:b w:val="0"/>
-        </w:rPr>
-        <w:t xml:space="preserve">Fictional </w:t>
-      </w:r>
-      <w:r>
-        <w:rPr>
-          <w:b/>
-        </w:rPr>
-        <w:t>input</w:t>
-      </w:r>
-      <w:r>
-        <w:rPr>
-          <w:b w:val="0"/>
-        </w:rPr>
-        <w:t xml:space="preserve"> records from this lesson; no real student identifiers</w:t>
+        <w:pStyle w:val="Heading2"/>
+      </w:pPr>
+      <w:r>
+        <w:t>Earlier wording, alternatives and picture transcripts · reference / check after trying</w:t>
       </w:r>
     </w:p>
     <w:p>
@@ -546,18 +543,15 @@
         <w:pStyle w:val="Heading3"/>
       </w:pPr>
       <w:r>
-        <w:t>Prerequisite answer</w:t>
+        <w:t>Teach the learning cycle</w:t>
       </w:r>
     </w:p>
     <w:p>
       <w:pPr>
-        <w:spacing w:line="336" w:lineRule="auto" w:after="180"/>
-      </w:pPr>
-      <w:r>
-        <w:rPr>
-          <w:b w:val="0"/>
-        </w:rPr>
-        <w:t>The key "used" stores 3.</w:t>
+        <w:pStyle w:val="Heading3"/>
+      </w:pPr>
+      <w:r>
+        <w:t>Dictionaries and records</w:t>
       </w:r>
     </w:p>
     <w:p>
@@ -565,7 +559,7 @@
         <w:pStyle w:val="Heading3"/>
       </w:pPr>
       <w:r>
-        <w:t>End goal for the pictorial case</w:t>
+        <w:t>Outcomes</w:t>
       </w:r>
     </w:p>
     <w:p>
@@ -574,9 +568,15 @@
       </w:pPr>
       <w:r>
         <w:rPr>
+          <w:b/>
+        </w:rPr>
+        <w:t>Process</w:t>
+      </w:r>
+      <w:r>
+        <w:rPr>
           <w:b w:val="0"/>
         </w:rPr>
-        <w:t>Trace reading structured data and explain the changed program before running it.</w:t>
+        <w:t xml:space="preserve"> a list of records consistently</w:t>
       </w:r>
     </w:p>
     <w:p>
@@ -587,54 +587,54 @@
         <w:rPr>
           <w:b w:val="0"/>
         </w:rPr>
-        <w:t>This added worked case illustrates the week’s main idea. Retain all original and connected topics; schedule its practice within the teaching cycle.</w:t>
+        <w:t xml:space="preserve">Compute a total from named </w:t>
+      </w:r>
+      <w:r>
+        <w:rPr>
+          <w:b/>
+        </w:rPr>
+        <w:t>field</w:t>
+      </w:r>
+      <w:r>
+        <w:rPr>
+          <w:b w:val="0"/>
+        </w:rPr>
+        <w:t>s</w:t>
       </w:r>
     </w:p>
     <w:p>
       <w:pPr>
-        <w:pStyle w:val="Heading1"/>
-      </w:pPr>
-      <w:r>
-        <w:t>02. Explain and model the mechanism</w:t>
+        <w:spacing w:line="336" w:lineRule="auto" w:after="180"/>
+      </w:pPr>
+      <w:r>
+        <w:rPr>
+          <w:b w:val="0"/>
+        </w:rPr>
+        <w:t>Preserve record meaning while tracing a loop</w:t>
       </w:r>
     </w:p>
     <w:p>
-      <w:r>
-        <w:t>Model Reading structured data using the supplied case, labelled mechanism and reasoning. Make the scope of each conclusion explicit.</w:t>
+      <w:pPr>
+        <w:pStyle w:val="Heading3"/>
+      </w:pPr>
+      <w:r>
+        <w:t>Preparation</w:t>
       </w:r>
     </w:p>
     <w:p>
       <w:pPr>
-        <w:spacing w:line="336" w:lineRule="auto" w:after="180"/>
-      </w:pPr>
-      <w:r>
-        <w:rPr>
-          <w:b w:val="0"/>
-        </w:rPr>
-        <w:t xml:space="preserve">Two fictional cupboards are stored as a list of dictionaries. Each record uses the same keys and units. We want the total spare spaces. Treat the records as a </w:t>
-      </w:r>
-      <w:r>
-        <w:rPr>
-          <w:b/>
-        </w:rPr>
-        <w:t>dataset</w:t>
-      </w:r>
-      <w:r>
-        <w:rPr>
-          <w:b w:val="0"/>
-        </w:rPr>
-        <w:t>, and trace one record at a time before trusting a total.</w:t>
+        <w:pStyle w:val="Heading3"/>
+      </w:pPr>
+      <w:r>
+        <w:t>Prerequisite answer</w:t>
       </w:r>
     </w:p>
     <w:p>
       <w:pPr>
-        <w:spacing w:line="336" w:lineRule="auto" w:after="180"/>
-      </w:pPr>
-      <w:r>
-        <w:rPr>
-          <w:b w:val="0"/>
-        </w:rPr>
-        <w:t>The loop variable row refers to each record in turn. We calculate spare from that record, then add it. total starts before the loop.</w:t>
+        <w:pStyle w:val="Heading3"/>
+      </w:pPr>
+      <w:r>
+        <w:t>End goal for the pictorial case</w:t>
       </w:r>
     </w:p>
     <w:p>
@@ -645,7 +645,606 @@
         <w:rPr>
           <w:b w:val="0"/>
         </w:rPr>
+        <w:t>This added worked case illustrates the week’s main idea. Retain all original and connected topics; schedule its practice within the teaching cycle.</w:t>
+      </w:r>
+    </w:p>
+    <w:p>
+      <w:pPr>
+        <w:pStyle w:val="Heading1"/>
+      </w:pPr>
+      <w:r>
+        <w:t>02. Teach aggregation with an explicit row policy</w:t>
+      </w:r>
+    </w:p>
+    <w:p>
+      <w:r>
+        <w:t>Required cupboard fields and optional observed counts are different contracts.</w:t>
+      </w:r>
+    </w:p>
+    <w:p>
+      <w:pPr>
+        <w:pStyle w:val="Heading2"/>
+      </w:pPr>
+      <w:r>
+        <w:t>Read required-field cupboard data and empty-input limit</w:t>
+      </w:r>
+    </w:p>
+    <w:p>
+      <w:pPr>
+        <w:spacing w:line="336" w:lineRule="auto" w:after="180"/>
+      </w:pPr>
+      <w:r>
+        <w:rPr>
+          <w:b w:val="0"/>
+        </w:rPr>
+        <w:t xml:space="preserve">Two fictional cupboards are stored as a list of dictionaries. Each record uses the same keys and units. We want the total spare spaces. Treat the records as a </w:t>
+      </w:r>
+      <w:r>
+        <w:rPr>
+          <w:b/>
+        </w:rPr>
+        <w:t>dataset</w:t>
+      </w:r>
+      <w:r>
+        <w:rPr>
+          <w:b w:val="0"/>
+        </w:rPr>
+        <w:t>, and trace one record at a time before trusting a total.</w:t>
+      </w:r>
+    </w:p>
+    <w:p>
+      <w:pPr>
+        <w:spacing w:line="336" w:lineRule="auto" w:after="180"/>
+      </w:pPr>
+      <w:r>
+        <w:rPr>
+          <w:b w:val="0"/>
+        </w:rPr>
+        <w:t>The loop variable row refers to each record in turn. We calculate spare from that record, then add it. total starts before the loop.</w:t>
+      </w:r>
+    </w:p>
+    <w:p>
+      <w:pPr>
+        <w:spacing w:line="336" w:lineRule="auto" w:after="180"/>
+      </w:pPr>
+      <w:r>
+        <w:rPr>
+          <w:b w:val="0"/>
+        </w:rPr>
         <w:t>An empty list produces 0 because there are no updates; it does not tell us whether no cupboards exist or records were not collected.</w:t>
+      </w:r>
+    </w:p>
+    <w:p>
+      <w:pPr>
+        <w:pStyle w:val="Heading2"/>
+      </w:pPr>
+      <w:r>
+        <w:t>Supply complete W2 record inputs</w:t>
+      </w:r>
+    </w:p>
+    <w:p>
+      <w:r>
+        <w:rPr>
+          <w:rFonts w:ascii="Courier New" w:hAnsi="Courier New"/>
+          <w:sz w:val="18"/>
+        </w:rPr>
+        <w:t>rows = [{"capacity": 4, "used": 2},</w:t>
+        <w:br/>
+        <w:t xml:space="preserve">        {"capacity": 7, "used": 3},</w:t>
+        <w:br/>
+        <w:t xml:space="preserve">        {"capacity": 2, "used": 1}]</w:t>
+        <w:br/>
+        <w:t>total = 0</w:t>
+        <w:br/>
+        <w:t>for row in rows:</w:t>
+        <w:br/>
+        <w:t xml:space="preserve">    spare = row["capacity"] - row["used"]</w:t>
+        <w:br/>
+        <w:t xml:space="preserve">    total = total + spare</w:t>
+        <w:br/>
+        <w:t>print(total)</w:t>
+        <w:br/>
+      </w:r>
+    </w:p>
+    <w:p>
+      <w:pPr>
+        <w:pStyle w:val="Heading2"/>
+      </w:pPr>
+      <w:r>
+        <w:t>Read the pictured inclusion policy</w:t>
+      </w:r>
+    </w:p>
+    <w:p>
+      <w:pPr>
+        <w:spacing w:line="336" w:lineRule="auto" w:after="180"/>
+      </w:pPr>
+      <w:r>
+        <w:rPr>
+          <w:b w:val="0"/>
+        </w:rPr>
+        <w:t>Read rows with a missing-</w:t>
+      </w:r>
+      <w:r>
+        <w:rPr>
+          <w:b/>
+        </w:rPr>
+        <w:t>field</w:t>
+      </w:r>
+      <w:r>
+        <w:rPr>
+          <w:b w:val="0"/>
+        </w:rPr>
+        <w:t xml:space="preserve"> policy. A toy table is represented as a list of dictionaries; count only rows with a recorded count.</w:t>
+      </w:r>
+    </w:p>
+    <w:p>
+      <w:pPr>
+        <w:spacing w:line="336" w:lineRule="auto" w:after="180"/>
+      </w:pPr>
+      <w:r>
+        <w:rPr>
+          <w:b w:val="0"/>
+        </w:rPr>
+        <w:t xml:space="preserve">Python 3 records: [{"count":2},{"count":0},{}]. Policy: include existing numeric counts, including zero; skip an absent </w:t>
+      </w:r>
+      <w:r>
+        <w:rPr>
+          <w:b/>
+        </w:rPr>
+        <w:t>field</w:t>
+      </w:r>
+      <w:r>
+        <w:rPr>
+          <w:b w:val="0"/>
+        </w:rPr>
+        <w:t>.</w:t>
+      </w:r>
+    </w:p>
+    <w:p>
+      <w:pPr>
+        <w:spacing w:line="336" w:lineRule="auto" w:after="180"/>
+      </w:pPr>
+      <w:r>
+        <w:rPr>
+          <w:b w:val="0"/>
+        </w:rPr>
+        <w:t>The supplied rows contain count 2, count 0 and an absent field. append adds one value to the end of observed, retaining the real zero. sum(observed)adds included values; len(observed) is the mean denominator, while len(rows) is the number of offered records. With values 2 and 0, sum 2/denominator 2 gives mean 1.0 and coverage 2/3. None or an absent field is unavailable under this toy policy.</w:t>
+      </w:r>
+    </w:p>
+    <w:p>
+      <w:pPr>
+        <w:spacing w:line="336" w:lineRule="auto" w:after="180"/>
+      </w:pPr>
+      <w:r>
+        <w:rPr>
+          <w:b w:val="0"/>
+        </w:rPr>
+        <w:t>The program assumes supplied numeric values; it does not reject malformed types or verify measurements. An observed empty sum 0 does not prove missing population values are zero.</w:t>
+      </w:r>
+    </w:p>
+    <w:p>
+      <w:pPr>
+        <w:pStyle w:val="Heading2"/>
+      </w:pPr>
+      <w:r>
+        <w:t>Trace zero, missing and coverage</w:t>
+      </w:r>
+    </w:p>
+    <w:p>
+      <w:r>
+        <w:drawing>
+          <wp:inline xmlns:a="http://schemas.openxmlformats.org/drawingml/2006/main" xmlns:pic="http://schemas.openxmlformats.org/drawingml/2006/picture">
+            <wp:extent cx="5486400" cy="3182112"/>
+            <wp:docPr id="1" name="Picture 1" descr="Inspect three rows: Two rows contain count; the third does not. → Accumulate values: The included values sum to 2+0=2, with denominator 2. → Report coverage and mean: Mean is 1; measured coverage is 2 of 3 rows."/>
+            <wp:cNvGraphicFramePr>
+              <a:graphicFrameLocks noChangeAspect="1"/>
+            </wp:cNvGraphicFramePr>
+            <a:graphic>
+              <a:graphicData uri="http://schemas.openxmlformats.org/drawingml/2006/picture">
+                <pic:pic>
+                  <pic:nvPicPr>
+                    <pic:cNvPr id="0" name="academy-story-python-bridge-11-02.png"/>
+                    <pic:cNvPicPr/>
+                  </pic:nvPicPr>
+                  <pic:blipFill>
+                    <a:blip r:embed="rId9"/>
+                    <a:stretch>
+                      <a:fillRect/>
+                    </a:stretch>
+                  </pic:blipFill>
+                  <pic:spPr>
+                    <a:xfrm>
+                      <a:off x="0" y="0"/>
+                      <a:ext cx="5486400" cy="3182112"/>
+                    </a:xfrm>
+                    <a:prstGeom prst="rect"/>
+                  </pic:spPr>
+                </pic:pic>
+              </a:graphicData>
+            </a:graphic>
+          </wp:inline>
+        </w:drawing>
+      </w:r>
+    </w:p>
+    <w:p>
+      <w:r>
+        <w:drawing>
+          <wp:inline xmlns:a="http://schemas.openxmlformats.org/drawingml/2006/main" xmlns:pic="http://schemas.openxmlformats.org/drawingml/2006/picture">
+            <wp:extent cx="5486400" cy="3657600"/>
+            <wp:docPr id="2" name="Picture 2" descr="Included values and absent field"/>
+            <wp:cNvGraphicFramePr>
+              <a:graphicFrameLocks noChangeAspect="1"/>
+            </wp:cNvGraphicFramePr>
+            <a:graphic>
+              <a:graphicData uri="http://schemas.openxmlformats.org/drawingml/2006/picture">
+                <pic:pic>
+                  <pic:nvPicPr>
+                    <pic:cNvPr id="0" name="academy-detail-python-bridge-11.png"/>
+                    <pic:cNvPicPr/>
+                  </pic:nvPicPr>
+                  <pic:blipFill>
+                    <a:blip r:embed="rId10"/>
+                    <a:stretch>
+                      <a:fillRect/>
+                    </a:stretch>
+                  </pic:blipFill>
+                  <pic:spPr>
+                    <a:xfrm>
+                      <a:off x="0" y="0"/>
+                      <a:ext cx="5486400" cy="3657600"/>
+                    </a:xfrm>
+                    <a:prstGeom prst="rect"/>
+                  </pic:spPr>
+                </pic:pic>
+              </a:graphicData>
+            </a:graphic>
+          </wp:inline>
+        </w:drawing>
+      </w:r>
+    </w:p>
+    <w:p>
+      <w:pPr>
+        <w:pStyle w:val="Heading3"/>
+      </w:pPr>
+      <w:r>
+        <w:t>Read the picture one step at a time</w:t>
+      </w:r>
+    </w:p>
+    <w:tbl>
+      <w:tblPr>
+        <w:tblStyle w:val="LightShading-Accent1"/>
+        <w:tblW w:type="auto" w:w="0"/>
+        <w:tblLook w:firstColumn="1" w:firstRow="1" w:lastColumn="0" w:lastRow="0" w:noHBand="0" w:noVBand="1" w:val="04A0"/>
+      </w:tblPr>
+      <w:tblGrid>
+        <w:gridCol w:w="5112"/>
+        <w:gridCol w:w="5112"/>
+      </w:tblGrid>
+      <w:tr>
+        <w:trPr>
+          <w:tblHeader/>
+        </w:trPr>
+        <w:tc>
+          <w:tcPr>
+            <w:tcW w:type="dxa" w:w="5112"/>
+          </w:tcPr>
+          <w:p>
+            <w:r>
+              <w:t>Step</w:t>
+            </w:r>
+          </w:p>
+        </w:tc>
+        <w:tc>
+          <w:tcPr>
+            <w:tcW w:type="dxa" w:w="5112"/>
+          </w:tcPr>
+          <w:p>
+            <w:r>
+              <w:t>What happens and why</w:t>
+            </w:r>
+          </w:p>
+        </w:tc>
+      </w:tr>
+      <w:tr>
+        <w:tc>
+          <w:tcPr>
+            <w:tcW w:type="dxa" w:w="5112"/>
+          </w:tcPr>
+          <w:p>
+            <w:r>
+              <w:t>1. Inspect three rows</w:t>
+            </w:r>
+          </w:p>
+        </w:tc>
+        <w:tc>
+          <w:tcPr>
+            <w:tcW w:type="dxa" w:w="5112"/>
+          </w:tcPr>
+          <w:p>
+            <w:r>
+              <w:t>Two rows contain count; the third does not.</w:t>
+            </w:r>
+          </w:p>
+        </w:tc>
+      </w:tr>
+      <w:tr>
+        <w:tc>
+          <w:tcPr>
+            <w:tcW w:type="dxa" w:w="5112"/>
+          </w:tcPr>
+          <w:p>
+            <w:r>
+              <w:t>2. Accumulate values</w:t>
+            </w:r>
+          </w:p>
+        </w:tc>
+        <w:tc>
+          <w:tcPr>
+            <w:tcW w:type="dxa" w:w="5112"/>
+          </w:tcPr>
+          <w:p>
+            <w:r>
+              <w:t>The included values sum to 2+0=2, with denominator 2.</w:t>
+            </w:r>
+          </w:p>
+        </w:tc>
+      </w:tr>
+      <w:tr>
+        <w:tc>
+          <w:tcPr>
+            <w:tcW w:type="dxa" w:w="5112"/>
+          </w:tcPr>
+          <w:p>
+            <w:r>
+              <w:t>3. Report coverage and mean</w:t>
+            </w:r>
+          </w:p>
+        </w:tc>
+        <w:tc>
+          <w:tcPr>
+            <w:tcW w:type="dxa" w:w="5112"/>
+          </w:tcPr>
+          <w:p>
+            <w:r>
+              <w:t>Mean is 1; measured coverage is 2 of 3 rows.</w:t>
+            </w:r>
+          </w:p>
+        </w:tc>
+      </w:tr>
+    </w:tbl>
+    <w:p>
+      <w:r>
+        <w:t>Match each pictured step to the supplied facts. This is a worked teaching case, not an independent assessment.</w:t>
+      </w:r>
+    </w:p>
+    <w:p>
+      <w:pPr>
+        <w:spacing w:line="336" w:lineRule="auto" w:after="180"/>
+      </w:pPr>
+      <w:r>
+        <w:rPr>
+          <w:b w:val="0"/>
+        </w:rPr>
+        <w:t xml:space="preserve">Structured data need a row policy before aggregation. Treating missing as zero changes the statistic and can conceal incomplete coverage; real zero remains an </w:t>
+      </w:r>
+      <w:r>
+        <w:rPr>
+          <w:b/>
+        </w:rPr>
+        <w:t>observation</w:t>
+      </w:r>
+      <w:r>
+        <w:rPr>
+          <w:b w:val="0"/>
+        </w:rPr>
+        <w:t>.</w:t>
+      </w:r>
+    </w:p>
+    <w:p>
+      <w:r>
+        <w:rPr>
+          <w:rFonts w:ascii="Courier New" w:hAnsi="Courier New"/>
+          <w:sz w:val="18"/>
+        </w:rPr>
+        <w:t>rows = [{"count": 2}, {"count": 0}, {}]</w:t>
+        <w:br/>
+        <w:t>observed = []</w:t>
+        <w:br/>
+        <w:t>for row in rows:</w:t>
+        <w:br/>
+        <w:t xml:space="preserve">    value = row.get("count")</w:t>
+        <w:br/>
+        <w:t xml:space="preserve">    if value is not None:</w:t>
+        <w:br/>
+        <w:t xml:space="preserve">        observed.append(value)</w:t>
+        <w:br/>
+        <w:t>observed_total = sum(observed)</w:t>
+        <w:br/>
+        <w:t>if len(observed) &gt; 0:</w:t>
+        <w:br/>
+        <w:t xml:space="preserve">    mean = observed_total / len(observed)</w:t>
+        <w:br/>
+        <w:t>else:</w:t>
+        <w:br/>
+        <w:t xml:space="preserve">    mean = None</w:t>
+        <w:br/>
+        <w:t>print(observed_total, len(observed), len(rows), mean)</w:t>
+        <w:br/>
+      </w:r>
+    </w:p>
+    <w:p>
+      <w:pPr>
+        <w:pStyle w:val="Heading2"/>
+      </w:pPr>
+      <w:r>
+        <w:t>Predict adding an observed fourth row</w:t>
+      </w:r>
+    </w:p>
+    <w:p>
+      <w:pPr>
+        <w:spacing w:line="336" w:lineRule="auto" w:after="180"/>
+      </w:pPr>
+      <w:r>
+        <w:rPr>
+          <w:b w:val="0"/>
+        </w:rPr>
+        <w:t>Change: Add {"count":4} as a fourth row.</w:t>
+      </w:r>
+    </w:p>
+    <w:p>
+      <w:pPr>
+        <w:spacing w:line="336" w:lineRule="auto" w:after="180"/>
+      </w:pPr>
+      <w:r>
+        <w:rPr>
+          <w:b/>
+        </w:rPr>
+        <w:t>Prediction</w:t>
+      </w:r>
+      <w:r>
+        <w:rPr>
+          <w:b w:val="0"/>
+        </w:rPr>
+        <w:t>: Sum becomes 6, denominator 3, mean 2; coverage is 3 of 4.</w:t>
+      </w:r>
+    </w:p>
+    <w:p>
+      <w:pPr>
+        <w:spacing w:line="336" w:lineRule="auto" w:after="180"/>
+      </w:pPr>
+      <w:r>
+        <w:rPr>
+          <w:b w:val="0"/>
+        </w:rPr>
+        <w:t xml:space="preserve">Reason: Only the added recorded value contributes; the existing absent </w:t>
+      </w:r>
+      <w:r>
+        <w:rPr>
+          <w:b/>
+        </w:rPr>
+        <w:t>field</w:t>
+      </w:r>
+      <w:r>
+        <w:rPr>
+          <w:b w:val="0"/>
+        </w:rPr>
+        <w:t xml:space="preserve"> remains skipped.</w:t>
+      </w:r>
+    </w:p>
+    <w:p>
+      <w:pPr>
+        <w:pStyle w:val="Heading2"/>
+      </w:pPr>
+      <w:r>
+        <w:t>State parsing and provenance limits</w:t>
+      </w:r>
+    </w:p>
+    <w:p>
+      <w:pPr>
+        <w:spacing w:line="336" w:lineRule="auto" w:after="180"/>
+      </w:pPr>
+      <w:r>
+        <w:rPr>
+          <w:b w:val="0"/>
+        </w:rPr>
+        <w:t>This worked row policy is explicit; file parsing, malformed values and data provenance require additional checks.</w:t>
+      </w:r>
+    </w:p>
+    <w:p>
+      <w:pPr>
+        <w:spacing w:line="336" w:lineRule="auto" w:after="180"/>
+      </w:pPr>
+      <w:r>
+        <w:rPr>
+          <w:b w:val="0"/>
+        </w:rPr>
+        <w:t xml:space="preserve">Cover the result. Ask learners to name the </w:t>
+      </w:r>
+      <w:r>
+        <w:rPr>
+          <w:b/>
+        </w:rPr>
+        <w:t>input</w:t>
+      </w:r>
+      <w:r>
+        <w:rPr>
+          <w:b w:val="0"/>
+        </w:rPr>
+        <w:t xml:space="preserve">s and predict the next step. Uncover one step, connect the icon to the actual procedure, and explain its </w:t>
+      </w:r>
+      <w:r>
+        <w:rPr>
+          <w:b/>
+        </w:rPr>
+        <w:t>evidence</w:t>
+      </w:r>
+      <w:r>
+        <w:rPr>
+          <w:b w:val="0"/>
+        </w:rPr>
+        <w:t>. Then change the supplied condition and compare.</w:t>
+      </w:r>
+    </w:p>
+    <w:p>
+      <w:pPr>
+        <w:spacing w:line="336" w:lineRule="auto" w:after="180"/>
+      </w:pPr>
+      <w:r>
+        <w:rPr>
+          <w:b w:val="0"/>
+        </w:rPr>
+        <w:t>The picture is a representation; it does not document execution of a real AI model.</w:t>
+      </w:r>
+    </w:p>
+    <w:p>
+      <w:pPr>
+        <w:pStyle w:val="Heading2"/>
+      </w:pPr>
+      <w:r>
+        <w:t>Additional guided key · reference / check after trying</w:t>
+      </w:r>
+    </w:p>
+    <w:p>
+      <w:pPr>
+        <w:spacing w:line="336" w:lineRule="auto" w:after="180"/>
+      </w:pPr>
+      <w:r>
+        <w:rPr>
+          <w:b w:val="0"/>
+        </w:rPr>
+        <w:t xml:space="preserve">Contributions 5, 0, 6; total 11. Exit: No. No records were </w:t>
+      </w:r>
+      <w:r>
+        <w:rPr>
+          <w:b/>
+        </w:rPr>
+        <w:t>process</w:t>
+      </w:r>
+      <w:r>
+        <w:rPr>
+          <w:b w:val="0"/>
+        </w:rPr>
+        <w:t xml:space="preserve">ed; the result provides no </w:t>
+      </w:r>
+      <w:r>
+        <w:rPr>
+          <w:b/>
+        </w:rPr>
+        <w:t>evidence</w:t>
+      </w:r>
+      <w:r>
+        <w:rPr>
+          <w:b w:val="0"/>
+        </w:rPr>
+        <w:t xml:space="preserve"> about actual cupboards.</w:t>
+      </w:r>
+    </w:p>
+    <w:p>
+      <w:pPr>
+        <w:pStyle w:val="Heading2"/>
+      </w:pPr>
+      <w:r>
+        <w:t>Earlier wording, alternatives and picture transcripts · reference / check after trying</w:t>
       </w:r>
     </w:p>
     <w:tbl>
@@ -898,41 +1497,6 @@
     </w:p>
     <w:p>
       <w:pPr>
-        <w:spacing w:line="336" w:lineRule="auto" w:after="180"/>
-      </w:pPr>
-      <w:r>
-        <w:rPr>
-          <w:b w:val="0"/>
-        </w:rPr>
-        <w:t xml:space="preserve">Contributions 5, 0, 6; total 11. Exit: No. No records were </w:t>
-      </w:r>
-      <w:r>
-        <w:rPr>
-          <w:b/>
-        </w:rPr>
-        <w:t>process</w:t>
-      </w:r>
-      <w:r>
-        <w:rPr>
-          <w:b w:val="0"/>
-        </w:rPr>
-        <w:t xml:space="preserve">ed; the result provides no </w:t>
-      </w:r>
-      <w:r>
-        <w:rPr>
-          <w:b/>
-        </w:rPr>
-        <w:t>evidence</w:t>
-      </w:r>
-      <w:r>
-        <w:rPr>
-          <w:b w:val="0"/>
-        </w:rPr>
-        <w:t xml:space="preserve"> about actual cupboards.</w:t>
-      </w:r>
-    </w:p>
-    <w:p>
-      <w:pPr>
         <w:pStyle w:val="Heading3"/>
       </w:pPr>
       <w:r>
@@ -1134,101 +1698,10 @@
     </w:p>
     <w:p>
       <w:pPr>
-        <w:spacing w:line="336" w:lineRule="auto" w:after="180"/>
-      </w:pPr>
-      <w:r>
-        <w:rPr>
-          <w:b w:val="0"/>
-        </w:rPr>
-        <w:t>Read rows with a missing-</w:t>
-      </w:r>
-      <w:r>
-        <w:rPr>
-          <w:b/>
-        </w:rPr>
-        <w:t>field</w:t>
-      </w:r>
-      <w:r>
-        <w:rPr>
-          <w:b w:val="0"/>
-        </w:rPr>
-        <w:t xml:space="preserve"> policy. A toy table is represented as a list of dictionaries; count only rows with a recorded count.</w:t>
-      </w:r>
-    </w:p>
-    <w:p>
-      <w:pPr>
         <w:pStyle w:val="Heading3"/>
       </w:pPr>
       <w:r>
         <w:t>The facts we will use</w:t>
-      </w:r>
-    </w:p>
-    <w:p>
-      <w:pPr>
-        <w:pStyle w:val="Heading3"/>
-      </w:pPr>
-      <w:r>
-        <w:t>Supplied facts</w:t>
-      </w:r>
-    </w:p>
-    <w:p>
-      <w:pPr>
-        <w:spacing w:line="336" w:lineRule="auto" w:after="180"/>
-        <w:shd w:fill="F1F6FC"/>
-      </w:pPr>
-      <w:r>
-        <w:rPr>
-          <w:b w:val="0"/>
-        </w:rPr>
-        <w:t xml:space="preserve">Python 3 records: [{"count":2},{"count":0},{}]. Policy: include existing numeric counts, including zero; skip an absent </w:t>
-      </w:r>
-      <w:r>
-        <w:rPr>
-          <w:b/>
-        </w:rPr>
-        <w:t>field</w:t>
-      </w:r>
-      <w:r>
-        <w:rPr>
-          <w:b w:val="0"/>
-        </w:rPr>
-        <w:t>.</w:t>
-      </w:r>
-    </w:p>
-    <w:p>
-      <w:r>
-        <w:drawing>
-          <wp:inline xmlns:a="http://schemas.openxmlformats.org/drawingml/2006/main" xmlns:pic="http://schemas.openxmlformats.org/drawingml/2006/picture">
-            <wp:extent cx="5486400" cy="3657600"/>
-            <wp:docPr id="1" name="Picture 1" descr="Included values and absent field"/>
-            <wp:cNvGraphicFramePr>
-              <a:graphicFrameLocks noChangeAspect="1"/>
-            </wp:cNvGraphicFramePr>
-            <a:graphic>
-              <a:graphicData uri="http://schemas.openxmlformats.org/drawingml/2006/picture">
-                <pic:pic>
-                  <pic:nvPicPr>
-                    <pic:cNvPr id="0" name="academy-detail-python-bridge-11.png"/>
-                    <pic:cNvPicPr/>
-                  </pic:nvPicPr>
-                  <pic:blipFill>
-                    <a:blip r:embed="rId9"/>
-                    <a:stretch>
-                      <a:fillRect/>
-                    </a:stretch>
-                  </pic:blipFill>
-                  <pic:spPr>
-                    <a:xfrm>
-                      <a:off x="0" y="0"/>
-                      <a:ext cx="5486400" cy="3657600"/>
-                    </a:xfrm>
-                    <a:prstGeom prst="rect"/>
-                  </pic:spPr>
-                </pic:pic>
-              </a:graphicData>
-            </a:graphic>
-          </wp:inline>
-        </w:drawing>
       </w:r>
     </w:p>
     <w:p>
@@ -1236,7 +1709,7 @@
         <w:drawing>
           <wp:inline xmlns:a="http://schemas.openxmlformats.org/drawingml/2006/main" xmlns:pic="http://schemas.openxmlformats.org/drawingml/2006/picture">
             <wp:extent cx="5486400" cy="5145314"/>
-            <wp:docPr id="2" name="Picture 2" descr="Reading structured data. Inspect three rows: Two rows contain count; the third does not.. Accumulate values: The included values sum to 2+0=2, with denominator 2.. Report coverage and mean: Mean is 1; measured coverage is 2 of 3 rows."/>
+            <wp:docPr id="3" name="Picture 3" descr="Reading structured data. Inspect three rows: Two rows contain count; the third does not.. Accumulate values: The included values sum to 2+0=2, with denominator 2.. Report coverage and mean: Mean is 1; measured coverage is 2 of 3 rows."/>
             <wp:cNvGraphicFramePr>
               <a:graphicFrameLocks noChangeAspect="1"/>
             </wp:cNvGraphicFramePr>
@@ -1248,7 +1721,7 @@
                     <pic:cNvPicPr/>
                   </pic:nvPicPr>
                   <pic:blipFill>
-                    <a:blip r:embed="rId10"/>
+                    <a:blip r:embed="rId11"/>
                     <a:stretch>
                       <a:fillRect/>
                     </a:stretch>
@@ -1272,114 +1745,7 @@
         <w:pStyle w:val="Heading3"/>
       </w:pPr>
       <w:r>
-        <w:t>Read the picture one step at a time</w:t>
-      </w:r>
-    </w:p>
-    <w:tbl>
-      <w:tblPr>
-        <w:tblStyle w:val="LightShading-Accent1"/>
-        <w:tblW w:type="auto" w:w="0"/>
-        <w:tblLook w:firstColumn="1" w:firstRow="1" w:lastColumn="0" w:lastRow="0" w:noHBand="0" w:noVBand="1" w:val="04A0"/>
-      </w:tblPr>
-      <w:tblGrid>
-        <w:gridCol w:w="5112"/>
-        <w:gridCol w:w="5112"/>
-      </w:tblGrid>
-      <w:tr>
-        <w:trPr>
-          <w:tblHeader/>
-        </w:trPr>
-        <w:tc>
-          <w:tcPr>
-            <w:tcW w:type="dxa" w:w="5112"/>
-          </w:tcPr>
-          <w:p>
-            <w:r>
-              <w:t>Step</w:t>
-            </w:r>
-          </w:p>
-        </w:tc>
-        <w:tc>
-          <w:tcPr>
-            <w:tcW w:type="dxa" w:w="5112"/>
-          </w:tcPr>
-          <w:p>
-            <w:r>
-              <w:t>What happens and why</w:t>
-            </w:r>
-          </w:p>
-        </w:tc>
-      </w:tr>
-      <w:tr>
-        <w:tc>
-          <w:tcPr>
-            <w:tcW w:type="dxa" w:w="5112"/>
-          </w:tcPr>
-          <w:p>
-            <w:r>
-              <w:t>1. Inspect three rows</w:t>
-            </w:r>
-          </w:p>
-        </w:tc>
-        <w:tc>
-          <w:tcPr>
-            <w:tcW w:type="dxa" w:w="5112"/>
-          </w:tcPr>
-          <w:p>
-            <w:r>
-              <w:t>Two rows contain count; the third does not.</w:t>
-            </w:r>
-          </w:p>
-        </w:tc>
-      </w:tr>
-      <w:tr>
-        <w:tc>
-          <w:tcPr>
-            <w:tcW w:type="dxa" w:w="5112"/>
-          </w:tcPr>
-          <w:p>
-            <w:r>
-              <w:t>2. Accumulate values</w:t>
-            </w:r>
-          </w:p>
-        </w:tc>
-        <w:tc>
-          <w:tcPr>
-            <w:tcW w:type="dxa" w:w="5112"/>
-          </w:tcPr>
-          <w:p>
-            <w:r>
-              <w:t>The included values sum to 2+0=2, with denominator 2.</w:t>
-            </w:r>
-          </w:p>
-        </w:tc>
-      </w:tr>
-      <w:tr>
-        <w:tc>
-          <w:tcPr>
-            <w:tcW w:type="dxa" w:w="5112"/>
-          </w:tcPr>
-          <w:p>
-            <w:r>
-              <w:t>3. Report coverage and mean</w:t>
-            </w:r>
-          </w:p>
-        </w:tc>
-        <w:tc>
-          <w:tcPr>
-            <w:tcW w:type="dxa" w:w="5112"/>
-          </w:tcPr>
-          <w:p>
-            <w:r>
-              <w:t>Mean is 1; measured coverage is 2 of 3 rows.</w:t>
-            </w:r>
-          </w:p>
-        </w:tc>
-      </w:tr>
-    </w:tbl>
-    <w:p>
-      <w:r>
-        <w:t>Match each pictured step to the supplied facts. This is a worked teaching case, not an independent assessment.</w:t>
+        <w:t>Why this result follows</w:t>
       </w:r>
     </w:p>
     <w:p>
@@ -1387,7 +1753,7 @@
         <w:pStyle w:val="Heading3"/>
       </w:pPr>
       <w:r>
-        <w:t>Why this result follows</w:t>
+        <w:t>What this example does not establish</w:t>
       </w:r>
     </w:p>
     <w:p>
@@ -1395,161 +1761,168 @@
         <w:pStyle w:val="Heading3"/>
       </w:pPr>
       <w:r>
-        <w:t>Why the result follows</w:t>
+        <w:t>Change one thing in the pictured case</w:t>
       </w:r>
     </w:p>
     <w:p>
       <w:pPr>
-        <w:spacing w:line="336" w:lineRule="auto" w:after="180"/>
-        <w:shd w:fill="F1F6FC"/>
-      </w:pPr>
-      <w:r>
-        <w:rPr>
-          <w:b w:val="0"/>
-        </w:rPr>
-        <w:t xml:space="preserve">Structured data need a row policy before aggregation. Treating missing as zero changes the statistic and can conceal incomplete coverage; real zero remains an </w:t>
-      </w:r>
-      <w:r>
-        <w:rPr>
-          <w:b/>
-        </w:rPr>
-        <w:t>observation</w:t>
-      </w:r>
-      <w:r>
-        <w:rPr>
-          <w:b w:val="0"/>
-        </w:rPr>
-        <w:t>.</w:t>
+        <w:pStyle w:val="Heading3"/>
+      </w:pPr>
+      <w:r>
+        <w:t>Ask while showing the picture</w:t>
       </w:r>
     </w:p>
     <w:p>
       <w:pPr>
-        <w:pStyle w:val="Heading3"/>
-      </w:pPr>
-      <w:r>
-        <w:t>What this example does not establish</w:t>
+        <w:pStyle w:val="Heading1"/>
+      </w:pPr>
+      <w:r>
+        <w:t>03. Guide the trace, then fade the help</w:t>
       </w:r>
     </w:p>
     <w:p>
-      <w:pPr>
-        <w:pStyle w:val="Heading3"/>
-      </w:pPr>
-      <w:r>
-        <w:t>Keep the stated limit</w:t>
+      <w:r>
+        <w:t>Collect predictions before execution or feedback.</w:t>
       </w:r>
     </w:p>
     <w:p>
       <w:pPr>
-        <w:spacing w:line="336" w:lineRule="auto" w:after="180"/>
-        <w:shd w:fill="FFF5E6"/>
-      </w:pPr>
-      <w:r>
-        <w:rPr>
-          <w:b w:val="0"/>
-        </w:rPr>
-        <w:t>This worked row policy is explicit; file parsing, malformed values and data provenance require additional checks.</w:t>
+        <w:pStyle w:val="Heading2"/>
+      </w:pPr>
+      <w:r>
+        <w:t>Main completion task and key</w:t>
       </w:r>
     </w:p>
     <w:p>
       <w:pPr>
-        <w:pStyle w:val="Heading3"/>
-      </w:pPr>
-      <w:r>
-        <w:t>Change one thing in the pictured case</w:t>
+        <w:spacing w:line="336" w:lineRule="auto" w:after="180"/>
+      </w:pPr>
+      <w:r>
+        <w:rPr>
+          <w:b w:val="0"/>
+        </w:rPr>
+        <w:t>Completion task: For spare contributions 2, 4 and 1, trace total starting at 0.</w:t>
       </w:r>
     </w:p>
     <w:p>
       <w:pPr>
-        <w:pStyle w:val="Heading3"/>
-      </w:pPr>
-      <w:r>
-        <w:t>Change one thing</w:t>
+        <w:spacing w:line="336" w:lineRule="auto" w:after="180"/>
+      </w:pPr>
+      <w:r>
+        <w:rPr>
+          <w:b w:val="0"/>
+        </w:rPr>
+        <w:t>Teacher check: Running totals 2, 6, 7.</w:t>
       </w:r>
     </w:p>
     <w:p>
       <w:pPr>
         <w:spacing w:line="336" w:lineRule="auto" w:after="180"/>
-        <w:shd w:fill="F5F1FB"/>
       </w:pPr>
       <w:r>
         <w:rPr>
           <w:b w:val="0"/>
         </w:rPr>
-        <w:t>Change: Add {"count":4} as a fourth row.</w:t>
+        <w:t xml:space="preserve">Start by identifying the given </w:t>
+      </w:r>
+      <w:r>
+        <w:rPr>
+          <w:b/>
+        </w:rPr>
+        <w:t>input</w:t>
+      </w:r>
+      <w:r>
+        <w:rPr>
+          <w:b w:val="0"/>
+        </w:rPr>
+        <w:t>s together. Leave the intermediate steps blank. If needed, model one step, then withdraw that help on the next step. Move to a full trace only when the partial trace is understood.</w:t>
       </w:r>
     </w:p>
     <w:p>
       <w:pPr>
-        <w:pStyle w:val="Heading3"/>
-      </w:pPr>
-      <w:r>
-        <w:t>Predicted result</w:t>
+        <w:spacing w:line="336" w:lineRule="auto" w:after="180"/>
+      </w:pPr>
+      <w:r>
+        <w:rPr>
+          <w:b w:val="0"/>
+        </w:rPr>
+        <w:t>For partners, alternate explainer and checker; collect a response from every learner before discussion.</w:t>
       </w:r>
     </w:p>
     <w:p>
       <w:pPr>
-        <w:spacing w:line="336" w:lineRule="auto" w:after="180"/>
-        <w:shd w:fill="F1F6FC"/>
-      </w:pPr>
-      <w:r>
-        <w:rPr>
-          <w:b/>
-        </w:rPr>
-        <w:t>Prediction</w:t>
-      </w:r>
-      <w:r>
-        <w:rPr>
-          <w:b w:val="0"/>
-        </w:rPr>
-        <w:t>: Sum becomes 6, denominator 3, mean 2; coverage is 3 of 4.</w:t>
+        <w:pStyle w:val="Heading2"/>
+      </w:pPr>
+      <w:r>
+        <w:t>Individual misconception check</w:t>
       </w:r>
     </w:p>
     <w:p>
       <w:pPr>
-        <w:pStyle w:val="Heading3"/>
-      </w:pPr>
-      <w:r>
-        <w:t>Why the result follows</w:t>
+        <w:spacing w:line="336" w:lineRule="auto" w:after="180"/>
+      </w:pPr>
+      <w:r>
+        <w:rPr>
+          <w:b w:val="0"/>
+        </w:rPr>
+        <w:t>Use the worked case for Reading structured data. Proposed explanation: “A successful run proves the conclusion”. Decide whether this explanation is supported.</w:t>
       </w:r>
     </w:p>
     <w:p>
       <w:pPr>
         <w:spacing w:line="336" w:lineRule="auto" w:after="180"/>
-        <w:shd w:fill="F1F6FC"/>
       </w:pPr>
       <w:r>
         <w:rPr>
           <w:b w:val="0"/>
         </w:rPr>
-        <w:t xml:space="preserve">Reason: Only the added recorded value contributes; the existing absent </w:t>
-      </w:r>
-      <w:r>
-        <w:rPr>
-          <w:b/>
-        </w:rPr>
-        <w:t>field</w:t>
-      </w:r>
-      <w:r>
-        <w:rPr>
-          <w:b w:val="0"/>
-        </w:rPr>
-        <w:t xml:space="preserve"> remains skipped.</w:t>
+        <w:t>Point to the step or supplied fact that decides; explain your repair if needed.</w:t>
       </w:r>
     </w:p>
     <w:p>
       <w:pPr>
-        <w:pStyle w:val="Heading3"/>
-      </w:pPr>
-      <w:r>
-        <w:t>Ask while showing the picture</w:t>
+        <w:spacing w:line="336" w:lineRule="auto" w:after="180"/>
+      </w:pPr>
+      <w:r>
+        <w:rPr>
+          <w:b w:val="0"/>
+        </w:rPr>
+        <w:t xml:space="preserve">Expected correction: This loop assumes every record has the required integer </w:t>
+      </w:r>
+      <w:r>
+        <w:rPr>
+          <w:b/>
+        </w:rPr>
+        <w:t>field</w:t>
+      </w:r>
+      <w:r>
+        <w:rPr>
+          <w:b w:val="0"/>
+        </w:rPr>
+        <w:t xml:space="preserve">s. A missing used </w:t>
+      </w:r>
+      <w:r>
+        <w:rPr>
+          <w:b/>
+        </w:rPr>
+        <w:t>field</w:t>
+      </w:r>
+      <w:r>
+        <w:rPr>
+          <w:b w:val="0"/>
+        </w:rPr>
+        <w:t xml:space="preserve"> causes KeyError. Do not silently treat a missing count as zero; that would invent unused capacity.</w:t>
       </w:r>
     </w:p>
     <w:p>
       <w:pPr>
-        <w:pStyle w:val="Heading3"/>
-      </w:pPr>
-      <w:r>
-        <w:t>Ask while showing the picture · 1</w:t>
+        <w:spacing w:line="336" w:lineRule="auto" w:after="180"/>
+      </w:pPr>
+      <w:r>
+        <w:rPr>
+          <w:b w:val="0"/>
+        </w:rPr>
+        <w:t>Collect explanations, not only yes/no votes. If a misunderstanding is common, re-model the relevant step for the class.</w:t>
       </w:r>
     </w:p>
     <w:p>
@@ -1560,75 +1933,127 @@
         <w:rPr>
           <w:b w:val="0"/>
         </w:rPr>
-        <w:t xml:space="preserve">Cover the result. Ask learners to name the </w:t>
-      </w:r>
-      <w:r>
-        <w:rPr>
-          <w:b/>
-        </w:rPr>
-        <w:t>input</w:t>
-      </w:r>
-      <w:r>
-        <w:rPr>
-          <w:b w:val="0"/>
-        </w:rPr>
-        <w:t xml:space="preserve">s and predict the next step. Uncover one step, connect the icon to the actual procedure, and explain its </w:t>
-      </w:r>
-      <w:r>
-        <w:rPr>
-          <w:b/>
-        </w:rPr>
-        <w:t>evidence</w:t>
-      </w:r>
-      <w:r>
-        <w:rPr>
-          <w:b w:val="0"/>
-        </w:rPr>
-        <w:t>. Then change the supplied condition and compare.</w:t>
+        <w:t>If it affects a few learners, give a short targeted group explanation while others solve a more demanding variation.</w:t>
       </w:r>
     </w:p>
     <w:p>
       <w:pPr>
-        <w:spacing w:line="336" w:lineRule="auto" w:after="180"/>
-      </w:pPr>
-      <w:r>
-        <w:rPr>
-          <w:b w:val="0"/>
-        </w:rPr>
-        <w:t>The picture is a representation; it does not document execution of a real AI model.</w:t>
+        <w:pStyle w:val="Heading2"/>
+      </w:pPr>
+      <w:r>
+        <w:t>Pictorial question and changed-case key</w:t>
       </w:r>
     </w:p>
     <w:p>
       <w:pPr>
-        <w:pStyle w:val="Heading1"/>
-      </w:pPr>
-      <w:r>
-        <w:t>03. Demonstrate and guide practice</w:t>
+        <w:spacing w:line="336" w:lineRule="auto" w:after="180"/>
+      </w:pPr>
+      <w:r>
+        <w:rPr>
+          <w:b w:val="0"/>
+        </w:rPr>
+        <w:t>Circle the included rows, calculate the sum and mean, and state coverage. Repeat after adding the fourth row with count four.</w:t>
       </w:r>
     </w:p>
     <w:p>
-      <w:r>
-        <w:t>Demonstrate Reading structured data, reduce support deliberately and check individual reasoning before discussing answers.</w:t>
+      <w:pPr>
+        <w:spacing w:line="336" w:lineRule="auto" w:after="180"/>
+      </w:pPr>
+      <w:r>
+        <w:rPr>
+          <w:b w:val="0"/>
+        </w:rPr>
+        <w:t xml:space="preserve">Initially values 2 and 0 give sum 2 and mean 1 across two </w:t>
+      </w:r>
+      <w:r>
+        <w:rPr>
+          <w:b/>
+        </w:rPr>
+        <w:t>observation</w:t>
+      </w:r>
+      <w:r>
+        <w:rPr>
+          <w:b w:val="0"/>
+        </w:rPr>
+        <w:t xml:space="preserve">s, coverage 2/3. Adding 4 gives sum 6, mean 2 across three </w:t>
+      </w:r>
+      <w:r>
+        <w:rPr>
+          <w:b/>
+        </w:rPr>
+        <w:t>observation</w:t>
+      </w:r>
+      <w:r>
+        <w:rPr>
+          <w:b w:val="0"/>
+        </w:rPr>
+        <w:t>s, coverage 3/4.</w:t>
       </w:r>
     </w:p>
     <w:p>
       <w:pPr>
-        <w:pStyle w:val="Heading3"/>
-      </w:pPr>
-      <w:r>
-        <w:t>Choose the pacing route</w:t>
+        <w:spacing w:line="336" w:lineRule="auto" w:after="180"/>
+      </w:pPr>
+      <w:r>
+        <w:rPr>
+          <w:b w:val="0"/>
+        </w:rPr>
+        <w:t xml:space="preserve">Changed-case reasoning: Sum becomes 6, denominator 3, mean 2; coverage is 3 of 4. Only the added recorded value contributes; the existing absent </w:t>
+      </w:r>
+      <w:r>
+        <w:rPr>
+          <w:b/>
+        </w:rPr>
+        <w:t>field</w:t>
+      </w:r>
+      <w:r>
+        <w:rPr>
+          <w:b w:val="0"/>
+        </w:rPr>
+        <w:t xml:space="preserve"> remains skipped.</w:t>
       </w:r>
     </w:p>
     <w:p>
       <w:pPr>
         <w:spacing w:line="336" w:lineRule="auto" w:after="180"/>
-        <w:shd w:fill="F1F6F8"/>
       </w:pPr>
       <w:r>
         <w:rPr>
           <w:b w:val="0"/>
         </w:rPr>
-        <w:t>Compact alternative: this two-session sequence covers selected core tasks. Use the three-session weekly plan for the full lesson, independent transfer, feedback and project work; allow extra time for extensions.</w:t>
+        <w:t xml:space="preserve">Collect each learner’s explanation before discussion. Use the first missing connection between </w:t>
+      </w:r>
+      <w:r>
+        <w:rPr>
+          <w:b/>
+        </w:rPr>
+        <w:t>input</w:t>
+      </w:r>
+      <w:r>
+        <w:rPr>
+          <w:b w:val="0"/>
+        </w:rPr>
+        <w:t xml:space="preserve">, deciding step and result to choose support. This question is worked-case practice, not fresh mastery </w:t>
+      </w:r>
+      <w:r>
+        <w:rPr>
+          <w:b/>
+        </w:rPr>
+        <w:t>evidence</w:t>
+      </w:r>
+      <w:r>
+        <w:rPr>
+          <w:b w:val="0"/>
+        </w:rPr>
+        <w:t>.</w:t>
+      </w:r>
+    </w:p>
+    <w:p>
+      <w:pPr>
+        <w:pStyle w:val="Heading2"/>
+      </w:pPr>
+      <w:r>
+        <w:t>Support and alternative plan · reference / check after trying</w:t>
       </w:r>
     </w:p>
     <w:tbl>
@@ -1903,30 +2328,29 @@
     </w:p>
     <w:p>
       <w:pPr>
-        <w:pStyle w:val="Heading3"/>
-      </w:pPr>
-      <w:r>
-        <w:t>Reduce help deliberately</w:t>
+        <w:pStyle w:val="Heading2"/>
+      </w:pPr>
+      <w:r>
+        <w:t>Earlier wording, alternatives and picture transcripts · reference / check after trying</w:t>
       </w:r>
     </w:p>
     <w:p>
       <w:pPr>
-        <w:pStyle w:val="Heading3"/>
-      </w:pPr>
-      <w:r>
-        <w:t>Completion practice</w:t>
+        <w:spacing w:line="336" w:lineRule="auto" w:after="180"/>
+      </w:pPr>
+      <w:r>
+        <w:rPr>
+          <w:b w:val="0"/>
+        </w:rPr>
+        <w:t>Compact alternative: this two-session sequence covers selected core tasks. Use the three-session weekly plan for the full lesson, independent transfer, feedback and project work; allow extra time for extensions.</w:t>
       </w:r>
     </w:p>
     <w:p>
       <w:pPr>
-        <w:spacing w:line="336" w:lineRule="auto" w:after="180"/>
-        <w:shd w:fill="F5F1FB"/>
-      </w:pPr>
-      <w:r>
-        <w:rPr>
-          <w:b w:val="0"/>
-        </w:rPr>
-        <w:t>Completion task: For spare contributions 2, 4 and 1, trace total starting at 0.</w:t>
+        <w:pStyle w:val="Heading3"/>
+      </w:pPr>
+      <w:r>
+        <w:t>Reduce help deliberately</w:t>
       </w:r>
     </w:p>
     <w:p>
@@ -1934,72 +2358,44 @@
         <w:pStyle w:val="Heading3"/>
       </w:pPr>
       <w:r>
-        <w:t>Reasoning to listen for</w:t>
+        <w:t>Individual reasoning check</w:t>
       </w:r>
     </w:p>
     <w:p>
       <w:pPr>
-        <w:spacing w:line="336" w:lineRule="auto" w:after="180"/>
-        <w:shd w:fill="F1F6FC"/>
-      </w:pPr>
-      <w:r>
-        <w:rPr>
-          <w:b w:val="0"/>
-        </w:rPr>
-        <w:t>Teacher check: Running totals 2, 6, 7.</w:t>
+        <w:pStyle w:val="Heading3"/>
+      </w:pPr>
+      <w:r>
+        <w:t>Pictorial practice question</w:t>
       </w:r>
     </w:p>
     <w:p>
       <w:pPr>
-        <w:spacing w:line="336" w:lineRule="auto" w:after="180"/>
-      </w:pPr>
-      <w:r>
-        <w:rPr>
-          <w:b w:val="0"/>
-        </w:rPr>
-        <w:t xml:space="preserve">Start by identifying the given </w:t>
-      </w:r>
-      <w:r>
-        <w:rPr>
-          <w:b/>
-        </w:rPr>
-        <w:t>input</w:t>
-      </w:r>
-      <w:r>
-        <w:rPr>
-          <w:b w:val="0"/>
-        </w:rPr>
-        <w:t>s together. Leave the intermediate steps blank. If needed, model one step, then withdraw that help on the next step. Move to a full trace only when the partial trace is understood.</w:t>
+        <w:pStyle w:val="Heading3"/>
+      </w:pPr>
+      <w:r>
+        <w:t>Reasoned teacher answer</w:t>
       </w:r>
     </w:p>
     <w:p>
       <w:pPr>
-        <w:spacing w:line="336" w:lineRule="auto" w:after="180"/>
-      </w:pPr>
-      <w:r>
-        <w:rPr>
-          <w:b w:val="0"/>
-        </w:rPr>
-        <w:t>For partners, alternate explainer and checker; collect a response from every learner before discussion.</w:t>
+        <w:pStyle w:val="Heading1"/>
+      </w:pPr>
+      <w:r>
+        <w:t>04. Run the complete supplied investigation</w:t>
       </w:r>
     </w:p>
     <w:p>
-      <w:pPr>
-        <w:pStyle w:val="Heading3"/>
-      </w:pPr>
-      <w:r>
-        <w:t>Individual reasoning check</w:t>
+      <w:r>
+        <w:t>Preserve expected, observed and paper-trace records.</w:t>
       </w:r>
     </w:p>
     <w:p>
       <w:pPr>
-        <w:spacing w:line="336" w:lineRule="auto" w:after="180"/>
-      </w:pPr>
-      <w:r>
-        <w:rPr>
-          <w:b w:val="0"/>
-        </w:rPr>
-        <w:t>Use the worked case for Reading structured data. Proposed explanation: “A successful run proves the conclusion”. Decide whether this explanation is supported.</w:t>
+        <w:pStyle w:val="Heading2"/>
+      </w:pPr>
+      <w:r>
+        <w:t>Supplied case materials and checked guidance</w:t>
       </w:r>
     </w:p>
     <w:p>
@@ -2010,27 +2406,26 @@
         <w:rPr>
           <w:b w:val="0"/>
         </w:rPr>
-        <w:t>Point to the step or supplied fact that decides; explain your repair if needed.</w:t>
+        <w:t>W2 running totals 2,6,7; reset inside loop wrongly leaves 1. Required missing used raises KeyError. Count policy includes 2 and 0, mean 1.0 over 2 observations/3 rows; after added 4, mean 2.0 over 3/4. All-empty mean None, observed sum 0 not unknown population total. Selected scores 2/6/missing give 8 2 3 4.0; three empty rows give 0 0 3 None. Preserve score coverage 2/3 and no fabricated missing scores.</w:t>
       </w:r>
     </w:p>
     <w:p>
       <w:pPr>
-        <w:pStyle w:val="Heading3"/>
-      </w:pPr>
-      <w:r>
-        <w:t>Expected repair</w:t>
+        <w:pStyle w:val="Heading2"/>
+      </w:pPr>
+      <w:r>
+        <w:t>Diagnose misconceptions</w:t>
       </w:r>
     </w:p>
     <w:p>
       <w:pPr>
         <w:spacing w:line="336" w:lineRule="auto" w:after="180"/>
-        <w:shd w:fill="F1F6FC"/>
       </w:pPr>
       <w:r>
         <w:rPr>
           <w:b w:val="0"/>
         </w:rPr>
-        <w:t xml:space="preserve">Expected correction: This loop assumes every record has the required integer </w:t>
+        <w:t xml:space="preserve">A successful run proves the conclusion: This loop assumes every record has the required integer </w:t>
       </w:r>
       <w:r>
         <w:rPr>
@@ -2065,7 +2460,19 @@
         <w:rPr>
           <w:b w:val="0"/>
         </w:rPr>
-        <w:t>Collect explanations, not only yes/no votes. If a misunderstanding is common, re-model the relevant step for the class.</w:t>
+        <w:t xml:space="preserve">Matching the example is enough: Require the new W4 case, explicit </w:t>
+      </w:r>
+      <w:r>
+        <w:rPr>
+          <w:b/>
+        </w:rPr>
+        <w:t>prediction</w:t>
+      </w:r>
+      <w:r>
+        <w:rPr>
+          <w:b w:val="0"/>
+        </w:rPr>
+        <w:t>s and an explanation. Fresh retry: records (7, 2), (3, 3), (8, 6) contribute 5, 0, 2 and total 7; reversed order also totals 7.</w:t>
       </w:r>
     </w:p>
     <w:p>
@@ -2076,15 +2483,18 @@
         <w:rPr>
           <w:b w:val="0"/>
         </w:rPr>
-        <w:t>If it affects a few learners, give a short targeted group explanation while others solve a more demanding variation.</w:t>
+        <w:t>A convenient shortcut preserves meaning: Putting total = 0 inside the loop discards earlier contributions. With the original rows it finishes at 0, the second contribution.</w:t>
       </w:r>
     </w:p>
     <w:p>
       <w:pPr>
-        <w:pStyle w:val="Heading3"/>
-      </w:pPr>
-      <w:r>
-        <w:t>Pictorial practice question</w:t>
+        <w:spacing w:line="336" w:lineRule="auto" w:after="180"/>
+      </w:pPr>
+      <w:r>
+        <w:rPr>
+          <w:b w:val="0"/>
+        </w:rPr>
+        <w:t>Move the initialization before the loop and rerun both the original and reversed row order.</w:t>
       </w:r>
     </w:p>
     <w:p>
@@ -2095,244 +2505,39 @@
         <w:rPr>
           <w:b w:val="0"/>
         </w:rPr>
-        <w:t>Circle the included rows, calculate the sum and mean, and state coverage. Repeat after adding the fourth row with count four.</w:t>
+        <w:t xml:space="preserve">Use Section 9 for the </w:t>
+      </w:r>
+      <w:r>
+        <w:rPr>
+          <w:b/>
+        </w:rPr>
+        <w:t>evidence</w:t>
+      </w:r>
+      <w:r>
+        <w:rPr>
+          <w:b w:val="0"/>
+        </w:rPr>
+        <w:t xml:space="preserve"> ledger. Add a boundary or missing-</w:t>
+      </w:r>
+      <w:r>
+        <w:rPr>
+          <w:b/>
+        </w:rPr>
+        <w:t>input</w:t>
+      </w:r>
+      <w:r>
+        <w:rPr>
+          <w:b w:val="0"/>
+        </w:rPr>
+        <w:t xml:space="preserve"> case and record the expected response before checking. More successful repeats of one case do not establish wider coverage.</w:t>
       </w:r>
     </w:p>
     <w:p>
       <w:pPr>
-        <w:pStyle w:val="Heading3"/>
-      </w:pPr>
-      <w:r>
-        <w:t>Reasoned teacher answer</w:t>
-      </w:r>
-    </w:p>
-    <w:p>
-      <w:pPr>
-        <w:spacing w:line="336" w:lineRule="auto" w:after="180"/>
-      </w:pPr>
-      <w:r>
-        <w:rPr>
-          <w:b w:val="0"/>
-        </w:rPr>
-        <w:t xml:space="preserve">Initially values 2 and 0 give sum 2 and mean 1 across two </w:t>
-      </w:r>
-      <w:r>
-        <w:rPr>
-          <w:b/>
-        </w:rPr>
-        <w:t>observation</w:t>
-      </w:r>
-      <w:r>
-        <w:rPr>
-          <w:b w:val="0"/>
-        </w:rPr>
-        <w:t xml:space="preserve">s, coverage 2/3. Adding 4 gives sum 6, mean 2 across three </w:t>
-      </w:r>
-      <w:r>
-        <w:rPr>
-          <w:b/>
-        </w:rPr>
-        <w:t>observation</w:t>
-      </w:r>
-      <w:r>
-        <w:rPr>
-          <w:b w:val="0"/>
-        </w:rPr>
-        <w:t>s, coverage 3/4.</w:t>
-      </w:r>
-    </w:p>
-    <w:p>
-      <w:pPr>
-        <w:spacing w:line="336" w:lineRule="auto" w:after="180"/>
-      </w:pPr>
-      <w:r>
-        <w:rPr>
-          <w:b w:val="0"/>
-        </w:rPr>
-        <w:t xml:space="preserve">Changed-case reasoning: Sum becomes 6, denominator 3, mean 2; coverage is 3 of 4. Only the added recorded value contributes; the existing absent </w:t>
-      </w:r>
-      <w:r>
-        <w:rPr>
-          <w:b/>
-        </w:rPr>
-        <w:t>field</w:t>
-      </w:r>
-      <w:r>
-        <w:rPr>
-          <w:b w:val="0"/>
-        </w:rPr>
-        <w:t xml:space="preserve"> remains skipped.</w:t>
-      </w:r>
-    </w:p>
-    <w:p>
-      <w:pPr>
-        <w:spacing w:line="336" w:lineRule="auto" w:after="180"/>
-      </w:pPr>
-      <w:r>
-        <w:rPr>
-          <w:b w:val="0"/>
-        </w:rPr>
-        <w:t xml:space="preserve">Collect each learner’s explanation before discussion. Use the first missing connection between </w:t>
-      </w:r>
-      <w:r>
-        <w:rPr>
-          <w:b/>
-        </w:rPr>
-        <w:t>input</w:t>
-      </w:r>
-      <w:r>
-        <w:rPr>
-          <w:b w:val="0"/>
-        </w:rPr>
-        <w:t xml:space="preserve">, deciding step and result to choose support. This question is worked-case practice, not fresh mastery </w:t>
-      </w:r>
-      <w:r>
-        <w:rPr>
-          <w:b/>
-        </w:rPr>
-        <w:t>evidence</w:t>
-      </w:r>
-      <w:r>
-        <w:rPr>
-          <w:b w:val="0"/>
-        </w:rPr>
-        <w:t>.</w:t>
-      </w:r>
-    </w:p>
-    <w:p>
-      <w:pPr>
-        <w:pStyle w:val="Heading1"/>
-      </w:pPr>
-      <w:r>
-        <w:t>04. Run the investigation and diagnose misconceptions</w:t>
-      </w:r>
-    </w:p>
-    <w:p>
-      <w:r>
-        <w:t>Run the Reading structured data investigation and use the first unsupported step to choose a teaching response.</w:t>
-      </w:r>
-    </w:p>
-    <w:p>
-      <w:pPr>
-        <w:spacing w:line="336" w:lineRule="auto" w:after="180"/>
-      </w:pPr>
-      <w:r>
-        <w:rPr>
-          <w:b w:val="0"/>
-        </w:rPr>
-        <w:t xml:space="preserve">A successful run proves the conclusion: This loop assumes every record has the required integer </w:t>
-      </w:r>
-      <w:r>
-        <w:rPr>
-          <w:b/>
-        </w:rPr>
-        <w:t>field</w:t>
-      </w:r>
-      <w:r>
-        <w:rPr>
-          <w:b w:val="0"/>
-        </w:rPr>
-        <w:t xml:space="preserve">s. A missing used </w:t>
-      </w:r>
-      <w:r>
-        <w:rPr>
-          <w:b/>
-        </w:rPr>
-        <w:t>field</w:t>
-      </w:r>
-      <w:r>
-        <w:rPr>
-          <w:b w:val="0"/>
-        </w:rPr>
-        <w:t xml:space="preserve"> causes KeyError. Do not silently treat a missing count as zero; that would invent unused capacity.</w:t>
-      </w:r>
-    </w:p>
-    <w:p>
-      <w:pPr>
-        <w:spacing w:line="336" w:lineRule="auto" w:after="180"/>
-      </w:pPr>
-      <w:r>
-        <w:rPr>
-          <w:b w:val="0"/>
-        </w:rPr>
-        <w:t xml:space="preserve">Matching the example is enough: Require the new W4 case, explicit </w:t>
-      </w:r>
-      <w:r>
-        <w:rPr>
-          <w:b/>
-        </w:rPr>
-        <w:t>prediction</w:t>
-      </w:r>
-      <w:r>
-        <w:rPr>
-          <w:b w:val="0"/>
-        </w:rPr>
-        <w:t>s and an explanation. Fresh retry: records (7, 2), (3, 3), (8, 6) contribute 5, 0, 2 and total 7; reversed order also totals 7.</w:t>
-      </w:r>
-    </w:p>
-    <w:p>
-      <w:pPr>
-        <w:spacing w:line="336" w:lineRule="auto" w:after="180"/>
-      </w:pPr>
-      <w:r>
-        <w:rPr>
-          <w:b w:val="0"/>
-        </w:rPr>
-        <w:t>A convenient shortcut preserves meaning: Putting total = 0 inside the loop discards earlier contributions. With the original rows it finishes at 0, the second contribution.</w:t>
-      </w:r>
-    </w:p>
-    <w:p>
-      <w:pPr>
-        <w:spacing w:line="336" w:lineRule="auto" w:after="180"/>
-      </w:pPr>
-      <w:r>
-        <w:rPr>
-          <w:b w:val="0"/>
-        </w:rPr>
-        <w:t>Move the initialization before the loop and rerun both the original and reversed row order.</w:t>
-      </w:r>
-    </w:p>
-    <w:p>
-      <w:pPr>
-        <w:spacing w:line="336" w:lineRule="auto" w:after="180"/>
-      </w:pPr>
-      <w:r>
-        <w:rPr>
-          <w:b w:val="0"/>
-        </w:rPr>
-        <w:t xml:space="preserve">Use Section 9 for the </w:t>
-      </w:r>
-      <w:r>
-        <w:rPr>
-          <w:b/>
-        </w:rPr>
-        <w:t>evidence</w:t>
-      </w:r>
-      <w:r>
-        <w:rPr>
-          <w:b w:val="0"/>
-        </w:rPr>
-        <w:t xml:space="preserve"> ledger. Add a boundary or missing-</w:t>
-      </w:r>
-      <w:r>
-        <w:rPr>
-          <w:b/>
-        </w:rPr>
-        <w:t>input</w:t>
-      </w:r>
-      <w:r>
-        <w:rPr>
-          <w:b w:val="0"/>
-        </w:rPr>
-        <w:t xml:space="preserve"> case and record the expected response before checking. More successful repeats of one case do not establish wider coverage.</w:t>
-      </w:r>
-    </w:p>
-    <w:p>
-      <w:pPr>
-        <w:pStyle w:val="Heading3"/>
-      </w:pPr>
-      <w:r>
-        <w:t>Match the support to the first error</w:t>
+        <w:pStyle w:val="Heading2"/>
+      </w:pPr>
+      <w:r>
+        <w:t>Choose accessible support</w:t>
       </w:r>
     </w:p>
     <w:tbl>
@@ -2505,444 +2710,44 @@
     </w:p>
     <w:p>
       <w:pPr>
-        <w:pStyle w:val="Heading1"/>
-      </w:pPr>
-      <w:r>
-        <w:t>05. Assess and explain the answers</w:t>
+        <w:pStyle w:val="Heading2"/>
+      </w:pPr>
+      <w:r>
+        <w:t>Earlier wording, alternatives and picture transcripts · reference / check after trying</w:t>
       </w:r>
     </w:p>
     <w:p>
-      <w:r>
-        <w:t>Use the Reading structured data questions, teacher keys and criteria after the relevant attempts. Previously discussed cases are practice; protect the separately selected independent task.</w:t>
+      <w:pPr>
+        <w:pStyle w:val="Heading3"/>
+      </w:pPr>
+      <w:r>
+        <w:t>Match the support to the first error</w:t>
       </w:r>
     </w:p>
     <w:p>
       <w:pPr>
-        <w:pStyle w:val="Heading3"/>
-      </w:pPr>
-      <w:r>
-        <w:t>Guided and exit questions</w:t>
+        <w:pStyle w:val="Heading1"/>
+      </w:pPr>
+      <w:r>
+        <w:t>05. Assess the selected bridge transfer task</w:t>
       </w:r>
     </w:p>
     <w:p>
-      <w:pPr>
-        <w:spacing w:line="336" w:lineRule="auto" w:after="180"/>
-      </w:pPr>
-      <w:r>
-        <w:rPr>
-          <w:b w:val="0"/>
-        </w:rPr>
-        <w:t xml:space="preserve">Contributions 5, 0, 6; total 11. Exit: No. No records were </w:t>
-      </w:r>
-      <w:r>
-        <w:rPr>
-          <w:b/>
-        </w:rPr>
-        <w:t>process</w:t>
-      </w:r>
-      <w:r>
-        <w:rPr>
-          <w:b w:val="0"/>
-        </w:rPr>
-        <w:t xml:space="preserve">ed; the result provides no </w:t>
-      </w:r>
-      <w:r>
-        <w:rPr>
-          <w:b/>
-        </w:rPr>
-        <w:t>evidence</w:t>
-      </w:r>
-      <w:r>
-        <w:rPr>
-          <w:b w:val="0"/>
-        </w:rPr>
-        <w:t xml:space="preserve"> about actual cupboards.</w:t>
+      <w:r>
+        <w:t>If a learner has seen this exact case, use a fresh parallel input and record exposure/support.</w:t>
       </w:r>
     </w:p>
     <w:p>
       <w:pPr>
-        <w:pStyle w:val="Heading3"/>
-      </w:pPr>
-      <w:r>
-        <w:t>W1 Read a row</w:t>
+        <w:pStyle w:val="Heading2"/>
+      </w:pPr>
+      <w:r>
+        <w:t>Selected independent task and checked key</w:t>
       </w:r>
     </w:p>
     <w:p>
       <w:pPr>
-        <w:pStyle w:val="Heading3"/>
-      </w:pPr>
-      <w:r>
-        <w:t>Workbook question · W1</w:t>
-      </w:r>
-    </w:p>
-    <w:p>
-      <w:pPr>
         <w:spacing w:line="336" w:lineRule="auto" w:after="180"/>
-        <w:shd w:fill="F5F1FB"/>
-      </w:pPr>
-      <w:r>
-        <w:rPr>
-          <w:b w:val="0"/>
-        </w:rPr>
-        <w:t xml:space="preserve">In the worked </w:t>
-      </w:r>
-      <w:r>
-        <w:rPr>
-          <w:b/>
-        </w:rPr>
-        <w:t>dataset</w:t>
-      </w:r>
-      <w:r>
-        <w:rPr>
-          <w:b w:val="0"/>
-        </w:rPr>
-        <w:t>, state the number of records and the spare spaces in the second record.</w:t>
-      </w:r>
-    </w:p>
-    <w:p>
-      <w:pPr>
-        <w:pStyle w:val="Heading3"/>
-      </w:pPr>
-      <w:r>
-        <w:t>Teacher reasoning · W1</w:t>
-      </w:r>
-    </w:p>
-    <w:p>
-      <w:pPr>
-        <w:spacing w:line="336" w:lineRule="auto" w:after="180"/>
-        <w:shd w:fill="F1F6FC"/>
-      </w:pPr>
-      <w:r>
-        <w:rPr>
-          <w:b w:val="0"/>
-        </w:rPr>
-        <w:t>There are 2 records. The second has 0 spare spaces.</w:t>
-      </w:r>
-    </w:p>
-    <w:p>
-      <w:pPr>
-        <w:pStyle w:val="Heading3"/>
-      </w:pPr>
-      <w:r>
-        <w:t>W2 Trace all updates</w:t>
-      </w:r>
-    </w:p>
-    <w:p>
-      <w:pPr>
-        <w:pStyle w:val="Heading3"/>
-      </w:pPr>
-      <w:r>
-        <w:t>Workbook question · W2</w:t>
-      </w:r>
-    </w:p>
-    <w:p>
-      <w:pPr>
-        <w:spacing w:line="336" w:lineRule="auto" w:after="180"/>
-        <w:shd w:fill="F5F1FB"/>
-      </w:pPr>
-      <w:r>
-        <w:rPr>
-          <w:b w:val="0"/>
-        </w:rPr>
-        <w:t>For spare contributions 2, 4 and 1, trace total starting at 0.</w:t>
-      </w:r>
-    </w:p>
-    <w:p>
-      <w:pPr>
-        <w:pStyle w:val="Heading3"/>
-      </w:pPr>
-      <w:r>
-        <w:t>Teacher reasoning · W2</w:t>
-      </w:r>
-    </w:p>
-    <w:p>
-      <w:pPr>
-        <w:spacing w:line="336" w:lineRule="auto" w:after="180"/>
-        <w:shd w:fill="F1F6FC"/>
-      </w:pPr>
-      <w:r>
-        <w:rPr>
-          <w:b w:val="0"/>
-        </w:rPr>
-        <w:t>Running totals 2, 6, 7.</w:t>
-      </w:r>
-    </w:p>
-    <w:p>
-      <w:pPr>
-        <w:pStyle w:val="Heading3"/>
-      </w:pPr>
-      <w:r>
-        <w:t>W3 Repair initialization</w:t>
-      </w:r>
-    </w:p>
-    <w:p>
-      <w:pPr>
-        <w:pStyle w:val="Heading3"/>
-      </w:pPr>
-      <w:r>
-        <w:t>Workbook question · W3</w:t>
-      </w:r>
-    </w:p>
-    <w:p>
-      <w:pPr>
-        <w:spacing w:line="336" w:lineRule="auto" w:after="180"/>
-        <w:shd w:fill="F5F1FB"/>
-      </w:pPr>
-      <w:r>
-        <w:rPr>
-          <w:b w:val="0"/>
-        </w:rPr>
-        <w:t>A loop resets total to 0 on each pass over contributions 2, 4, 1. What final total appears and how should it be fixed?</w:t>
-      </w:r>
-    </w:p>
-    <w:p>
-      <w:pPr>
-        <w:pStyle w:val="Heading3"/>
-      </w:pPr>
-      <w:r>
-        <w:t>Teacher reasoning · W3</w:t>
-      </w:r>
-    </w:p>
-    <w:p>
-      <w:pPr>
-        <w:spacing w:line="336" w:lineRule="auto" w:after="180"/>
-        <w:shd w:fill="F1F6FC"/>
-      </w:pPr>
-      <w:r>
-        <w:rPr>
-          <w:b w:val="0"/>
-        </w:rPr>
-        <w:t>It ends at 1. Initialize total once before the loop; repaired total 7.</w:t>
-      </w:r>
-    </w:p>
-    <w:p>
-      <w:pPr>
-        <w:pStyle w:val="Heading3"/>
-      </w:pPr>
-      <w:r>
-        <w:t>W4 Process new records independently</w:t>
-      </w:r>
-    </w:p>
-    <w:p>
-      <w:pPr>
-        <w:pStyle w:val="Heading3"/>
-      </w:pPr>
-      <w:r>
-        <w:t>Workbook question · W4</w:t>
-      </w:r>
-    </w:p>
-    <w:p>
-      <w:pPr>
-        <w:spacing w:line="336" w:lineRule="auto" w:after="180"/>
-        <w:shd w:fill="F5F1FB"/>
-      </w:pPr>
-      <w:r>
-        <w:rPr>
-          <w:b w:val="0"/>
-        </w:rPr>
-        <w:t>Write a loop for records (capacity 9, used 2), (capacity 5, used 1), and (capacity 4, used 4). Predict the total. Reverse the order and test an empty list.</w:t>
-      </w:r>
-    </w:p>
-    <w:p>
-      <w:pPr>
-        <w:pStyle w:val="Heading3"/>
-      </w:pPr>
-      <w:r>
-        <w:t>Teacher reasoning · W4</w:t>
-      </w:r>
-    </w:p>
-    <w:p>
-      <w:pPr>
-        <w:spacing w:line="336" w:lineRule="auto" w:after="180"/>
-        <w:shd w:fill="F1F6FC"/>
-      </w:pPr>
-      <w:r>
-        <w:rPr>
-          <w:b w:val="0"/>
-        </w:rPr>
-        <w:t xml:space="preserve">Contributions 7, 4, 0 give 11 in either order. Empty list gives 0. The loop must use both </w:t>
-      </w:r>
-      <w:r>
-        <w:rPr>
-          <w:b/>
-        </w:rPr>
-        <w:t>field</w:t>
-      </w:r>
-      <w:r>
-        <w:rPr>
-          <w:b w:val="0"/>
-        </w:rPr>
-        <w:t>s for every row.</w:t>
-      </w:r>
-    </w:p>
-    <w:p>
-      <w:pPr>
-        <w:pStyle w:val="Heading3"/>
-      </w:pPr>
-      <w:r>
-        <w:t>W5 Interpret an empty result</w:t>
-      </w:r>
-    </w:p>
-    <w:p>
-      <w:pPr>
-        <w:pStyle w:val="Heading3"/>
-      </w:pPr>
-      <w:r>
-        <w:t>Workbook question · W5</w:t>
-      </w:r>
-    </w:p>
-    <w:p>
-      <w:pPr>
-        <w:spacing w:line="336" w:lineRule="auto" w:after="180"/>
-        <w:shd w:fill="F5F1FB"/>
-      </w:pPr>
-      <w:r>
-        <w:rPr>
-          <w:b w:val="0"/>
-        </w:rPr>
-        <w:t xml:space="preserve">An empty </w:t>
-      </w:r>
-      <w:r>
-        <w:rPr>
-          <w:b/>
-        </w:rPr>
-        <w:t>dataset</w:t>
-      </w:r>
-      <w:r>
-        <w:rPr>
-          <w:b w:val="0"/>
-        </w:rPr>
-        <w:t xml:space="preserve"> produces total 0. Can you conclude that every cupboard is full?</w:t>
-      </w:r>
-    </w:p>
-    <w:p>
-      <w:pPr>
-        <w:pStyle w:val="Heading3"/>
-      </w:pPr>
-      <w:r>
-        <w:t>Teacher reasoning · W5</w:t>
-      </w:r>
-    </w:p>
-    <w:p>
-      <w:pPr>
-        <w:spacing w:line="336" w:lineRule="auto" w:after="180"/>
-        <w:shd w:fill="F1F6FC"/>
-      </w:pPr>
-      <w:r>
-        <w:rPr>
-          <w:b w:val="0"/>
-        </w:rPr>
-        <w:t xml:space="preserve">No. No records were </w:t>
-      </w:r>
-      <w:r>
-        <w:rPr>
-          <w:b/>
-        </w:rPr>
-        <w:t>process</w:t>
-      </w:r>
-      <w:r>
-        <w:rPr>
-          <w:b w:val="0"/>
-        </w:rPr>
-        <w:t xml:space="preserve">ed; the result provides no </w:t>
-      </w:r>
-      <w:r>
-        <w:rPr>
-          <w:b/>
-        </w:rPr>
-        <w:t>evidence</w:t>
-      </w:r>
-      <w:r>
-        <w:rPr>
-          <w:b w:val="0"/>
-        </w:rPr>
-        <w:t xml:space="preserve"> about actual cupboards.</w:t>
-      </w:r>
-    </w:p>
-    <w:p>
-      <w:pPr>
-        <w:pStyle w:val="Heading3"/>
-      </w:pPr>
-      <w:r>
-        <w:t>Independent assessment and fresh retry</w:t>
-      </w:r>
-    </w:p>
-    <w:p>
-      <w:pPr>
-        <w:pStyle w:val="Heading3"/>
-      </w:pPr>
-      <w:r>
-        <w:t>Teacher key · Independent assessment and fresh retry</w:t>
-      </w:r>
-    </w:p>
-    <w:p>
-      <w:pPr>
-        <w:spacing w:line="336" w:lineRule="auto" w:after="180"/>
-        <w:shd w:fill="F1F6FC"/>
-      </w:pPr>
-      <w:r>
-        <w:rPr>
-          <w:b w:val="0"/>
-        </w:rPr>
-        <w:t xml:space="preserve">Independent W4 </w:t>
-      </w:r>
-      <w:r>
-        <w:rPr>
-          <w:b/>
-        </w:rPr>
-        <w:t>evidence</w:t>
-      </w:r>
-      <w:r>
-        <w:rPr>
-          <w:b w:val="0"/>
-        </w:rPr>
-        <w:t xml:space="preserve">: Contributions 7, 4, 0 give 11 in either order. Empty list gives 0. The loop must use both </w:t>
-      </w:r>
-      <w:r>
-        <w:rPr>
-          <w:b/>
-        </w:rPr>
-        <w:t>field</w:t>
-      </w:r>
-      <w:r>
-        <w:rPr>
-          <w:b w:val="0"/>
-        </w:rPr>
-        <w:t>s for every row. Record whether the learner needed no help, a hint or explanation.</w:t>
-      </w:r>
-    </w:p>
-    <w:p>
-      <w:pPr>
-        <w:spacing w:line="336" w:lineRule="auto" w:after="180"/>
-        <w:shd w:fill="F1F6FC"/>
-      </w:pPr>
-      <w:r>
-        <w:rPr>
-          <w:b w:val="0"/>
-        </w:rPr>
-        <w:t>Fresh retry: records (7, 2), (3, 3), (8, 6) contribute 5, 0, 2 and total 7; reversed order also totals 7.</w:t>
-      </w:r>
-    </w:p>
-    <w:p>
-      <w:pPr>
-        <w:pStyle w:val="Heading3"/>
-      </w:pPr>
-      <w:r>
-        <w:t>Assess independent transfer</w:t>
-      </w:r>
-    </w:p>
-    <w:p>
-      <w:pPr>
-        <w:pStyle w:val="Heading3"/>
-      </w:pPr>
-      <w:r>
-        <w:t>Independent question · withhold the key</w:t>
-      </w:r>
-    </w:p>
-    <w:p>
-      <w:pPr>
-        <w:spacing w:line="336" w:lineRule="auto" w:after="180"/>
-        <w:shd w:fill="F5F1FB"/>
       </w:pPr>
       <w:r>
         <w:rPr>
@@ -3009,72 +2814,61 @@
     </w:p>
     <w:p>
       <w:pPr>
-        <w:pStyle w:val="Heading3"/>
-      </w:pPr>
-      <w:r>
-        <w:t>Selected case answer</w:t>
+        <w:spacing w:line="336" w:lineRule="auto" w:after="180"/>
+      </w:pPr>
+      <w:r>
+        <w:rPr>
+          <w:b/>
+        </w:rPr>
+        <w:t>Output</w:t>
+      </w:r>
+      <w:r>
+        <w:rPr>
+          <w:b w:val="0"/>
+        </w:rPr>
+        <w:t>8 2 3 4.0: observed total8, two supplied scores out of three records, mean4 over denominator2.</w:t>
       </w:r>
     </w:p>
     <w:p>
       <w:pPr>
-        <w:pStyle w:val="Heading3"/>
-      </w:pPr>
-      <w:r>
-        <w:t>Teacher key · Selected case answer</w:t>
+        <w:spacing w:line="336" w:lineRule="auto" w:after="180"/>
+      </w:pPr>
+      <w:r>
+        <w:rPr>
+          <w:b w:val="0"/>
+        </w:rPr>
+        <w:t xml:space="preserve">With three empty records, </w:t>
+      </w:r>
+      <w:r>
+        <w:rPr>
+          <w:b/>
+        </w:rPr>
+        <w:t>output</w:t>
+      </w:r>
+      <w:r>
+        <w:rPr>
+          <w:b w:val="0"/>
+        </w:rPr>
+        <w:t>0 0 3 None: the empty observed sum is0 by the supplied summing procedure, coverage0/3, and no observed mean exists.</w:t>
       </w:r>
     </w:p>
     <w:p>
       <w:pPr>
         <w:spacing w:line="336" w:lineRule="auto" w:after="180"/>
-        <w:shd w:fill="F1F6FC"/>
-      </w:pPr>
-      <w:r>
-        <w:rPr>
-          <w:b/>
-        </w:rPr>
-        <w:t>Output</w:t>
-      </w:r>
+      </w:pPr>
       <w:r>
         <w:rPr>
           <w:b w:val="0"/>
         </w:rPr>
-        <w:t>8 2 3 4.0: observed total8, two supplied scores out of three records, mean4 over denominator2.</w:t>
+        <w:t>It does not claim the missing scores were zero or that the true total is known.</w:t>
       </w:r>
     </w:p>
     <w:p>
       <w:pPr>
-        <w:spacing w:line="336" w:lineRule="auto" w:after="180"/>
-        <w:shd w:fill="F1F6FC"/>
-      </w:pPr>
-      <w:r>
-        <w:rPr>
-          <w:b w:val="0"/>
-        </w:rPr>
-        <w:t xml:space="preserve">With three empty records, </w:t>
-      </w:r>
-      <w:r>
-        <w:rPr>
-          <w:b/>
-        </w:rPr>
-        <w:t>output</w:t>
-      </w:r>
-      <w:r>
-        <w:rPr>
-          <w:b w:val="0"/>
-        </w:rPr>
-        <w:t>0 0 3 None: the empty observed sum is0 by the supplied summing procedure, coverage0/3, and no observed mean exists.</w:t>
-      </w:r>
-    </w:p>
-    <w:p>
-      <w:pPr>
-        <w:spacing w:line="336" w:lineRule="auto" w:after="180"/>
-        <w:shd w:fill="F1F6FC"/>
-      </w:pPr>
-      <w:r>
-        <w:rPr>
-          <w:b w:val="0"/>
-        </w:rPr>
-        <w:t>It does not claim the missing scores were zero or that the true total is known.</w:t>
+        <w:pStyle w:val="Heading2"/>
+      </w:pPr>
+      <w:r>
+        <w:t>Judge trace and support</w:t>
       </w:r>
     </w:p>
     <w:tbl>
@@ -3181,54 +2975,55 @@
     </w:tbl>
     <w:p>
       <w:pPr>
-        <w:pStyle w:val="Heading3"/>
-      </w:pPr>
-      <w:r>
-        <w:t>Teacher key · Selected case answer</w:t>
+        <w:spacing w:line="336" w:lineRule="auto" w:after="180"/>
+      </w:pPr>
+      <w:r>
+        <w:rPr>
+          <w:b w:val="0"/>
+        </w:rPr>
+        <w:t>Record each dimension as not yet, with support, or independent. Accept a valid alternative procedure with a defensible trace.</w:t>
       </w:r>
     </w:p>
     <w:p>
       <w:pPr>
         <w:spacing w:line="336" w:lineRule="auto" w:after="180"/>
-        <w:shd w:fill="F1F6FC"/>
       </w:pPr>
       <w:r>
         <w:rPr>
           <w:b w:val="0"/>
         </w:rPr>
-        <w:t>Record each dimension as not yet, with support, or independent. Accept a valid alternative procedure with a defensible trace.</w:t>
+        <w:t xml:space="preserve">Do not penalise an honestly recorded model failure if the learner correctly explains its </w:t>
+      </w:r>
+      <w:r>
+        <w:rPr>
+          <w:b/>
+        </w:rPr>
+        <w:t>evidence</w:t>
+      </w:r>
+      <w:r>
+        <w:rPr>
+          <w:b w:val="0"/>
+        </w:rPr>
+        <w:t xml:space="preserve"> and limits.</w:t>
       </w:r>
     </w:p>
     <w:p>
       <w:pPr>
-        <w:spacing w:line="336" w:lineRule="auto" w:after="180"/>
-        <w:shd w:fill="F1F6FC"/>
-      </w:pPr>
-      <w:r>
-        <w:rPr>
-          <w:b w:val="0"/>
-        </w:rPr>
-        <w:t xml:space="preserve">Do not penalise an honestly recorded model failure if the learner correctly explains its </w:t>
-      </w:r>
-      <w:r>
-        <w:rPr>
-          <w:b/>
-        </w:rPr>
-        <w:t>evidence</w:t>
-      </w:r>
-      <w:r>
-        <w:rPr>
-          <w:b w:val="0"/>
-        </w:rPr>
-        <w:t xml:space="preserve"> and limits.</w:t>
+        <w:pStyle w:val="Heading2"/>
+      </w:pPr>
+      <w:r>
+        <w:t>Give one repair action</w:t>
       </w:r>
     </w:p>
     <w:p>
       <w:pPr>
-        <w:pStyle w:val="Heading3"/>
-      </w:pPr>
-      <w:r>
-        <w:t>Feedback that the learner uses</w:t>
+        <w:spacing w:line="336" w:lineRule="auto" w:after="180"/>
+      </w:pPr>
+      <w:r>
+        <w:rPr>
+          <w:b w:val="0"/>
+        </w:rPr>
+        <w:t>Name the earliest unsupported step and give one action to repair it. Have the learner make that repair now and explain why. Then assess the relevant skill on a fresh, fully specified case.</w:t>
       </w:r>
     </w:p>
     <w:p>
@@ -3239,66 +3034,57 @@
         <w:rPr>
           <w:b w:val="0"/>
         </w:rPr>
-        <w:t>Name the earliest unsupported step and give one action to repair it. Have the learner make that repair now and explain why. Then assess the relevant skill on a fresh, fully specified case.</w:t>
+        <w:t>Confirm it was not previously practised with feedback; solve and check the new case before assigning it. A follow-up design prompt is a starting brief, not automatically an equivalent test.</w:t>
       </w:r>
     </w:p>
     <w:p>
       <w:pPr>
-        <w:spacing w:line="336" w:lineRule="auto" w:after="180"/>
-      </w:pPr>
-      <w:r>
-        <w:rPr>
-          <w:b w:val="0"/>
-        </w:rPr>
-        <w:t>Confirm it was not previously practised with feedback; solve and check the new case before assigning it. A follow-up design prompt is a starting brief, not automatically an equivalent test.</w:t>
+        <w:pStyle w:val="Heading2"/>
+      </w:pPr>
+      <w:r>
+        <w:t>W1 Read a row</w:t>
       </w:r>
     </w:p>
     <w:p>
       <w:pPr>
-        <w:pStyle w:val="Heading1"/>
-      </w:pPr>
-      <w:r>
-        <w:t>06. Connect the project, support and next lesson</w:t>
+        <w:spacing w:line="336" w:lineRule="auto" w:after="180"/>
+      </w:pPr>
+      <w:r>
+        <w:rPr>
+          <w:b w:val="0"/>
+        </w:rPr>
+        <w:t xml:space="preserve">In the worked </w:t>
+      </w:r>
+      <w:r>
+        <w:rPr>
+          <w:b/>
+        </w:rPr>
+        <w:t>dataset</w:t>
+      </w:r>
+      <w:r>
+        <w:rPr>
+          <w:b w:val="0"/>
+        </w:rPr>
+        <w:t>, state the number of records and the spare spaces in the second record.</w:t>
       </w:r>
     </w:p>
     <w:p>
-      <w:r>
-        <w:t>Connect Reading structured data to Python readiness portfolio, adapt support and plan a later changed-case check.</w:t>
+      <w:pPr>
+        <w:spacing w:line="336" w:lineRule="auto" w:after="180"/>
+      </w:pPr>
+      <w:r>
+        <w:rPr>
+          <w:b w:val="0"/>
+        </w:rPr>
+        <w:t>There are 2 records. The second has 0 spare spaces.</w:t>
       </w:r>
     </w:p>
     <w:p>
       <w:pPr>
-        <w:spacing w:line="336" w:lineRule="auto" w:after="180"/>
-      </w:pPr>
-      <w:r>
-        <w:rPr>
-          <w:b w:val="0"/>
-        </w:rPr>
-        <w:t xml:space="preserve">Add a labelled reading structured data </w:t>
-      </w:r>
-      <w:r>
-        <w:rPr>
-          <w:b/>
-        </w:rPr>
-        <w:t>evidence</w:t>
-      </w:r>
-      <w:r>
-        <w:rPr>
-          <w:b w:val="0"/>
-        </w:rPr>
-        <w:t xml:space="preserve"> sheet to Python readiness portfolio. Show how you can </w:t>
-      </w:r>
-      <w:r>
-        <w:rPr>
-          <w:b/>
-        </w:rPr>
-        <w:t>process</w:t>
-      </w:r>
-      <w:r>
-        <w:rPr>
-          <w:b w:val="0"/>
-        </w:rPr>
-        <w:t xml:space="preserve"> a list of records consistently.</w:t>
+        <w:pStyle w:val="Heading2"/>
+      </w:pPr>
+      <w:r>
+        <w:t>W2 Trace all updates</w:t>
       </w:r>
     </w:p>
     <w:p>
@@ -3309,31 +3095,7 @@
         <w:rPr>
           <w:b w:val="0"/>
         </w:rPr>
-        <w:t xml:space="preserve">Use the supplied fictional case and keep its </w:t>
-      </w:r>
-      <w:r>
-        <w:rPr>
-          <w:b/>
-        </w:rPr>
-        <w:t>input</w:t>
-      </w:r>
-      <w:r>
-        <w:rPr>
-          <w:b w:val="0"/>
-        </w:rPr>
-        <w:t xml:space="preserve">s, intermediate steps, calculation or </w:t>
-      </w:r>
-      <w:r>
-        <w:rPr>
-          <w:b/>
-        </w:rPr>
-        <w:t>prediction</w:t>
-      </w:r>
-      <w:r>
-        <w:rPr>
-          <w:b w:val="0"/>
-        </w:rPr>
-        <w:t>, and limitation. Connect this record to last week’s record; a matching answer without a trace is insufficient.</w:t>
+        <w:t>For spare contributions 2, 4 and 1, trace total starting at 0.</w:t>
       </w:r>
     </w:p>
     <w:p>
@@ -3344,54 +3106,15 @@
         <w:rPr>
           <w:b w:val="0"/>
         </w:rPr>
-        <w:t xml:space="preserve">Lay out a row card beside the </w:t>
-      </w:r>
-      <w:r>
-        <w:rPr>
-          <w:b/>
-        </w:rPr>
-        <w:t>accumulator</w:t>
-      </w:r>
-      <w:r>
-        <w:rPr>
-          <w:b w:val="0"/>
-        </w:rPr>
-        <w:t xml:space="preserve">. Extension: count </w:t>
-      </w:r>
-      <w:r>
-        <w:rPr>
-          <w:b/>
-        </w:rPr>
-        <w:t>process</w:t>
-      </w:r>
-      <w:r>
-        <w:rPr>
-          <w:b w:val="0"/>
-        </w:rPr>
-        <w:t>ed records separately and report that count with the total.</w:t>
+        <w:t>Running totals 2, 6, 7.</w:t>
       </w:r>
     </w:p>
     <w:p>
       <w:pPr>
-        <w:spacing w:line="336" w:lineRule="auto" w:after="180"/>
-      </w:pPr>
-      <w:r>
-        <w:rPr>
-          <w:b w:val="0"/>
-        </w:rPr>
-        <w:t xml:space="preserve">Next week: Testing and debugging functions. Reuse this week's explicit contracts and </w:t>
-      </w:r>
-      <w:r>
-        <w:rPr>
-          <w:b/>
-        </w:rPr>
-        <w:t>evidence</w:t>
-      </w:r>
-      <w:r>
-        <w:rPr>
-          <w:b w:val="0"/>
-        </w:rPr>
-        <w:t>.</w:t>
+        <w:pStyle w:val="Heading2"/>
+      </w:pPr>
+      <w:r>
+        <w:t>W3 Repair initialization</w:t>
       </w:r>
     </w:p>
     <w:p>
@@ -3402,15 +3125,486 @@
         <w:rPr>
           <w:b w:val="0"/>
         </w:rPr>
-        <w:t>Retain the project ledger and assess a changed case after support. Check the relevant prerequisite before carrying this component forward.</w:t>
+        <w:t>A loop resets total to 0 on each pass over contributions 2, 4, 1. What final total appears and how should it be fixed?</w:t>
       </w:r>
     </w:p>
     <w:p>
       <w:pPr>
+        <w:spacing w:line="336" w:lineRule="auto" w:after="180"/>
+      </w:pPr>
+      <w:r>
+        <w:rPr>
+          <w:b w:val="0"/>
+        </w:rPr>
+        <w:t>It ends at 1. Initialize total once before the loop; repaired total 7.</w:t>
+      </w:r>
+    </w:p>
+    <w:p>
+      <w:pPr>
+        <w:pStyle w:val="Heading2"/>
+      </w:pPr>
+      <w:r>
+        <w:t>W5 Interpret an empty result</w:t>
+      </w:r>
+    </w:p>
+    <w:p>
+      <w:pPr>
+        <w:spacing w:line="336" w:lineRule="auto" w:after="180"/>
+      </w:pPr>
+      <w:r>
+        <w:rPr>
+          <w:b w:val="0"/>
+        </w:rPr>
+        <w:t xml:space="preserve">An empty </w:t>
+      </w:r>
+      <w:r>
+        <w:rPr>
+          <w:b/>
+        </w:rPr>
+        <w:t>dataset</w:t>
+      </w:r>
+      <w:r>
+        <w:rPr>
+          <w:b w:val="0"/>
+        </w:rPr>
+        <w:t xml:space="preserve"> produces total 0. Can you conclude that every cupboard is full?</w:t>
+      </w:r>
+    </w:p>
+    <w:p>
+      <w:pPr>
+        <w:spacing w:line="336" w:lineRule="auto" w:after="180"/>
+      </w:pPr>
+      <w:r>
+        <w:rPr>
+          <w:b w:val="0"/>
+        </w:rPr>
+        <w:t xml:space="preserve">No. No records were </w:t>
+      </w:r>
+      <w:r>
+        <w:rPr>
+          <w:b/>
+        </w:rPr>
+        <w:t>process</w:t>
+      </w:r>
+      <w:r>
+        <w:rPr>
+          <w:b w:val="0"/>
+        </w:rPr>
+        <w:t xml:space="preserve">ed; the result provides no </w:t>
+      </w:r>
+      <w:r>
+        <w:rPr>
+          <w:b/>
+        </w:rPr>
+        <w:t>evidence</w:t>
+      </w:r>
+      <w:r>
+        <w:rPr>
+          <w:b w:val="0"/>
+        </w:rPr>
+        <w:t xml:space="preserve"> about actual cupboards.</w:t>
+      </w:r>
+    </w:p>
+    <w:p>
+      <w:pPr>
+        <w:pStyle w:val="Heading2"/>
+      </w:pPr>
+      <w:r>
+        <w:t>Earlier wording, alternatives and picture transcripts · reference / check after trying</w:t>
+      </w:r>
+    </w:p>
+    <w:p>
+      <w:pPr>
         <w:pStyle w:val="Heading3"/>
       </w:pPr>
       <w:r>
-        <w:t>Plan the delayed return</w:t>
+        <w:t>Guided and exit questions</w:t>
+      </w:r>
+    </w:p>
+    <w:p>
+      <w:pPr>
+        <w:spacing w:line="336" w:lineRule="auto" w:after="180"/>
+      </w:pPr>
+      <w:r>
+        <w:rPr>
+          <w:b w:val="0"/>
+        </w:rPr>
+        <w:t xml:space="preserve">Contributions 5, 0, 6; total 11. Exit: No. No records were </w:t>
+      </w:r>
+      <w:r>
+        <w:rPr>
+          <w:b/>
+        </w:rPr>
+        <w:t>process</w:t>
+      </w:r>
+      <w:r>
+        <w:rPr>
+          <w:b w:val="0"/>
+        </w:rPr>
+        <w:t xml:space="preserve">ed; the result provides no </w:t>
+      </w:r>
+      <w:r>
+        <w:rPr>
+          <w:b/>
+        </w:rPr>
+        <w:t>evidence</w:t>
+      </w:r>
+      <w:r>
+        <w:rPr>
+          <w:b w:val="0"/>
+        </w:rPr>
+        <w:t xml:space="preserve"> about actual cupboards.</w:t>
+      </w:r>
+    </w:p>
+    <w:p>
+      <w:pPr>
+        <w:pStyle w:val="Heading3"/>
+      </w:pPr>
+      <w:r>
+        <w:t>W1 Read a row</w:t>
+      </w:r>
+    </w:p>
+    <w:p>
+      <w:pPr>
+        <w:pStyle w:val="Heading3"/>
+      </w:pPr>
+      <w:r>
+        <w:t>W2 Trace all updates</w:t>
+      </w:r>
+    </w:p>
+    <w:p>
+      <w:pPr>
+        <w:pStyle w:val="Heading3"/>
+      </w:pPr>
+      <w:r>
+        <w:t>W3 Repair initialization</w:t>
+      </w:r>
+    </w:p>
+    <w:p>
+      <w:pPr>
+        <w:pStyle w:val="Heading3"/>
+      </w:pPr>
+      <w:r>
+        <w:t>W4 Process new records independently</w:t>
+      </w:r>
+    </w:p>
+    <w:p>
+      <w:pPr>
+        <w:spacing w:line="336" w:lineRule="auto" w:after="180"/>
+      </w:pPr>
+      <w:r>
+        <w:rPr>
+          <w:b w:val="0"/>
+        </w:rPr>
+        <w:t>Write a loop for records (capacity 9, used 2), (capacity 5, used 1), and (capacity 4, used 4). Predict the total. Reverse the order and test an empty list.</w:t>
+      </w:r>
+    </w:p>
+    <w:p>
+      <w:pPr>
+        <w:spacing w:line="336" w:lineRule="auto" w:after="180"/>
+      </w:pPr>
+      <w:r>
+        <w:rPr>
+          <w:b w:val="0"/>
+        </w:rPr>
+        <w:t xml:space="preserve">Contributions 7, 4, 0 give 11 in either order. Empty list gives 0. The loop must use both </w:t>
+      </w:r>
+      <w:r>
+        <w:rPr>
+          <w:b/>
+        </w:rPr>
+        <w:t>field</w:t>
+      </w:r>
+      <w:r>
+        <w:rPr>
+          <w:b w:val="0"/>
+        </w:rPr>
+        <w:t>s for every row.</w:t>
+      </w:r>
+    </w:p>
+    <w:p>
+      <w:pPr>
+        <w:pStyle w:val="Heading3"/>
+      </w:pPr>
+      <w:r>
+        <w:t>W5 Interpret an empty result</w:t>
+      </w:r>
+    </w:p>
+    <w:p>
+      <w:pPr>
+        <w:pStyle w:val="Heading3"/>
+      </w:pPr>
+      <w:r>
+        <w:t>Independent assessment and fresh retry</w:t>
+      </w:r>
+    </w:p>
+    <w:p>
+      <w:pPr>
+        <w:spacing w:line="336" w:lineRule="auto" w:after="180"/>
+      </w:pPr>
+      <w:r>
+        <w:rPr>
+          <w:b w:val="0"/>
+        </w:rPr>
+        <w:t xml:space="preserve">Independent W4 </w:t>
+      </w:r>
+      <w:r>
+        <w:rPr>
+          <w:b/>
+        </w:rPr>
+        <w:t>evidence</w:t>
+      </w:r>
+      <w:r>
+        <w:rPr>
+          <w:b w:val="0"/>
+        </w:rPr>
+        <w:t xml:space="preserve">: Contributions 7, 4, 0 give 11 in either order. Empty list gives 0. The loop must use both </w:t>
+      </w:r>
+      <w:r>
+        <w:rPr>
+          <w:b/>
+        </w:rPr>
+        <w:t>field</w:t>
+      </w:r>
+      <w:r>
+        <w:rPr>
+          <w:b w:val="0"/>
+        </w:rPr>
+        <w:t>s for every row. Record whether the learner needed no help, a hint or explanation.</w:t>
+      </w:r>
+    </w:p>
+    <w:p>
+      <w:pPr>
+        <w:spacing w:line="336" w:lineRule="auto" w:after="180"/>
+      </w:pPr>
+      <w:r>
+        <w:rPr>
+          <w:b w:val="0"/>
+        </w:rPr>
+        <w:t>Fresh retry: records (7, 2), (3, 3), (8, 6) contribute 5, 0, 2 and total 7; reversed order also totals 7.</w:t>
+      </w:r>
+    </w:p>
+    <w:p>
+      <w:pPr>
+        <w:pStyle w:val="Heading3"/>
+      </w:pPr>
+      <w:r>
+        <w:t>Assess independent transfer</w:t>
+      </w:r>
+    </w:p>
+    <w:p>
+      <w:pPr>
+        <w:pStyle w:val="Heading3"/>
+      </w:pPr>
+      <w:r>
+        <w:t>Selected case answer</w:t>
+      </w:r>
+    </w:p>
+    <w:p>
+      <w:pPr>
+        <w:pStyle w:val="Heading3"/>
+      </w:pPr>
+      <w:r>
+        <w:t>Feedback that the learner uses</w:t>
+      </w:r>
+    </w:p>
+    <w:p>
+      <w:pPr>
+        <w:pStyle w:val="Heading1"/>
+      </w:pPr>
+      <w:r>
+        <w:t>06. Keep the portfolio, support and delayed check</w:t>
+      </w:r>
+    </w:p>
+    <w:p>
+      <w:r>
+        <w:t>Track code execution separately from a correct paper trace.</w:t>
+      </w:r>
+    </w:p>
+    <w:p>
+      <w:pPr>
+        <w:pStyle w:val="Heading2"/>
+      </w:pPr>
+      <w:r>
+        <w:t>Project evidence</w:t>
+      </w:r>
+    </w:p>
+    <w:p>
+      <w:pPr>
+        <w:spacing w:line="336" w:lineRule="auto" w:after="180"/>
+      </w:pPr>
+      <w:r>
+        <w:rPr>
+          <w:b w:val="0"/>
+        </w:rPr>
+        <w:t xml:space="preserve">Add a labelled reading structured data </w:t>
+      </w:r>
+      <w:r>
+        <w:rPr>
+          <w:b/>
+        </w:rPr>
+        <w:t>evidence</w:t>
+      </w:r>
+      <w:r>
+        <w:rPr>
+          <w:b w:val="0"/>
+        </w:rPr>
+        <w:t xml:space="preserve"> sheet to Python readiness portfolio. Show how you can </w:t>
+      </w:r>
+      <w:r>
+        <w:rPr>
+          <w:b/>
+        </w:rPr>
+        <w:t>process</w:t>
+      </w:r>
+      <w:r>
+        <w:rPr>
+          <w:b w:val="0"/>
+        </w:rPr>
+        <w:t xml:space="preserve"> a list of records consistently.</w:t>
+      </w:r>
+    </w:p>
+    <w:p>
+      <w:pPr>
+        <w:spacing w:line="336" w:lineRule="auto" w:after="180"/>
+      </w:pPr>
+      <w:r>
+        <w:rPr>
+          <w:b w:val="0"/>
+        </w:rPr>
+        <w:t xml:space="preserve">Use the supplied fictional case and keep its </w:t>
+      </w:r>
+      <w:r>
+        <w:rPr>
+          <w:b/>
+        </w:rPr>
+        <w:t>input</w:t>
+      </w:r>
+      <w:r>
+        <w:rPr>
+          <w:b w:val="0"/>
+        </w:rPr>
+        <w:t xml:space="preserve">s, intermediate steps, calculation or </w:t>
+      </w:r>
+      <w:r>
+        <w:rPr>
+          <w:b/>
+        </w:rPr>
+        <w:t>prediction</w:t>
+      </w:r>
+      <w:r>
+        <w:rPr>
+          <w:b w:val="0"/>
+        </w:rPr>
+        <w:t>, and limitation. Connect this record to last week’s record; a matching answer without a trace is insufficient.</w:t>
+      </w:r>
+    </w:p>
+    <w:p>
+      <w:pPr>
+        <w:spacing w:line="336" w:lineRule="auto" w:after="180"/>
+      </w:pPr>
+      <w:r>
+        <w:rPr>
+          <w:b w:val="0"/>
+        </w:rPr>
+        <w:t xml:space="preserve">For Python readiness before the Responsible Plant Classifier, retain a trace of the values, the predicted </w:t>
+      </w:r>
+      <w:r>
+        <w:rPr>
+          <w:b/>
+        </w:rPr>
+        <w:t>output</w:t>
+      </w:r>
+      <w:r>
+        <w:rPr>
+          <w:b w:val="0"/>
+        </w:rPr>
+        <w:t xml:space="preserve">s and the changed-case explanation. Use actual Python 3 results to check the </w:t>
+      </w:r>
+      <w:r>
+        <w:rPr>
+          <w:b/>
+        </w:rPr>
+        <w:t>prediction</w:t>
+      </w:r>
+      <w:r>
+        <w:rPr>
+          <w:b w:val="0"/>
+        </w:rPr>
+        <w:t xml:space="preserve"> after reasoning first.</w:t>
+      </w:r>
+    </w:p>
+    <w:p>
+      <w:pPr>
+        <w:pStyle w:val="Heading2"/>
+      </w:pPr>
+      <w:r>
+        <w:t>Support and selected assessment guidance</w:t>
+      </w:r>
+    </w:p>
+    <w:p>
+      <w:pPr>
+        <w:spacing w:line="336" w:lineRule="auto" w:after="180"/>
+      </w:pPr>
+      <w:r>
+        <w:rPr>
+          <w:b w:val="0"/>
+        </w:rPr>
+        <w:t xml:space="preserve">Lay out a row card beside the </w:t>
+      </w:r>
+      <w:r>
+        <w:rPr>
+          <w:b/>
+        </w:rPr>
+        <w:t>accumulator</w:t>
+      </w:r>
+      <w:r>
+        <w:rPr>
+          <w:b w:val="0"/>
+        </w:rPr>
+        <w:t xml:space="preserve">. Extension: count </w:t>
+      </w:r>
+      <w:r>
+        <w:rPr>
+          <w:b/>
+        </w:rPr>
+        <w:t>process</w:t>
+      </w:r>
+      <w:r>
+        <w:rPr>
+          <w:b w:val="0"/>
+        </w:rPr>
+        <w:t>ed records separately and report that count with the total.</w:t>
+      </w:r>
+    </w:p>
+    <w:p>
+      <w:pPr>
+        <w:spacing w:line="336" w:lineRule="auto" w:after="180"/>
+      </w:pPr>
+      <w:r>
+        <w:rPr>
+          <w:b w:val="0"/>
+        </w:rPr>
+        <w:t>Selected independent answer: Output8 2 3 4.0: observed total8, two supplied scores out of three records, mean4 over denominator2. With three empty records, output0 0 3 None: the empty observed sum is0 by the supplied summing procedure, coverage0/3, and no observed mean exists. It does not claim the missing scores were zero or that the true total is known.</w:t>
+      </w:r>
+    </w:p>
+    <w:p>
+      <w:pPr>
+        <w:spacing w:line="336" w:lineRule="auto" w:after="180"/>
+      </w:pPr>
+      <w:r>
+        <w:rPr>
+          <w:b w:val="0"/>
+        </w:rPr>
+        <w:t>Keep earlier W4 transfer as additional practice; do not substitute its numbers or key for this selected task. Record prior exposure and use a fresh parallel case after support.</w:t>
+      </w:r>
+    </w:p>
+    <w:p>
+      <w:pPr>
+        <w:pStyle w:val="Heading2"/>
+      </w:pPr>
+      <w:r>
+        <w:t>Delayed return</w:t>
       </w:r>
     </w:p>
     <w:p>
@@ -3627,10 +3821,10 @@
     </w:p>
     <w:p>
       <w:pPr>
-        <w:pStyle w:val="Heading3"/>
-      </w:pPr>
-      <w:r>
-        <w:t>Project evidence from this case</w:t>
+        <w:pStyle w:val="Heading2"/>
+      </w:pPr>
+      <w:r>
+        <w:t>Bridge to the next topic</w:t>
       </w:r>
     </w:p>
     <w:p>
@@ -3641,44 +3835,38 @@
         <w:rPr>
           <w:b w:val="0"/>
         </w:rPr>
-        <w:t xml:space="preserve">For Python readiness before the Responsible Plant Classifier, retain a trace of the values, the predicted </w:t>
+        <w:t xml:space="preserve">Next week: Testing and debugging functions. Reuse this week's explicit contracts and </w:t>
       </w:r>
       <w:r>
         <w:rPr>
           <w:b/>
         </w:rPr>
-        <w:t>output</w:t>
+        <w:t>evidence</w:t>
       </w:r>
       <w:r>
         <w:rPr>
           <w:b w:val="0"/>
         </w:rPr>
-        <w:t xml:space="preserve">s and the changed-case explanation. Use actual Python 3 results to check the </w:t>
-      </w:r>
-      <w:r>
-        <w:rPr>
-          <w:b/>
-        </w:rPr>
-        <w:t>prediction</w:t>
-      </w:r>
-      <w:r>
-        <w:rPr>
-          <w:b w:val="0"/>
-        </w:rPr>
-        <w:t xml:space="preserve"> after reasoning first.</w:t>
+        <w:t>.</w:t>
       </w:r>
     </w:p>
     <w:p>
       <w:pPr>
-        <w:pStyle w:val="Heading1"/>
-      </w:pPr>
-      <w:r>
-        <w:t>07. Prepare, teach and assess</w:t>
+        <w:spacing w:line="336" w:lineRule="auto" w:after="180"/>
+      </w:pPr>
+      <w:r>
+        <w:rPr>
+          <w:b w:val="0"/>
+        </w:rPr>
+        <w:t>Retain the project ledger and assess a changed case after support. Check the relevant prerequisite before carrying this component forward.</w:t>
       </w:r>
     </w:p>
     <w:p>
-      <w:r>
-        <w:t>Use this preparation summary alongside the detailed Reading structured data lesson; it is a checklist rather than a replacement for the full sequence.</w:t>
+      <w:pPr>
+        <w:pStyle w:val="Heading2"/>
+      </w:pPr>
+      <w:r>
+        <w:t>Earlier wording, alternatives and picture transcripts · reference / check after trying</w:t>
       </w:r>
     </w:p>
     <w:p>
@@ -3686,13 +3874,49 @@
         <w:pStyle w:val="Heading3"/>
       </w:pPr>
       <w:r>
-        <w:t>Teaching target</w:t>
+        <w:t>Plan the delayed return</w:t>
       </w:r>
     </w:p>
     <w:p>
       <w:pPr>
+        <w:pStyle w:val="Heading3"/>
+      </w:pPr>
+      <w:r>
+        <w:t>Project evidence from this case</w:t>
+      </w:r>
+    </w:p>
+    <w:p>
+      <w:pPr>
+        <w:pStyle w:val="Heading1"/>
+      </w:pPr>
+      <w:r>
+        <w:t>Reference bank and extra practice</w:t>
+      </w:r>
+    </w:p>
+    <w:p>
+      <w:pPr>
+        <w:pStyle w:val="Heading1"/>
+      </w:pPr>
+      <w:r>
+        <w:t>07. Reference · Alternative planning checklist</w:t>
+      </w:r>
+    </w:p>
+    <w:p>
+      <w:r>
+        <w:t>Use alongside the main route without repeating the teaching cycle.</w:t>
+      </w:r>
+    </w:p>
+    <w:p>
+      <w:pPr>
+        <w:pStyle w:val="Heading2"/>
+      </w:pPr>
+      <w:r>
+        <w:t>Planning and assessment reference</w:t>
+      </w:r>
+    </w:p>
+    <w:p>
+      <w:pPr>
         <w:spacing w:line="336" w:lineRule="auto" w:after="180"/>
-        <w:shd w:fill="EDF7F3"/>
       </w:pPr>
       <w:r>
         <w:rPr>
@@ -3892,22 +4116,24 @@
     </w:p>
     <w:p>
       <w:pPr>
-        <w:pStyle w:val="Heading3"/>
-      </w:pPr>
-      <w:r>
-        <w:t>Supported practice answer</w:t>
+        <w:spacing w:line="336" w:lineRule="auto" w:after="180"/>
+      </w:pPr>
+      <w:r>
+        <w:rPr>
+          <w:b w:val="0"/>
+        </w:rPr>
+        <w:t>Reasoned practice answer: Running totals 2, 6, 7.</w:t>
       </w:r>
     </w:p>
     <w:p>
       <w:pPr>
         <w:spacing w:line="336" w:lineRule="auto" w:after="180"/>
-        <w:shd w:fill="F1F6FC"/>
       </w:pPr>
       <w:r>
         <w:rPr>
           <w:b w:val="0"/>
         </w:rPr>
-        <w:t>Reasoned practice answer: Running totals 2, 6, 7.</w:t>
+        <w:t>Check every learner before discussion: Use the worked case for Reading structured data. Proposed explanation: “A successful run proves the conclusion”. Decide whether this explanation is supported.</w:t>
       </w:r>
     </w:p>
     <w:p>
@@ -3918,7 +4144,7 @@
         <w:rPr>
           <w:b w:val="0"/>
         </w:rPr>
-        <w:t>Check every learner before discussion: Use the worked case for Reading structured data. Proposed explanation: “A successful run proves the conclusion”. Decide whether this explanation is supported.</w:t>
+        <w:t>Point to the step or supplied fact that decides; explain your repair if needed.</w:t>
       </w:r>
     </w:p>
     <w:p>
@@ -3929,153 +4155,105 @@
         <w:rPr>
           <w:b w:val="0"/>
         </w:rPr>
-        <w:t>Point to the step or supplied fact that decides; explain your repair if needed.</w:t>
+        <w:t xml:space="preserve">Misconception repair: This loop assumes every record has the required integer </w:t>
+      </w:r>
+      <w:r>
+        <w:rPr>
+          <w:b/>
+        </w:rPr>
+        <w:t>field</w:t>
+      </w:r>
+      <w:r>
+        <w:rPr>
+          <w:b w:val="0"/>
+        </w:rPr>
+        <w:t xml:space="preserve">s. A missing used </w:t>
+      </w:r>
+      <w:r>
+        <w:rPr>
+          <w:b/>
+        </w:rPr>
+        <w:t>field</w:t>
+      </w:r>
+      <w:r>
+        <w:rPr>
+          <w:b w:val="0"/>
+        </w:rPr>
+        <w:t xml:space="preserve"> causes KeyError. Do not silently treat a missing count as zero; that would invent unused capacity.</w:t>
       </w:r>
     </w:p>
     <w:p>
       <w:pPr>
-        <w:pStyle w:val="Heading3"/>
-      </w:pPr>
-      <w:r>
-        <w:t>Repair the misconception</w:t>
+        <w:spacing w:line="336" w:lineRule="auto" w:after="180"/>
+      </w:pPr>
+      <w:r>
+        <w:rPr>
+          <w:b w:val="0"/>
+        </w:rPr>
+        <w:t xml:space="preserve">Support: read the exact case aloud, enlarge the labelled picture, supply </w:t>
+      </w:r>
+      <w:r>
+        <w:rPr>
+          <w:b/>
+        </w:rPr>
+        <w:t>input</w:t>
+      </w:r>
+      <w:r>
+        <w:rPr>
+          <w:b w:val="0"/>
+        </w:rPr>
+        <w:t xml:space="preserve"> cards and model only the first deciding step. Accept a spoken explanation or drawing; retain the reasoning goal.</w:t>
       </w:r>
     </w:p>
     <w:p>
       <w:pPr>
         <w:spacing w:line="336" w:lineRule="auto" w:after="180"/>
-        <w:shd w:fill="FFF5E6"/>
       </w:pPr>
       <w:r>
         <w:rPr>
           <w:b w:val="0"/>
         </w:rPr>
-        <w:t xml:space="preserve">Misconception repair: This loop assumes every record has the required integer </w:t>
+        <w:t xml:space="preserve">Extension: Add {"count":4} as a fourth row. Require a </w:t>
       </w:r>
       <w:r>
         <w:rPr>
           <w:b/>
         </w:rPr>
-        <w:t>field</w:t>
+        <w:t>prediction</w:t>
       </w:r>
       <w:r>
         <w:rPr>
           <w:b w:val="0"/>
         </w:rPr>
-        <w:t xml:space="preserve">s. A missing used </w:t>
-      </w:r>
-      <w:r>
-        <w:rPr>
-          <w:b/>
-        </w:rPr>
-        <w:t>field</w:t>
-      </w:r>
-      <w:r>
-        <w:rPr>
-          <w:b w:val="0"/>
-        </w:rPr>
-        <w:t xml:space="preserve"> causes KeyError. Do not silently treat a missing count as zero; that would invent unused capacity.</w:t>
+        <w:t xml:space="preserve"> and a reason before comparing. Expected result: Sum becomes 6, denominator 3, mean 2; coverage is 3 of 4.</w:t>
       </w:r>
     </w:p>
     <w:p>
       <w:pPr>
-        <w:pStyle w:val="Heading3"/>
-      </w:pPr>
-      <w:r>
-        <w:t>Support without giving away the answer</w:t>
+        <w:spacing w:line="336" w:lineRule="auto" w:after="180"/>
+      </w:pPr>
+      <w:r>
+        <w:rPr>
+          <w:b w:val="0"/>
+        </w:rPr>
+        <w:t xml:space="preserve">Reason: Only the added recorded value contributes; the existing absent </w:t>
+      </w:r>
+      <w:r>
+        <w:rPr>
+          <w:b/>
+        </w:rPr>
+        <w:t>field</w:t>
+      </w:r>
+      <w:r>
+        <w:rPr>
+          <w:b w:val="0"/>
+        </w:rPr>
+        <w:t xml:space="preserve"> remains skipped.</w:t>
       </w:r>
     </w:p>
     <w:p>
       <w:pPr>
         <w:spacing w:line="336" w:lineRule="auto" w:after="180"/>
-        <w:shd w:fill="F1F6F8"/>
-      </w:pPr>
-      <w:r>
-        <w:rPr>
-          <w:b w:val="0"/>
-        </w:rPr>
-        <w:t xml:space="preserve">Support: read the exact case aloud, enlarge the labelled picture, supply </w:t>
-      </w:r>
-      <w:r>
-        <w:rPr>
-          <w:b/>
-        </w:rPr>
-        <w:t>input</w:t>
-      </w:r>
-      <w:r>
-        <w:rPr>
-          <w:b w:val="0"/>
-        </w:rPr>
-        <w:t xml:space="preserve"> cards and model only the first deciding step. Accept a spoken explanation or drawing; retain the reasoning goal.</w:t>
-      </w:r>
-    </w:p>
-    <w:p>
-      <w:pPr>
-        <w:pStyle w:val="Heading3"/>
-      </w:pPr>
-      <w:r>
-        <w:t>Extend the reasoning</w:t>
-      </w:r>
-    </w:p>
-    <w:p>
-      <w:pPr>
-        <w:spacing w:line="336" w:lineRule="auto" w:after="180"/>
-        <w:shd w:fill="F5F1FB"/>
-      </w:pPr>
-      <w:r>
-        <w:rPr>
-          <w:b w:val="0"/>
-        </w:rPr>
-        <w:t xml:space="preserve">Extension: Add {"count":4} as a fourth row. Require a </w:t>
-      </w:r>
-      <w:r>
-        <w:rPr>
-          <w:b/>
-        </w:rPr>
-        <w:t>prediction</w:t>
-      </w:r>
-      <w:r>
-        <w:rPr>
-          <w:b w:val="0"/>
-        </w:rPr>
-        <w:t xml:space="preserve"> and a reason before comparing. Expected result: Sum becomes 6, denominator 3, mean 2; coverage is 3 of 4.</w:t>
-      </w:r>
-    </w:p>
-    <w:p>
-      <w:pPr>
-        <w:spacing w:line="336" w:lineRule="auto" w:after="180"/>
-        <w:shd w:fill="F5F1FB"/>
-      </w:pPr>
-      <w:r>
-        <w:rPr>
-          <w:b w:val="0"/>
-        </w:rPr>
-        <w:t xml:space="preserve">Reason: Only the added recorded value contributes; the existing absent </w:t>
-      </w:r>
-      <w:r>
-        <w:rPr>
-          <w:b/>
-        </w:rPr>
-        <w:t>field</w:t>
-      </w:r>
-      <w:r>
-        <w:rPr>
-          <w:b w:val="0"/>
-        </w:rPr>
-        <w:t xml:space="preserve"> remains skipped.</w:t>
-      </w:r>
-    </w:p>
-    <w:p>
-      <w:pPr>
-        <w:pStyle w:val="Heading3"/>
-      </w:pPr>
-      <w:r>
-        <w:t>Protect the independent attempt</w:t>
-      </w:r>
-    </w:p>
-    <w:p>
-      <w:pPr>
-        <w:spacing w:line="336" w:lineRule="auto" w:after="180"/>
-        <w:shd w:fill="FFF5E6"/>
       </w:pPr>
       <w:r>
         <w:rPr>
@@ -4270,94 +4448,93 @@
     </w:tbl>
     <w:p>
       <w:pPr>
-        <w:pStyle w:val="Heading3"/>
-      </w:pPr>
-      <w:r>
-        <w:t>Project checkpoint</w:t>
+        <w:spacing w:line="336" w:lineRule="auto" w:after="180"/>
+      </w:pPr>
+      <w:r>
+        <w:rPr>
+          <w:b w:val="0"/>
+        </w:rPr>
+        <w:t xml:space="preserve">Project checkpoint: Python readiness portfolio. Keep runnable code, </w:t>
+      </w:r>
+      <w:r>
+        <w:rPr>
+          <w:b/>
+        </w:rPr>
+        <w:t>prediction</w:t>
+      </w:r>
+      <w:r>
+        <w:rPr>
+          <w:b w:val="0"/>
+        </w:rPr>
+        <w:t xml:space="preserve">s, actual </w:t>
+      </w:r>
+      <w:r>
+        <w:rPr>
+          <w:b/>
+        </w:rPr>
+        <w:t>output</w:t>
+      </w:r>
+      <w:r>
+        <w:rPr>
+          <w:b w:val="0"/>
+        </w:rPr>
+        <w:t xml:space="preserve">s, one repaired error and an explanation of a function on changed </w:t>
+      </w:r>
+      <w:r>
+        <w:rPr>
+          <w:b/>
+        </w:rPr>
+        <w:t>input</w:t>
+      </w:r>
+      <w:r>
+        <w:rPr>
+          <w:b w:val="0"/>
+        </w:rPr>
+        <w:t>s.</w:t>
       </w:r>
     </w:p>
     <w:p>
       <w:pPr>
         <w:spacing w:line="336" w:lineRule="auto" w:after="180"/>
-        <w:shd w:fill="EDF7F3"/>
       </w:pPr>
       <w:r>
         <w:rPr>
           <w:b w:val="0"/>
         </w:rPr>
-        <w:t xml:space="preserve">Project checkpoint: Python readiness portfolio. Keep runnable code, </w:t>
+        <w:t xml:space="preserve">Use the weekly teacher answer for topic-specific reasoning. A saved progress tick is an activity record; judge mastery from the learner’s explanation and </w:t>
       </w:r>
       <w:r>
         <w:rPr>
           <w:b/>
         </w:rPr>
-        <w:t>prediction</w:t>
+        <w:t>evidence</w:t>
       </w:r>
       <w:r>
         <w:rPr>
           <w:b w:val="0"/>
         </w:rPr>
-        <w:t xml:space="preserve">s, actual </w:t>
-      </w:r>
-      <w:r>
-        <w:rPr>
-          <w:b/>
-        </w:rPr>
-        <w:t>output</w:t>
-      </w:r>
-      <w:r>
-        <w:rPr>
-          <w:b w:val="0"/>
-        </w:rPr>
-        <w:t xml:space="preserve">s, one repaired error and an explanation of a function on changed </w:t>
-      </w:r>
-      <w:r>
-        <w:rPr>
-          <w:b/>
-        </w:rPr>
-        <w:t>input</w:t>
-      </w:r>
-      <w:r>
-        <w:rPr>
-          <w:b w:val="0"/>
-        </w:rPr>
-        <w:t>s.</w:t>
+        <w:t>.</w:t>
       </w:r>
     </w:p>
     <w:p>
       <w:pPr>
-        <w:spacing w:line="336" w:lineRule="auto" w:after="180"/>
-      </w:pPr>
-      <w:r>
-        <w:rPr>
-          <w:b w:val="0"/>
-        </w:rPr>
-        <w:t xml:space="preserve">Use the weekly teacher answer for topic-specific reasoning. A saved progress tick is an activity record; judge mastery from the learner’s explanation and </w:t>
-      </w:r>
-      <w:r>
-        <w:rPr>
-          <w:b/>
-        </w:rPr>
-        <w:t>evidence</w:t>
-      </w:r>
-      <w:r>
-        <w:rPr>
-          <w:b w:val="0"/>
-        </w:rPr>
-        <w:t>.</w:t>
+        <w:pStyle w:val="Heading1"/>
+      </w:pPr>
+      <w:r>
+        <w:t>08. Reference · Feedback and evidence records</w:t>
       </w:r>
     </w:p>
     <w:p>
-      <w:pPr>
-        <w:pStyle w:val="Heading1"/>
-      </w:pPr>
-      <w:r>
-        <w:t>08. Use feedback, labs and repair paths</w:t>
+      <w:r>
+        <w:t>Keep individual first attempts separate from supported rehearsal.</w:t>
       </w:r>
     </w:p>
     <w:p>
-      <w:r>
-        <w:t>Use feedback, earlier review and portfolios purposefully. Apply the coding routine only when this lesson has an executable lab.</w:t>
+      <w:pPr>
+        <w:pStyle w:val="Heading2"/>
+      </w:pPr>
+      <w:r>
+        <w:t>Feedback and repair</w:t>
       </w:r>
     </w:p>
     <w:p>
@@ -4456,40 +4633,17 @@
         <w:pStyle w:val="Heading1"/>
       </w:pPr>
       <w:r>
-        <w:t>09. Visual concept journey</w:t>
+        <w:t>09. Reference · Teach with the six pictures</w:t>
       </w:r>
     </w:p>
     <w:p>
       <w:r>
-        <w:t>Show one Reading structured data graphic at a time, request a prediction and discuss its trace before the independent assessment.</w:t>
+        <w:t>Use the relevant picture for a specific reasoning move.</w:t>
       </w:r>
     </w:p>
     <w:p>
       <w:pPr>
-        <w:spacing w:line="336" w:lineRule="auto" w:after="180"/>
-      </w:pPr>
-      <w:r>
-        <w:rPr>
-          <w:b w:val="0"/>
-        </w:rPr>
-        <w:t xml:space="preserve">Use one picture at a time. Hide a worked result before asking for a </w:t>
-      </w:r>
-      <w:r>
-        <w:rPr>
-          <w:b/>
-        </w:rPr>
-        <w:t>prediction</w:t>
-      </w:r>
-      <w:r>
-        <w:rPr>
-          <w:b w:val="0"/>
-        </w:rPr>
-        <w:t>, then reveal it for feedback. These are supported teaching cases; retain the separate independent assessment for a fresh first attempt.</w:t>
-      </w:r>
-    </w:p>
-    <w:p>
-      <w:pPr>
-        <w:pStyle w:val="Heading3"/>
+        <w:pStyle w:val="Heading2"/>
       </w:pPr>
       <w:r>
         <w:t>01. Reading structured data: the case</w:t>
@@ -4500,7 +4654,7 @@
         <w:drawing>
           <wp:inline xmlns:a="http://schemas.openxmlformats.org/drawingml/2006/main" xmlns:pic="http://schemas.openxmlformats.org/drawingml/2006/picture">
             <wp:extent cx="5486400" cy="2834640"/>
-            <wp:docPr id="3" name="Picture 3" descr="Read rows with a missing-field policy. A toy table is represented as a list of dictionaries; count only rows with a recorded count. Supplied facts: Python 3 records: [{&quot;count&quot;:2},{&quot;count&quot;:0},{}]. Policy: include existing numeric counts, including zero; skip an absent field."/>
+            <wp:docPr id="4" name="Picture 4" descr="Read rows with a missing-field policy. A toy table is represented as a list of dictionaries; count only rows with a recorded count. Supplied facts: Python 3 records: [{&quot;count&quot;:2},{&quot;count&quot;:0},{}]. Policy: include existing numeric counts, including zero; skip an absent field."/>
             <wp:cNvGraphicFramePr>
               <a:graphicFrameLocks noChangeAspect="1"/>
             </wp:cNvGraphicFramePr>
@@ -4512,7 +4666,7 @@
                     <pic:cNvPicPr/>
                   </pic:nvPicPr>
                   <pic:blipFill>
-                    <a:blip r:embed="rId11"/>
+                    <a:blip r:embed="rId12"/>
                     <a:stretch>
                       <a:fillRect/>
                     </a:stretch>
@@ -4580,7 +4734,6 @@
     <w:p>
       <w:pPr>
         <w:spacing w:line="336" w:lineRule="auto" w:after="180"/>
-        <w:shd w:fill="F5F1FB"/>
       </w:pPr>
       <w:r>
         <w:rPr>
@@ -4591,27 +4744,18 @@
     </w:p>
     <w:p>
       <w:pPr>
-        <w:pStyle w:val="Heading3"/>
-      </w:pPr>
-      <w:r>
-        <w:t>Discuss while showing the picture</w:t>
+        <w:spacing w:line="336" w:lineRule="auto" w:after="180"/>
+      </w:pPr>
+      <w:r>
+        <w:rPr>
+          <w:b w:val="0"/>
+        </w:rPr>
+        <w:t>Teacher prompt: Point to the given fact that matters most. Explain why it matters. Ask learners to describe one label or arrow in ordinary words. Use the adjacent transcript if the image is difficult to see.</w:t>
       </w:r>
     </w:p>
     <w:p>
       <w:pPr>
-        <w:spacing w:line="336" w:lineRule="auto" w:after="180"/>
-        <w:shd w:fill="F1F6F8"/>
-      </w:pPr>
-      <w:r>
-        <w:rPr>
-          <w:b w:val="0"/>
-        </w:rPr>
-        <w:t>Teacher prompt: Point to the given fact that matters most. Explain why it matters. Ask learners to describe one label or arrow in ordinary words. Use the adjacent transcript if the image is difficult to see.</w:t>
-      </w:r>
-    </w:p>
-    <w:p>
-      <w:pPr>
-        <w:pStyle w:val="Heading3"/>
+        <w:pStyle w:val="Heading2"/>
       </w:pPr>
       <w:r>
         <w:t>02. Follow the deciding steps</w:t>
@@ -4622,7 +4766,7 @@
         <w:drawing>
           <wp:inline xmlns:a="http://schemas.openxmlformats.org/drawingml/2006/main" xmlns:pic="http://schemas.openxmlformats.org/drawingml/2006/picture">
             <wp:extent cx="5486400" cy="3182112"/>
-            <wp:docPr id="4" name="Picture 4" descr="Inspect three rows: Two rows contain count; the third does not. → Accumulate values: The included values sum to 2+0=2, with denominator 2. → Report coverage and mean: Mean is 1; measured coverage is 2 of 3 rows."/>
+            <wp:docPr id="5" name="Picture 5" descr="Inspect three rows: Two rows contain count; the third does not. → Accumulate values: The included values sum to 2+0=2, with denominator 2. → Report coverage and mean: Mean is 1; measured coverage is 2 of 3 rows."/>
             <wp:cNvGraphicFramePr>
               <a:graphicFrameLocks noChangeAspect="1"/>
             </wp:cNvGraphicFramePr>
@@ -4634,7 +4778,7 @@
                     <pic:cNvPicPr/>
                   </pic:nvPicPr>
                   <pic:blipFill>
-                    <a:blip r:embed="rId12"/>
+                    <a:blip r:embed="rId9"/>
                     <a:stretch>
                       <a:fillRect/>
                     </a:stretch>
@@ -4667,7 +4811,6 @@
     <w:p>
       <w:pPr>
         <w:spacing w:line="336" w:lineRule="auto" w:after="180"/>
-        <w:shd w:fill="F5F1FB"/>
       </w:pPr>
       <w:r>
         <w:rPr>
@@ -4690,39 +4833,30 @@
     </w:p>
     <w:p>
       <w:pPr>
-        <w:pStyle w:val="Heading3"/>
-      </w:pPr>
-      <w:r>
-        <w:t>Discuss while showing the picture</w:t>
+        <w:spacing w:line="336" w:lineRule="auto" w:after="180"/>
+      </w:pPr>
+      <w:r>
+        <w:rPr>
+          <w:b w:val="0"/>
+        </w:rPr>
+        <w:t xml:space="preserve">Teacher prompt: Point to each numbered stage and explain which recorded </w:t>
+      </w:r>
+      <w:r>
+        <w:rPr>
+          <w:b/>
+        </w:rPr>
+        <w:t>input</w:t>
+      </w:r>
+      <w:r>
+        <w:rPr>
+          <w:b w:val="0"/>
+        </w:rPr>
+        <w:t xml:space="preserve"> it uses. Ask learners to describe one label or arrow in ordinary words. Use the adjacent transcript if the image is difficult to see.</w:t>
       </w:r>
     </w:p>
     <w:p>
       <w:pPr>
-        <w:spacing w:line="336" w:lineRule="auto" w:after="180"/>
-        <w:shd w:fill="F1F6F8"/>
-      </w:pPr>
-      <w:r>
-        <w:rPr>
-          <w:b w:val="0"/>
-        </w:rPr>
-        <w:t xml:space="preserve">Teacher prompt: Point to each numbered stage and explain which recorded </w:t>
-      </w:r>
-      <w:r>
-        <w:rPr>
-          <w:b/>
-        </w:rPr>
-        <w:t>input</w:t>
-      </w:r>
-      <w:r>
-        <w:rPr>
-          <w:b w:val="0"/>
-        </w:rPr>
-        <w:t xml:space="preserve"> it uses. Ask learners to describe one label or arrow in ordinary words. Use the adjacent transcript if the image is difficult to see.</w:t>
-      </w:r>
-    </w:p>
-    <w:p>
-      <w:pPr>
-        <w:pStyle w:val="Heading3"/>
+        <w:pStyle w:val="Heading2"/>
       </w:pPr>
       <w:r>
         <w:t>03. Included values and absent field</w:t>
@@ -4733,7 +4867,7 @@
         <w:drawing>
           <wp:inline xmlns:a="http://schemas.openxmlformats.org/drawingml/2006/main" xmlns:pic="http://schemas.openxmlformats.org/drawingml/2006/picture">
             <wp:extent cx="5486400" cy="3617976"/>
-            <wp:docPr id="5" name="Picture 5" descr="Included values and absent field. Row 1: Count value = 2, Include in mean? = Yes. Row 2: Count value = 0, Include in mean? = Yes. Row 3: Count value = Absent, Include in mean? = No."/>
+            <wp:docPr id="6" name="Picture 6" descr="Included values and absent field. Row 1: Count value = 2, Include in mean? = Yes. Row 2: Count value = 0, Include in mean? = Yes. Row 3: Count value = Absent, Include in mean? = No."/>
             <wp:cNvGraphicFramePr>
               <a:graphicFrameLocks noChangeAspect="1"/>
             </wp:cNvGraphicFramePr>
@@ -4790,7 +4924,6 @@
     <w:p>
       <w:pPr>
         <w:spacing w:line="336" w:lineRule="auto" w:after="180"/>
-        <w:shd w:fill="F5F1FB"/>
       </w:pPr>
       <w:r>
         <w:rPr>
@@ -4801,39 +4934,29 @@
     </w:p>
     <w:p>
       <w:pPr>
-        <w:pStyle w:val="Heading3"/>
-      </w:pPr>
-      <w:r>
-        <w:t>Discuss while showing the picture</w:t>
+        <w:spacing w:line="336" w:lineRule="auto" w:after="180"/>
+      </w:pPr>
+      <w:r>
+        <w:rPr>
+          <w:b w:val="0"/>
+        </w:rPr>
+        <w:t>Teacher prompt: Read the labels and values. Explain the relationship the model shows. Ask learners to describe one label or arrow in ordinary words. Use the adjacent transcript if the image is difficult to see.</w:t>
       </w:r>
     </w:p>
     <w:p>
       <w:pPr>
         <w:spacing w:line="336" w:lineRule="auto" w:after="180"/>
-        <w:shd w:fill="F1F6F8"/>
       </w:pPr>
       <w:r>
         <w:rPr>
           <w:b w:val="0"/>
         </w:rPr>
-        <w:t>Teacher prompt: Read the labels and values. Explain the relationship the model shows. Ask learners to describe one label or arrow in ordinary words. Use the adjacent transcript if the image is difficult to see.</w:t>
+        <w:t>Check row/column meanings, units and denominators before discussing a difference. Supplied toy values are not real class or model results.</w:t>
       </w:r>
     </w:p>
     <w:p>
       <w:pPr>
-        <w:spacing w:line="336" w:lineRule="auto" w:after="180"/>
-        <w:shd w:fill="F1F6F8"/>
-      </w:pPr>
-      <w:r>
-        <w:rPr>
-          <w:b w:val="0"/>
-        </w:rPr>
-        <w:t>Check row/column meanings, units and denominators before discussing a difference. Supplied toy values are not real class or model results.</w:t>
-      </w:r>
-    </w:p>
-    <w:p>
-      <w:pPr>
-        <w:pStyle w:val="Heading3"/>
+        <w:pStyle w:val="Heading2"/>
       </w:pPr>
       <w:r>
         <w:t>04. Change one thing. Trace what follows.</w:t>
@@ -4844,7 +4967,7 @@
         <w:drawing>
           <wp:inline xmlns:a="http://schemas.openxmlformats.org/drawingml/2006/main" xmlns:pic="http://schemas.openxmlformats.org/drawingml/2006/picture">
             <wp:extent cx="5486400" cy="3026664"/>
-            <wp:docPr id="6" name="Picture 6" descr="Original case: Mean is 1; measured coverage is 2 of 3 rows. Changed condition: Add {&quot;count&quot;:4} as a fourth row. Expected result: Sum becomes 6, denominator 3, mean 2; coverage is 3 of 4. Reason: Only the added recorded value contributes; the existing absent field remains skipped."/>
+            <wp:docPr id="7" name="Picture 7" descr="Original case: Mean is 1; measured coverage is 2 of 3 rows. Changed condition: Add {&quot;count&quot;:4} as a fourth row. Expected result: Sum becomes 6, denominator 3, mean 2; coverage is 3 of 4. Reason: Only the added recorded value contributes; the existing absent field remains skipped."/>
             <wp:cNvGraphicFramePr>
               <a:graphicFrameLocks noChangeAspect="1"/>
             </wp:cNvGraphicFramePr>
@@ -4912,7 +5035,6 @@
     <w:p>
       <w:pPr>
         <w:spacing w:line="336" w:lineRule="auto" w:after="180"/>
-        <w:shd w:fill="F5F1FB"/>
       </w:pPr>
       <w:r>
         <w:rPr>
@@ -4923,51 +5045,41 @@
     </w:p>
     <w:p>
       <w:pPr>
-        <w:pStyle w:val="Heading3"/>
-      </w:pPr>
-      <w:r>
-        <w:t>Discuss while showing the picture</w:t>
+        <w:spacing w:line="336" w:lineRule="auto" w:after="180"/>
+      </w:pPr>
+      <w:r>
+        <w:rPr>
+          <w:b w:val="0"/>
+        </w:rPr>
+        <w:t>Teacher prompt: Predict before checking the worked changed-case result. Name what changed and what the supplied facts allow you to conclude. Ask learners to describe one label or arrow in ordinary words.</w:t>
       </w:r>
     </w:p>
     <w:p>
       <w:pPr>
         <w:spacing w:line="336" w:lineRule="auto" w:after="180"/>
-        <w:shd w:fill="F1F6F8"/>
       </w:pPr>
       <w:r>
         <w:rPr>
           <w:b w:val="0"/>
         </w:rPr>
-        <w:t>Teacher prompt: Predict before checking the worked changed-case result. Name what changed and what the supplied facts allow you to conclude. Ask learners to describe one label or arrow in ordinary words.</w:t>
+        <w:t xml:space="preserve">Use the adjacent transcript if the image is difficult to see. Changed-case reasoning: Only the added recorded value contributes; the existing absent </w:t>
+      </w:r>
+      <w:r>
+        <w:rPr>
+          <w:b/>
+        </w:rPr>
+        <w:t>field</w:t>
+      </w:r>
+      <w:r>
+        <w:rPr>
+          <w:b w:val="0"/>
+        </w:rPr>
+        <w:t xml:space="preserve"> remains skipped.</w:t>
       </w:r>
     </w:p>
     <w:p>
       <w:pPr>
-        <w:spacing w:line="336" w:lineRule="auto" w:after="180"/>
-        <w:shd w:fill="F1F6F8"/>
-      </w:pPr>
-      <w:r>
-        <w:rPr>
-          <w:b w:val="0"/>
-        </w:rPr>
-        <w:t xml:space="preserve">Use the adjacent transcript if the image is difficult to see. Changed-case reasoning: Only the added recorded value contributes; the existing absent </w:t>
-      </w:r>
-      <w:r>
-        <w:rPr>
-          <w:b/>
-        </w:rPr>
-        <w:t>field</w:t>
-      </w:r>
-      <w:r>
-        <w:rPr>
-          <w:b w:val="0"/>
-        </w:rPr>
-        <w:t xml:space="preserve"> remains skipped.</w:t>
-      </w:r>
-    </w:p>
-    <w:p>
-      <w:pPr>
-        <w:pStyle w:val="Heading3"/>
+        <w:pStyle w:val="Heading2"/>
       </w:pPr>
       <w:r>
         <w:t>05. Connect the explanation to its limit</w:t>
@@ -4978,7 +5090,7 @@
         <w:drawing>
           <wp:inline xmlns:a="http://schemas.openxmlformats.org/drawingml/2006/main" xmlns:pic="http://schemas.openxmlformats.org/drawingml/2006/picture">
             <wp:extent cx="5486400" cy="2834640"/>
-            <wp:docPr id="7" name="Picture 7" descr="Structured data need a row policy before aggregation. Treating missing as zero changes the statistic and can conceal incomplete coverage; real zero remains an observation. Limit: This worked row policy is explicit; file parsing, malformed values and data provenance require additional checks."/>
+            <wp:docPr id="8" name="Picture 8" descr="Structured data need a row policy before aggregation. Treating missing as zero changes the statistic and can conceal incomplete coverage; real zero remains an observation. Limit: This worked row policy is explicit; file parsing, malformed values and data provenance require additional checks."/>
             <wp:cNvGraphicFramePr>
               <a:graphicFrameLocks noChangeAspect="1"/>
             </wp:cNvGraphicFramePr>
@@ -5046,7 +5158,6 @@
     <w:p>
       <w:pPr>
         <w:spacing w:line="336" w:lineRule="auto" w:after="180"/>
-        <w:shd w:fill="F5F1FB"/>
       </w:pPr>
       <w:r>
         <w:rPr>
@@ -5057,39 +5168,29 @@
     </w:p>
     <w:p>
       <w:pPr>
-        <w:pStyle w:val="Heading3"/>
-      </w:pPr>
-      <w:r>
-        <w:t>Discuss while showing the picture</w:t>
+        <w:spacing w:line="336" w:lineRule="auto" w:after="180"/>
+      </w:pPr>
+      <w:r>
+        <w:rPr>
+          <w:b w:val="0"/>
+        </w:rPr>
+        <w:t>Teacher prompt: Explain the case, then point to a limit on the claim. Ask learners to describe one label or arrow in ordinary words. Use the adjacent transcript if the image is difficult to see.</w:t>
       </w:r>
     </w:p>
     <w:p>
       <w:pPr>
         <w:spacing w:line="336" w:lineRule="auto" w:after="180"/>
-        <w:shd w:fill="F1F6F8"/>
       </w:pPr>
       <w:r>
         <w:rPr>
           <w:b w:val="0"/>
         </w:rPr>
-        <w:t>Teacher prompt: Explain the case, then point to a limit on the claim. Ask learners to describe one label or arrow in ordinary words. Use the adjacent transcript if the image is difficult to see.</w:t>
+        <w:t>Keep the stated scope: This worked row policy is explicit; file parsing, malformed values and data provenance require additional checks.</w:t>
       </w:r>
     </w:p>
     <w:p>
       <w:pPr>
-        <w:spacing w:line="336" w:lineRule="auto" w:after="180"/>
-        <w:shd w:fill="F1F6F8"/>
-      </w:pPr>
-      <w:r>
-        <w:rPr>
-          <w:b w:val="0"/>
-        </w:rPr>
-        <w:t>Keep the stated scope: This worked row policy is explicit; file parsing, malformed values and data provenance require additional checks.</w:t>
-      </w:r>
-    </w:p>
-    <w:p>
-      <w:pPr>
-        <w:pStyle w:val="Heading3"/>
+        <w:pStyle w:val="Heading2"/>
       </w:pPr>
       <w:r>
         <w:t>06. Make the idea visible in your project</w:t>
@@ -5100,7 +5201,7 @@
         <w:drawing>
           <wp:inline xmlns:a="http://schemas.openxmlformats.org/drawingml/2006/main" xmlns:pic="http://schemas.openxmlformats.org/drawingml/2006/picture">
             <wp:extent cx="5486400" cy="3681984"/>
-            <wp:docPr id="8" name="Picture 8" descr="For Python readiness before the Responsible Plant Classifier, retain a trace of the values, the predicted outputs and the changed-case explanation. Use actual Python 3 results to check the prediction after reasoning first. Draw your input, deciding step, result and limit. Supported question: Circle the included rows, calculate the sum and mean, and state coverage. Repeat after adding the fourth row with count four."/>
+            <wp:docPr id="9" name="Picture 9" descr="For Python readiness before the Responsible Plant Classifier, retain a trace of the values, the predicted outputs and the changed-case explanation. Use actual Python 3 results to check the prediction after reasoning first. Draw your input, deciding step, result and limit. Supported question: Circle the included rows, calculate the sum and mean, and state coverage. Repeat after adding the fourth row with count four."/>
             <wp:cNvGraphicFramePr>
               <a:graphicFrameLocks noChangeAspect="1"/>
             </wp:cNvGraphicFramePr>
@@ -5192,7 +5293,6 @@
     <w:p>
       <w:pPr>
         <w:spacing w:line="336" w:lineRule="auto" w:after="180"/>
-        <w:shd w:fill="F5F1FB"/>
       </w:pPr>
       <w:r>
         <w:rPr>
@@ -5215,70 +5315,139 @@
     </w:p>
     <w:p>
       <w:pPr>
-        <w:pStyle w:val="Heading3"/>
-      </w:pPr>
-      <w:r>
-        <w:t>Discuss while showing the picture</w:t>
+        <w:spacing w:line="336" w:lineRule="auto" w:after="180"/>
+      </w:pPr>
+      <w:r>
+        <w:rPr>
+          <w:b w:val="0"/>
+        </w:rPr>
+        <w:t xml:space="preserve">Teacher prompt: Draw your project trace and justify the deciding step using </w:t>
+      </w:r>
+      <w:r>
+        <w:rPr>
+          <w:b/>
+        </w:rPr>
+        <w:t>evidence</w:t>
+      </w:r>
+      <w:r>
+        <w:rPr>
+          <w:b w:val="0"/>
+        </w:rPr>
+        <w:t>. Ask learners to describe one label or arrow in ordinary words. Use the adjacent transcript if the image is difficult to see.</w:t>
       </w:r>
     </w:p>
     <w:p>
       <w:pPr>
         <w:spacing w:line="336" w:lineRule="auto" w:after="180"/>
-        <w:shd w:fill="F1F6F8"/>
       </w:pPr>
       <w:r>
         <w:rPr>
           <w:b w:val="0"/>
         </w:rPr>
-        <w:t xml:space="preserve">Teacher prompt: Draw your project trace and justify the deciding step using </w:t>
+        <w:t xml:space="preserve">Supported practice key: Initially values 2 and 0 give sum 2 and mean 1 across two </w:t>
       </w:r>
       <w:r>
         <w:rPr>
           <w:b/>
         </w:rPr>
-        <w:t>evidence</w:t>
+        <w:t>observation</w:t>
       </w:r>
       <w:r>
         <w:rPr>
           <w:b w:val="0"/>
         </w:rPr>
-        <w:t>. Ask learners to describe one label or arrow in ordinary words. Use the adjacent transcript if the image is difficult to see.</w:t>
+        <w:t xml:space="preserve">s, coverage 2/3. Adding 4 gives sum 6, mean 2 across three </w:t>
+      </w:r>
+      <w:r>
+        <w:rPr>
+          <w:b/>
+        </w:rPr>
+        <w:t>observation</w:t>
+      </w:r>
+      <w:r>
+        <w:rPr>
+          <w:b w:val="0"/>
+        </w:rPr>
+        <w:t>s, coverage 3/4.</w:t>
       </w:r>
     </w:p>
     <w:p>
       <w:pPr>
+        <w:pStyle w:val="Heading2"/>
+      </w:pPr>
+      <w:r>
+        <w:t>Earlier wording, alternatives and picture transcripts · reference / check after trying</w:t>
+      </w:r>
+    </w:p>
+    <w:p>
+      <w:pPr>
         <w:spacing w:line="336" w:lineRule="auto" w:after="180"/>
-        <w:shd w:fill="F1F6F8"/>
       </w:pPr>
       <w:r>
         <w:rPr>
           <w:b w:val="0"/>
         </w:rPr>
-        <w:t xml:space="preserve">Supported practice key: Initially values 2 and 0 give sum 2 and mean 1 across two </w:t>
+        <w:t xml:space="preserve">Use one picture at a time. Hide a worked result before asking for a </w:t>
       </w:r>
       <w:r>
         <w:rPr>
           <w:b/>
         </w:rPr>
-        <w:t>observation</w:t>
+        <w:t>prediction</w:t>
       </w:r>
       <w:r>
         <w:rPr>
           <w:b w:val="0"/>
         </w:rPr>
-        <w:t xml:space="preserve">s, coverage 2/3. Adding 4 gives sum 6, mean 2 across three </w:t>
-      </w:r>
-      <w:r>
-        <w:rPr>
-          <w:b/>
-        </w:rPr>
-        <w:t>observation</w:t>
-      </w:r>
-      <w:r>
-        <w:rPr>
-          <w:b w:val="0"/>
-        </w:rPr>
-        <w:t>s, coverage 3/4.</w:t>
+        <w:t>, then reveal it for feedback. These are supported teaching cases; retain the separate independent assessment for a fresh first attempt.</w:t>
+      </w:r>
+    </w:p>
+    <w:p>
+      <w:pPr>
+        <w:pStyle w:val="Heading3"/>
+      </w:pPr>
+      <w:r>
+        <w:t>01. Reading structured data: the case</w:t>
+      </w:r>
+    </w:p>
+    <w:p>
+      <w:pPr>
+        <w:pStyle w:val="Heading3"/>
+      </w:pPr>
+      <w:r>
+        <w:t>02. Follow the deciding steps</w:t>
+      </w:r>
+    </w:p>
+    <w:p>
+      <w:pPr>
+        <w:pStyle w:val="Heading3"/>
+      </w:pPr>
+      <w:r>
+        <w:t>03. Included values and absent field</w:t>
+      </w:r>
+    </w:p>
+    <w:p>
+      <w:pPr>
+        <w:pStyle w:val="Heading3"/>
+      </w:pPr>
+      <w:r>
+        <w:t>04. Change one thing. Trace what follows.</w:t>
+      </w:r>
+    </w:p>
+    <w:p>
+      <w:pPr>
+        <w:pStyle w:val="Heading3"/>
+      </w:pPr>
+      <w:r>
+        <w:t>05. Connect the explanation to its limit</w:t>
+      </w:r>
+    </w:p>
+    <w:p>
+      <w:pPr>
+        <w:pStyle w:val="Heading3"/>
+      </w:pPr>
+      <w:r>
+        <w:t>06. Make the idea visible in your project</w:t>
       </w:r>
     </w:p>
     <w:sectPr>
